--- a/UIPrototype/代码安全扫描工具插件开发软件需求分析报告.docx
+++ b/UIPrototype/代码安全扫描工具插件开发软件需求分析报告.docx
@@ -17,7 +17,7 @@
     <w:p/>
     <w:p>
       <w:pPr>
-        <w:jc w:val="center"/>
+        <w:jc w:val="both"/>
         <w:rPr>
           <w:rFonts w:ascii="华文行楷" w:hAnsi="华文中宋" w:eastAsia="华文行楷"/>
           <w:szCs w:val="21"/>
@@ -46,7 +46,7 @@
                     </pic:cNvPicPr>
                   </pic:nvPicPr>
                   <pic:blipFill>
-                    <a:blip r:embed="rId6"/>
+                    <a:blip r:embed="rId7"/>
                     <a:stretch>
                       <a:fillRect/>
                     </a:stretch>
@@ -94,7 +94,7 @@
                     </pic:cNvPicPr>
                   </pic:nvPicPr>
                   <pic:blipFill>
-                    <a:blip r:embed="rId7"/>
+                    <a:blip r:embed="rId8"/>
                     <a:stretch>
                       <a:fillRect/>
                     </a:stretch>
@@ -351,7 +351,7 @@
     </w:p>
     <w:tbl>
       <w:tblPr>
-        <w:tblStyle w:val="8"/>
+        <w:tblStyle w:val="11"/>
         <w:tblW w:w="9284" w:type="dxa"/>
         <w:jc w:val="center"/>
         <w:tblBorders>
@@ -514,12 +514,16 @@
               <w:jc w:val="center"/>
               <w:rPr>
                 <w:rFonts w:hint="eastAsia"/>
+                <w:b w:val="0"/>
+                <w:bCs w:val="0"/>
                 <w:lang w:eastAsia="zh-CN"/>
               </w:rPr>
             </w:pPr>
             <w:r>
               <w:rPr>
                 <w:rFonts w:hint="eastAsia"/>
+                <w:b w:val="0"/>
+                <w:bCs w:val="0"/>
                 <w:lang w:eastAsia="zh-CN"/>
               </w:rPr>
               <w:t>马杰</w:t>
@@ -540,12 +544,16 @@
               <w:jc w:val="left"/>
               <w:rPr>
                 <w:rFonts w:hint="eastAsia"/>
+                <w:b w:val="0"/>
+                <w:bCs w:val="0"/>
                 <w:lang w:eastAsia="zh-CN"/>
               </w:rPr>
             </w:pPr>
             <w:r>
               <w:rPr>
                 <w:rFonts w:hint="eastAsia"/>
+                <w:b w:val="0"/>
+                <w:bCs w:val="0"/>
                 <w:lang w:eastAsia="zh-CN"/>
               </w:rPr>
               <w:t>网安2313</w:t>
@@ -566,12 +574,16 @@
               <w:jc w:val="center"/>
               <w:rPr>
                 <w:rFonts w:hint="eastAsia"/>
+                <w:b w:val="0"/>
+                <w:bCs w:val="0"/>
                 <w:lang w:eastAsia="zh-CN"/>
               </w:rPr>
             </w:pPr>
             <w:r>
               <w:rPr>
                 <w:rFonts w:hint="eastAsia"/>
+                <w:b w:val="0"/>
+                <w:bCs w:val="0"/>
                 <w:lang w:eastAsia="zh-CN"/>
               </w:rPr>
               <w:t>202321336084</w:t>
@@ -874,25 +886,9 @@
     </w:p>
     <w:p>
       <w:pPr>
-        <w:bidi w:val="0"/>
-        <w:rPr>
-          <w:rFonts w:hint="eastAsia"/>
-          <w:lang w:val="en-US" w:eastAsia="zh-CN"/>
-        </w:rPr>
-      </w:pPr>
-    </w:p>
-    <w:p>
-      <w:pPr>
-        <w:bidi w:val="0"/>
-        <w:rPr>
-          <w:rFonts w:hint="eastAsia"/>
-          <w:lang w:val="en-US" w:eastAsia="zh-CN"/>
-        </w:rPr>
-      </w:pPr>
-    </w:p>
-    <w:p/>
-    <w:sdt>
-      <w:sdtPr>
+        <w:spacing w:before="0" w:beforeLines="0" w:after="0" w:afterLines="0" w:line="240" w:lineRule="auto"/>
+        <w:ind w:left="0" w:leftChars="0" w:right="0" w:rightChars="0" w:firstLine="0" w:firstLineChars="0"/>
+        <w:jc w:val="both"/>
         <w:rPr>
           <w:rFonts w:hint="eastAsia" w:ascii="黑体" w:hAnsi="黑体" w:eastAsia="黑体" w:cs="黑体"/>
           <w:b/>
@@ -902,7 +898,52 @@
           <w:szCs w:val="32"/>
           <w:lang w:val="en-US" w:eastAsia="zh-CN" w:bidi="ar-SA"/>
         </w:rPr>
-        <w:id w:val="147460055"/>
+      </w:pPr>
+    </w:p>
+    <w:p>
+      <w:pPr>
+        <w:spacing w:before="0" w:beforeLines="0" w:after="0" w:afterLines="0" w:line="240" w:lineRule="auto"/>
+        <w:ind w:left="0" w:leftChars="0" w:right="0" w:rightChars="0" w:firstLine="0" w:firstLineChars="0"/>
+        <w:jc w:val="both"/>
+        <w:rPr>
+          <w:rFonts w:hint="eastAsia" w:ascii="黑体" w:hAnsi="黑体" w:eastAsia="黑体" w:cs="黑体"/>
+          <w:b/>
+          <w:bCs/>
+          <w:kern w:val="2"/>
+          <w:sz w:val="32"/>
+          <w:szCs w:val="32"/>
+          <w:lang w:val="en-US" w:eastAsia="zh-CN" w:bidi="ar-SA"/>
+        </w:rPr>
+        <w:sectPr>
+          <w:pgSz w:w="11906" w:h="16838"/>
+          <w:pgMar w:top="1440" w:right="1417" w:bottom="1440" w:left="1417" w:header="851" w:footer="992" w:gutter="0"/>
+          <w:cols w:space="425" w:num="1"/>
+          <w:docGrid w:type="lines" w:linePitch="312" w:charSpace="0"/>
+        </w:sectPr>
+      </w:pPr>
+    </w:p>
+    <w:p>
+      <w:pPr>
+        <w:ind w:left="0" w:leftChars="0" w:firstLine="0" w:firstLineChars="0"/>
+        <w:rPr>
+          <w:rFonts w:hint="eastAsia" w:ascii="黑体" w:hAnsi="黑体" w:eastAsia="黑体" w:cs="黑体"/>
+          <w:b/>
+          <w:bCs/>
+          <w:sz w:val="32"/>
+          <w:szCs w:val="32"/>
+        </w:rPr>
+      </w:pPr>
+    </w:p>
+    <w:sdt>
+      <w:sdtPr>
+        <w:rPr>
+          <w:rFonts w:ascii="宋体" w:hAnsi="宋体" w:eastAsia="宋体" w:cstheme="minorBidi"/>
+          <w:kern w:val="2"/>
+          <w:sz w:val="21"/>
+          <w:szCs w:val="24"/>
+          <w:lang w:val="en-US" w:eastAsia="zh-CN" w:bidi="ar-SA"/>
+        </w:rPr>
+        <w:id w:val="147470331"/>
         <w15:color w:val="DBDBDB"/>
         <w:docPartObj>
           <w:docPartGallery w:val="Table of Contents"/>
@@ -912,10 +953,9 @@
       <w:sdtEndPr>
         <w:rPr>
           <w:rFonts w:hint="eastAsia" w:ascii="黑体" w:hAnsi="黑体" w:eastAsia="黑体" w:cs="黑体"/>
-          <w:b/>
           <w:bCs/>
           <w:kern w:val="2"/>
-          <w:sz w:val="32"/>
+          <w:sz w:val="21"/>
           <w:szCs w:val="32"/>
           <w:lang w:val="en-US" w:eastAsia="zh-CN" w:bidi="ar-SA"/>
         </w:rPr>
@@ -926,6 +966,8 @@
             <w:spacing w:before="0" w:beforeLines="0" w:after="0" w:afterLines="0" w:line="240" w:lineRule="auto"/>
             <w:ind w:left="0" w:leftChars="0" w:right="0" w:rightChars="0" w:firstLine="0" w:firstLineChars="0"/>
             <w:jc w:val="center"/>
+          </w:pPr>
+          <w:r>
             <w:rPr>
               <w:rFonts w:hint="eastAsia" w:ascii="黑体" w:hAnsi="黑体" w:eastAsia="黑体" w:cs="黑体"/>
               <w:b/>
@@ -933,6 +975,17 @@
               <w:sz w:val="32"/>
               <w:szCs w:val="32"/>
             </w:rPr>
+            <w:t>目录</w:t>
+          </w:r>
+          <w:bookmarkStart w:id="46" w:name="_GoBack"/>
+          <w:bookmarkEnd w:id="46"/>
+        </w:p>
+        <w:p>
+          <w:pPr>
+            <w:pStyle w:val="8"/>
+            <w:tabs>
+              <w:tab w:val="right" w:leader="dot" w:pos="9072"/>
+            </w:tabs>
           </w:pPr>
           <w:r>
             <w:rPr>
@@ -942,32 +995,115 @@
               <w:sz w:val="32"/>
               <w:szCs w:val="32"/>
             </w:rPr>
-            <w:t>目录</w:t>
+            <w:fldChar w:fldCharType="begin"/>
+          </w:r>
+          <w:r>
+            <w:rPr>
+              <w:rFonts w:hint="eastAsia" w:ascii="黑体" w:hAnsi="黑体" w:eastAsia="黑体" w:cs="黑体"/>
+              <w:b/>
+              <w:bCs/>
+              <w:sz w:val="32"/>
+              <w:szCs w:val="32"/>
+            </w:rPr>
+            <w:instrText xml:space="preserve">TOC \o "1-2" \h \u </w:instrText>
+          </w:r>
+          <w:r>
+            <w:rPr>
+              <w:rFonts w:hint="eastAsia" w:ascii="黑体" w:hAnsi="黑体" w:eastAsia="黑体" w:cs="黑体"/>
+              <w:b/>
+              <w:bCs/>
+              <w:sz w:val="32"/>
+              <w:szCs w:val="32"/>
+            </w:rPr>
+            <w:fldChar w:fldCharType="separate"/>
+          </w:r>
+          <w:r>
+            <w:rPr>
+              <w:rFonts w:hint="eastAsia" w:ascii="黑体" w:hAnsi="黑体" w:eastAsia="黑体" w:cs="黑体"/>
+              <w:bCs/>
+              <w:szCs w:val="32"/>
+            </w:rPr>
+            <w:fldChar w:fldCharType="begin"/>
+          </w:r>
+          <w:r>
+            <w:rPr>
+              <w:rFonts w:hint="eastAsia" w:ascii="黑体" w:hAnsi="黑体" w:eastAsia="黑体" w:cs="黑体"/>
+              <w:bCs/>
+              <w:szCs w:val="32"/>
+            </w:rPr>
+            <w:instrText xml:space="preserve"> HYPERLINK \l _Toc11317 </w:instrText>
+          </w:r>
+          <w:r>
+            <w:rPr>
+              <w:rFonts w:hint="eastAsia" w:ascii="黑体" w:hAnsi="黑体" w:eastAsia="黑体" w:cs="黑体"/>
+              <w:bCs/>
+              <w:szCs w:val="32"/>
+            </w:rPr>
+            <w:fldChar w:fldCharType="separate"/>
+          </w:r>
+          <w:r>
+            <w:rPr>
+              <w:rFonts w:hint="eastAsia"/>
+              <w:lang w:val="en-US" w:eastAsia="zh-CN"/>
+            </w:rPr>
+            <w:t>一、引言</w:t>
+          </w:r>
+          <w:r>
+            <w:tab/>
+          </w:r>
+          <w:r>
+            <w:fldChar w:fldCharType="begin"/>
+          </w:r>
+          <w:r>
+            <w:instrText xml:space="preserve"> PAGEREF _Toc11317 \h </w:instrText>
+          </w:r>
+          <w:r>
+            <w:fldChar w:fldCharType="separate"/>
+          </w:r>
+          <w:r>
+            <w:t>2</w:t>
+          </w:r>
+          <w:r>
+            <w:fldChar w:fldCharType="end"/>
+          </w:r>
+          <w:r>
+            <w:rPr>
+              <w:rFonts w:hint="eastAsia" w:ascii="黑体" w:hAnsi="黑体" w:eastAsia="黑体" w:cs="黑体"/>
+              <w:bCs/>
+              <w:szCs w:val="32"/>
+            </w:rPr>
+            <w:fldChar w:fldCharType="end"/>
           </w:r>
         </w:p>
         <w:p>
           <w:pPr>
-            <w:pStyle w:val="5"/>
+            <w:pStyle w:val="9"/>
             <w:tabs>
               <w:tab w:val="right" w:leader="dot" w:pos="9072"/>
             </w:tabs>
           </w:pPr>
           <w:r>
+            <w:rPr>
+              <w:rFonts w:hint="eastAsia" w:ascii="黑体" w:hAnsi="黑体" w:eastAsia="黑体" w:cs="黑体"/>
+              <w:bCs/>
+              <w:szCs w:val="32"/>
+            </w:rPr>
             <w:fldChar w:fldCharType="begin"/>
           </w:r>
           <w:r>
-            <w:instrText xml:space="preserve">TOC \o "1-2" \h \u </w:instrText>
-          </w:r>
-          <w:r>
-            <w:fldChar w:fldCharType="separate"/>
-          </w:r>
-          <w:r>
-            <w:fldChar w:fldCharType="begin"/>
-          </w:r>
-          <w:r>
-            <w:instrText xml:space="preserve"> HYPERLINK \l _Toc12800 </w:instrText>
-          </w:r>
-          <w:r>
+            <w:rPr>
+              <w:rFonts w:hint="eastAsia" w:ascii="黑体" w:hAnsi="黑体" w:eastAsia="黑体" w:cs="黑体"/>
+              <w:bCs/>
+              <w:szCs w:val="32"/>
+            </w:rPr>
+            <w:instrText xml:space="preserve"> HYPERLINK \l _Toc8549 </w:instrText>
+          </w:r>
+          <w:r>
+            <w:rPr>
+              <w:rFonts w:hint="eastAsia" w:ascii="黑体" w:hAnsi="黑体" w:eastAsia="黑体" w:cs="黑体"/>
+              <w:bCs/>
+              <w:szCs w:val="32"/>
+            </w:rPr>
             <w:fldChar w:fldCharType="separate"/>
           </w:r>
           <w:r>
@@ -975,20 +1111,13 @@
               <w:rFonts w:hint="eastAsia"/>
               <w:lang w:val="en-US" w:eastAsia="zh-CN"/>
             </w:rPr>
-            <w:t>一、</w:t>
+            <w:t>1</w:t>
           </w:r>
           <w:r>
             <w:rPr>
               <w:rFonts w:hint="eastAsia"/>
             </w:rPr>
-            <w:t xml:space="preserve"> </w:t>
-          </w:r>
-          <w:r>
-            <w:rPr>
-              <w:rFonts w:hint="eastAsia"/>
-              <w:lang w:val="en-US" w:eastAsia="zh-CN"/>
-            </w:rPr>
-            <w:t>引言</w:t>
+            <w:t>.1. 项目背景</w:t>
           </w:r>
           <w:r>
             <w:tab/>
@@ -997,35 +1126,55 @@
             <w:fldChar w:fldCharType="begin"/>
           </w:r>
           <w:r>
-            <w:instrText xml:space="preserve"> PAGEREF _Toc12800 \h </w:instrText>
+            <w:instrText xml:space="preserve"> PAGEREF _Toc8549 \h </w:instrText>
           </w:r>
           <w:r>
             <w:fldChar w:fldCharType="separate"/>
           </w:r>
           <w:r>
-            <w:t>3</w:t>
+            <w:t>2</w:t>
           </w:r>
           <w:r>
             <w:fldChar w:fldCharType="end"/>
           </w:r>
           <w:r>
+            <w:rPr>
+              <w:rFonts w:hint="eastAsia" w:ascii="黑体" w:hAnsi="黑体" w:eastAsia="黑体" w:cs="黑体"/>
+              <w:bCs/>
+              <w:szCs w:val="32"/>
+            </w:rPr>
             <w:fldChar w:fldCharType="end"/>
           </w:r>
         </w:p>
         <w:p>
           <w:pPr>
-            <w:pStyle w:val="6"/>
+            <w:pStyle w:val="9"/>
             <w:tabs>
               <w:tab w:val="right" w:leader="dot" w:pos="9072"/>
             </w:tabs>
           </w:pPr>
           <w:r>
+            <w:rPr>
+              <w:rFonts w:hint="eastAsia" w:ascii="黑体" w:hAnsi="黑体" w:eastAsia="黑体" w:cs="黑体"/>
+              <w:bCs/>
+              <w:szCs w:val="32"/>
+            </w:rPr>
             <w:fldChar w:fldCharType="begin"/>
           </w:r>
           <w:r>
-            <w:instrText xml:space="preserve"> HYPERLINK \l _Toc13566 </w:instrText>
-          </w:r>
-          <w:r>
+            <w:rPr>
+              <w:rFonts w:hint="eastAsia" w:ascii="黑体" w:hAnsi="黑体" w:eastAsia="黑体" w:cs="黑体"/>
+              <w:bCs/>
+              <w:szCs w:val="32"/>
+            </w:rPr>
+            <w:instrText xml:space="preserve"> HYPERLINK \l _Toc16621 </w:instrText>
+          </w:r>
+          <w:r>
+            <w:rPr>
+              <w:rFonts w:hint="eastAsia" w:ascii="黑体" w:hAnsi="黑体" w:eastAsia="黑体" w:cs="黑体"/>
+              <w:bCs/>
+              <w:szCs w:val="32"/>
+            </w:rPr>
             <w:fldChar w:fldCharType="separate"/>
           </w:r>
           <w:r>
@@ -1036,10 +1185,17 @@
             <w:t>1</w:t>
           </w:r>
           <w:r>
+            <w:t>.2</w:t>
+          </w:r>
+          <w:r>
             <w:rPr>
               <w:rFonts w:hint="eastAsia"/>
-            </w:rPr>
-            <w:t>.1. 项目背景</w:t>
+              <w:lang w:val="en-US" w:eastAsia="zh-CN"/>
+            </w:rPr>
+            <w:t>.</w:t>
+          </w:r>
+          <w:r>
+            <w:t xml:space="preserve"> 项目目标</w:t>
           </w:r>
           <w:r>
             <w:tab/>
@@ -1048,35 +1204,55 @@
             <w:fldChar w:fldCharType="begin"/>
           </w:r>
           <w:r>
-            <w:instrText xml:space="preserve"> PAGEREF _Toc13566 \h </w:instrText>
+            <w:instrText xml:space="preserve"> PAGEREF _Toc16621 \h </w:instrText>
           </w:r>
           <w:r>
             <w:fldChar w:fldCharType="separate"/>
           </w:r>
           <w:r>
-            <w:t>3</w:t>
+            <w:t>2</w:t>
           </w:r>
           <w:r>
             <w:fldChar w:fldCharType="end"/>
           </w:r>
           <w:r>
+            <w:rPr>
+              <w:rFonts w:hint="eastAsia" w:ascii="黑体" w:hAnsi="黑体" w:eastAsia="黑体" w:cs="黑体"/>
+              <w:bCs/>
+              <w:szCs w:val="32"/>
+            </w:rPr>
             <w:fldChar w:fldCharType="end"/>
           </w:r>
         </w:p>
         <w:p>
           <w:pPr>
-            <w:pStyle w:val="6"/>
+            <w:pStyle w:val="9"/>
             <w:tabs>
               <w:tab w:val="right" w:leader="dot" w:pos="9072"/>
             </w:tabs>
           </w:pPr>
           <w:r>
+            <w:rPr>
+              <w:rFonts w:hint="eastAsia" w:ascii="黑体" w:hAnsi="黑体" w:eastAsia="黑体" w:cs="黑体"/>
+              <w:bCs/>
+              <w:szCs w:val="32"/>
+            </w:rPr>
             <w:fldChar w:fldCharType="begin"/>
           </w:r>
           <w:r>
-            <w:instrText xml:space="preserve"> HYPERLINK \l _Toc5139 </w:instrText>
-          </w:r>
-          <w:r>
+            <w:rPr>
+              <w:rFonts w:hint="eastAsia" w:ascii="黑体" w:hAnsi="黑体" w:eastAsia="黑体" w:cs="黑体"/>
+              <w:bCs/>
+              <w:szCs w:val="32"/>
+            </w:rPr>
+            <w:instrText xml:space="preserve"> HYPERLINK \l _Toc28353 </w:instrText>
+          </w:r>
+          <w:r>
+            <w:rPr>
+              <w:rFonts w:hint="eastAsia" w:ascii="黑体" w:hAnsi="黑体" w:eastAsia="黑体" w:cs="黑体"/>
+              <w:bCs/>
+              <w:szCs w:val="32"/>
+            </w:rPr>
             <w:fldChar w:fldCharType="separate"/>
           </w:r>
           <w:r>
@@ -1084,20 +1260,10 @@
               <w:rFonts w:hint="eastAsia"/>
               <w:lang w:val="en-US" w:eastAsia="zh-CN"/>
             </w:rPr>
-            <w:t>1</w:t>
-          </w:r>
-          <w:r>
-            <w:t>.2</w:t>
-          </w:r>
-          <w:r>
-            <w:rPr>
-              <w:rFonts w:hint="eastAsia"/>
-              <w:lang w:val="en-US" w:eastAsia="zh-CN"/>
-            </w:rPr>
-            <w:t>.</w:t>
-          </w:r>
-          <w:r>
-            <w:t xml:space="preserve"> 项目目标</w:t>
+            <w:t xml:space="preserve">1.3. </w:t>
+          </w:r>
+          <w:r>
+            <w:t>术语定义</w:t>
           </w:r>
           <w:r>
             <w:tab/>
@@ -1106,35 +1272,55 @@
             <w:fldChar w:fldCharType="begin"/>
           </w:r>
           <w:r>
-            <w:instrText xml:space="preserve"> PAGEREF _Toc5139 \h </w:instrText>
+            <w:instrText xml:space="preserve"> PAGEREF _Toc28353 \h </w:instrText>
           </w:r>
           <w:r>
             <w:fldChar w:fldCharType="separate"/>
           </w:r>
           <w:r>
-            <w:t>3</w:t>
+            <w:t>2</w:t>
           </w:r>
           <w:r>
             <w:fldChar w:fldCharType="end"/>
           </w:r>
           <w:r>
+            <w:rPr>
+              <w:rFonts w:hint="eastAsia" w:ascii="黑体" w:hAnsi="黑体" w:eastAsia="黑体" w:cs="黑体"/>
+              <w:bCs/>
+              <w:szCs w:val="32"/>
+            </w:rPr>
             <w:fldChar w:fldCharType="end"/>
           </w:r>
         </w:p>
         <w:p>
           <w:pPr>
-            <w:pStyle w:val="6"/>
+            <w:pStyle w:val="8"/>
             <w:tabs>
               <w:tab w:val="right" w:leader="dot" w:pos="9072"/>
             </w:tabs>
           </w:pPr>
           <w:r>
+            <w:rPr>
+              <w:rFonts w:hint="eastAsia" w:ascii="黑体" w:hAnsi="黑体" w:eastAsia="黑体" w:cs="黑体"/>
+              <w:bCs/>
+              <w:szCs w:val="32"/>
+            </w:rPr>
             <w:fldChar w:fldCharType="begin"/>
           </w:r>
           <w:r>
-            <w:instrText xml:space="preserve"> HYPERLINK \l _Toc21717 </w:instrText>
-          </w:r>
-          <w:r>
+            <w:rPr>
+              <w:rFonts w:hint="eastAsia" w:ascii="黑体" w:hAnsi="黑体" w:eastAsia="黑体" w:cs="黑体"/>
+              <w:bCs/>
+              <w:szCs w:val="32"/>
+            </w:rPr>
+            <w:instrText xml:space="preserve"> HYPERLINK \l _Toc25328 </w:instrText>
+          </w:r>
+          <w:r>
+            <w:rPr>
+              <w:rFonts w:hint="eastAsia" w:ascii="黑体" w:hAnsi="黑体" w:eastAsia="黑体" w:cs="黑体"/>
+              <w:bCs/>
+              <w:szCs w:val="32"/>
+            </w:rPr>
             <w:fldChar w:fldCharType="separate"/>
           </w:r>
           <w:r>
@@ -1142,10 +1328,7 @@
               <w:rFonts w:hint="eastAsia"/>
               <w:lang w:val="en-US" w:eastAsia="zh-CN"/>
             </w:rPr>
-            <w:t xml:space="preserve">1.3. </w:t>
-          </w:r>
-          <w:r>
-            <w:t>术语定义</w:t>
+            <w:t>二、用户场景与用户故事</w:t>
           </w:r>
           <w:r>
             <w:tab/>
@@ -1154,7 +1337,7 @@
             <w:fldChar w:fldCharType="begin"/>
           </w:r>
           <w:r>
-            <w:instrText xml:space="preserve"> PAGEREF _Toc21717 \h </w:instrText>
+            <w:instrText xml:space="preserve"> PAGEREF _Toc25328 \h </w:instrText>
           </w:r>
           <w:r>
             <w:fldChar w:fldCharType="separate"/>
@@ -1166,23 +1349,43 @@
             <w:fldChar w:fldCharType="end"/>
           </w:r>
           <w:r>
+            <w:rPr>
+              <w:rFonts w:hint="eastAsia" w:ascii="黑体" w:hAnsi="黑体" w:eastAsia="黑体" w:cs="黑体"/>
+              <w:bCs/>
+              <w:szCs w:val="32"/>
+            </w:rPr>
             <w:fldChar w:fldCharType="end"/>
           </w:r>
         </w:p>
         <w:p>
           <w:pPr>
-            <w:pStyle w:val="5"/>
+            <w:pStyle w:val="8"/>
             <w:tabs>
               <w:tab w:val="right" w:leader="dot" w:pos="9072"/>
             </w:tabs>
           </w:pPr>
           <w:r>
+            <w:rPr>
+              <w:rFonts w:hint="eastAsia" w:ascii="黑体" w:hAnsi="黑体" w:eastAsia="黑体" w:cs="黑体"/>
+              <w:bCs/>
+              <w:szCs w:val="32"/>
+            </w:rPr>
             <w:fldChar w:fldCharType="begin"/>
           </w:r>
           <w:r>
-            <w:instrText xml:space="preserve"> HYPERLINK \l _Toc30206 </w:instrText>
-          </w:r>
-          <w:r>
+            <w:rPr>
+              <w:rFonts w:hint="eastAsia" w:ascii="黑体" w:hAnsi="黑体" w:eastAsia="黑体" w:cs="黑体"/>
+              <w:bCs/>
+              <w:szCs w:val="32"/>
+            </w:rPr>
+            <w:instrText xml:space="preserve"> HYPERLINK \l _Toc25744 </w:instrText>
+          </w:r>
+          <w:r>
+            <w:rPr>
+              <w:rFonts w:hint="eastAsia" w:ascii="黑体" w:hAnsi="黑体" w:eastAsia="黑体" w:cs="黑体"/>
+              <w:bCs/>
+              <w:szCs w:val="32"/>
+            </w:rPr>
             <w:fldChar w:fldCharType="separate"/>
           </w:r>
           <w:r>
@@ -1190,7 +1393,7 @@
               <w:rFonts w:hint="eastAsia"/>
               <w:lang w:val="en-US" w:eastAsia="zh-CN"/>
             </w:rPr>
-            <w:t>二、用户场景与用户故事</w:t>
+            <w:t>三、系统核心类</w:t>
           </w:r>
           <w:r>
             <w:tab/>
@@ -1199,7 +1402,7 @@
             <w:fldChar w:fldCharType="begin"/>
           </w:r>
           <w:r>
-            <w:instrText xml:space="preserve"> PAGEREF _Toc30206 \h </w:instrText>
+            <w:instrText xml:space="preserve"> PAGEREF _Toc25744 \h </w:instrText>
           </w:r>
           <w:r>
             <w:fldChar w:fldCharType="separate"/>
@@ -1211,23 +1414,43 @@
             <w:fldChar w:fldCharType="end"/>
           </w:r>
           <w:r>
+            <w:rPr>
+              <w:rFonts w:hint="eastAsia" w:ascii="黑体" w:hAnsi="黑体" w:eastAsia="黑体" w:cs="黑体"/>
+              <w:bCs/>
+              <w:szCs w:val="32"/>
+            </w:rPr>
             <w:fldChar w:fldCharType="end"/>
           </w:r>
         </w:p>
         <w:p>
           <w:pPr>
-            <w:pStyle w:val="5"/>
+            <w:pStyle w:val="9"/>
             <w:tabs>
               <w:tab w:val="right" w:leader="dot" w:pos="9072"/>
             </w:tabs>
           </w:pPr>
           <w:r>
+            <w:rPr>
+              <w:rFonts w:hint="eastAsia" w:ascii="黑体" w:hAnsi="黑体" w:eastAsia="黑体" w:cs="黑体"/>
+              <w:bCs/>
+              <w:szCs w:val="32"/>
+            </w:rPr>
             <w:fldChar w:fldCharType="begin"/>
           </w:r>
           <w:r>
-            <w:instrText xml:space="preserve"> HYPERLINK \l _Toc12265 </w:instrText>
-          </w:r>
-          <w:r>
+            <w:rPr>
+              <w:rFonts w:hint="eastAsia" w:ascii="黑体" w:hAnsi="黑体" w:eastAsia="黑体" w:cs="黑体"/>
+              <w:bCs/>
+              <w:szCs w:val="32"/>
+            </w:rPr>
+            <w:instrText xml:space="preserve"> HYPERLINK \l _Toc32667 </w:instrText>
+          </w:r>
+          <w:r>
+            <w:rPr>
+              <w:rFonts w:hint="eastAsia" w:ascii="黑体" w:hAnsi="黑体" w:eastAsia="黑体" w:cs="黑体"/>
+              <w:bCs/>
+              <w:szCs w:val="32"/>
+            </w:rPr>
             <w:fldChar w:fldCharType="separate"/>
           </w:r>
           <w:r>
@@ -1235,7 +1458,7 @@
               <w:rFonts w:hint="eastAsia"/>
               <w:lang w:val="en-US" w:eastAsia="zh-CN"/>
             </w:rPr>
-            <w:t>三、系统核心类</w:t>
+            <w:t>3.1. 设计原则</w:t>
           </w:r>
           <w:r>
             <w:tab/>
@@ -1244,7 +1467,7 @@
             <w:fldChar w:fldCharType="begin"/>
           </w:r>
           <w:r>
-            <w:instrText xml:space="preserve"> PAGEREF _Toc12265 \h </w:instrText>
+            <w:instrText xml:space="preserve"> PAGEREF _Toc32667 \h </w:instrText>
           </w:r>
           <w:r>
             <w:fldChar w:fldCharType="separate"/>
@@ -1256,23 +1479,43 @@
             <w:fldChar w:fldCharType="end"/>
           </w:r>
           <w:r>
+            <w:rPr>
+              <w:rFonts w:hint="eastAsia" w:ascii="黑体" w:hAnsi="黑体" w:eastAsia="黑体" w:cs="黑体"/>
+              <w:bCs/>
+              <w:szCs w:val="32"/>
+            </w:rPr>
             <w:fldChar w:fldCharType="end"/>
           </w:r>
         </w:p>
         <w:p>
           <w:pPr>
-            <w:pStyle w:val="6"/>
+            <w:pStyle w:val="9"/>
             <w:tabs>
               <w:tab w:val="right" w:leader="dot" w:pos="9072"/>
             </w:tabs>
           </w:pPr>
           <w:r>
+            <w:rPr>
+              <w:rFonts w:hint="eastAsia" w:ascii="黑体" w:hAnsi="黑体" w:eastAsia="黑体" w:cs="黑体"/>
+              <w:bCs/>
+              <w:szCs w:val="32"/>
+            </w:rPr>
             <w:fldChar w:fldCharType="begin"/>
           </w:r>
           <w:r>
-            <w:instrText xml:space="preserve"> HYPERLINK \l _Toc4839 </w:instrText>
-          </w:r>
-          <w:r>
+            <w:rPr>
+              <w:rFonts w:hint="eastAsia" w:ascii="黑体" w:hAnsi="黑体" w:eastAsia="黑体" w:cs="黑体"/>
+              <w:bCs/>
+              <w:szCs w:val="32"/>
+            </w:rPr>
+            <w:instrText xml:space="preserve"> HYPERLINK \l _Toc24420 </w:instrText>
+          </w:r>
+          <w:r>
+            <w:rPr>
+              <w:rFonts w:hint="eastAsia" w:ascii="黑体" w:hAnsi="黑体" w:eastAsia="黑体" w:cs="黑体"/>
+              <w:bCs/>
+              <w:szCs w:val="32"/>
+            </w:rPr>
             <w:fldChar w:fldCharType="separate"/>
           </w:r>
           <w:r>
@@ -1280,7 +1523,7 @@
               <w:rFonts w:hint="eastAsia"/>
               <w:lang w:val="en-US" w:eastAsia="zh-CN"/>
             </w:rPr>
-            <w:t>3.1. 设计原则</w:t>
+            <w:t>3.2. 核心类总览</w:t>
           </w:r>
           <w:r>
             <w:tab/>
@@ -1289,7 +1532,7 @@
             <w:fldChar w:fldCharType="begin"/>
           </w:r>
           <w:r>
-            <w:instrText xml:space="preserve"> PAGEREF _Toc4839 \h </w:instrText>
+            <w:instrText xml:space="preserve"> PAGEREF _Toc24420 \h </w:instrText>
           </w:r>
           <w:r>
             <w:fldChar w:fldCharType="separate"/>
@@ -1301,23 +1544,43 @@
             <w:fldChar w:fldCharType="end"/>
           </w:r>
           <w:r>
+            <w:rPr>
+              <w:rFonts w:hint="eastAsia" w:ascii="黑体" w:hAnsi="黑体" w:eastAsia="黑体" w:cs="黑体"/>
+              <w:bCs/>
+              <w:szCs w:val="32"/>
+            </w:rPr>
             <w:fldChar w:fldCharType="end"/>
           </w:r>
         </w:p>
         <w:p>
           <w:pPr>
-            <w:pStyle w:val="6"/>
+            <w:pStyle w:val="8"/>
             <w:tabs>
               <w:tab w:val="right" w:leader="dot" w:pos="9072"/>
             </w:tabs>
           </w:pPr>
           <w:r>
+            <w:rPr>
+              <w:rFonts w:hint="eastAsia" w:ascii="黑体" w:hAnsi="黑体" w:eastAsia="黑体" w:cs="黑体"/>
+              <w:bCs/>
+              <w:szCs w:val="32"/>
+            </w:rPr>
             <w:fldChar w:fldCharType="begin"/>
           </w:r>
           <w:r>
-            <w:instrText xml:space="preserve"> HYPERLINK \l _Toc15582 </w:instrText>
-          </w:r>
-          <w:r>
+            <w:rPr>
+              <w:rFonts w:hint="eastAsia" w:ascii="黑体" w:hAnsi="黑体" w:eastAsia="黑体" w:cs="黑体"/>
+              <w:bCs/>
+              <w:szCs w:val="32"/>
+            </w:rPr>
+            <w:instrText xml:space="preserve"> HYPERLINK \l _Toc15162 </w:instrText>
+          </w:r>
+          <w:r>
+            <w:rPr>
+              <w:rFonts w:hint="eastAsia" w:ascii="黑体" w:hAnsi="黑体" w:eastAsia="黑体" w:cs="黑体"/>
+              <w:bCs/>
+              <w:szCs w:val="32"/>
+            </w:rPr>
             <w:fldChar w:fldCharType="separate"/>
           </w:r>
           <w:r>
@@ -1325,7 +1588,7 @@
               <w:rFonts w:hint="eastAsia"/>
               <w:lang w:val="en-US" w:eastAsia="zh-CN"/>
             </w:rPr>
-            <w:t>3.2. 核心类总览</w:t>
+            <w:t>四、界面原型设计</w:t>
           </w:r>
           <w:r>
             <w:tab/>
@@ -1334,35 +1597,55 @@
             <w:fldChar w:fldCharType="begin"/>
           </w:r>
           <w:r>
-            <w:instrText xml:space="preserve"> PAGEREF _Toc15582 \h </w:instrText>
+            <w:instrText xml:space="preserve"> PAGEREF _Toc15162 \h </w:instrText>
           </w:r>
           <w:r>
             <w:fldChar w:fldCharType="separate"/>
           </w:r>
           <w:r>
-            <w:t>4</w:t>
+            <w:t>7</w:t>
           </w:r>
           <w:r>
             <w:fldChar w:fldCharType="end"/>
           </w:r>
           <w:r>
+            <w:rPr>
+              <w:rFonts w:hint="eastAsia" w:ascii="黑体" w:hAnsi="黑体" w:eastAsia="黑体" w:cs="黑体"/>
+              <w:bCs/>
+              <w:szCs w:val="32"/>
+            </w:rPr>
             <w:fldChar w:fldCharType="end"/>
           </w:r>
         </w:p>
         <w:p>
           <w:pPr>
-            <w:pStyle w:val="5"/>
+            <w:pStyle w:val="9"/>
             <w:tabs>
               <w:tab w:val="right" w:leader="dot" w:pos="9072"/>
             </w:tabs>
           </w:pPr>
           <w:r>
+            <w:rPr>
+              <w:rFonts w:hint="eastAsia" w:ascii="黑体" w:hAnsi="黑体" w:eastAsia="黑体" w:cs="黑体"/>
+              <w:bCs/>
+              <w:szCs w:val="32"/>
+            </w:rPr>
             <w:fldChar w:fldCharType="begin"/>
           </w:r>
           <w:r>
-            <w:instrText xml:space="preserve"> HYPERLINK \l _Toc30356 </w:instrText>
-          </w:r>
-          <w:r>
+            <w:rPr>
+              <w:rFonts w:hint="eastAsia" w:ascii="黑体" w:hAnsi="黑体" w:eastAsia="黑体" w:cs="黑体"/>
+              <w:bCs/>
+              <w:szCs w:val="32"/>
+            </w:rPr>
+            <w:instrText xml:space="preserve"> HYPERLINK \l _Toc19544 </w:instrText>
+          </w:r>
+          <w:r>
+            <w:rPr>
+              <w:rFonts w:hint="eastAsia" w:ascii="黑体" w:hAnsi="黑体" w:eastAsia="黑体" w:cs="黑体"/>
+              <w:bCs/>
+              <w:szCs w:val="32"/>
+            </w:rPr>
             <w:fldChar w:fldCharType="separate"/>
           </w:r>
           <w:r>
@@ -1370,7 +1653,7 @@
               <w:rFonts w:hint="eastAsia"/>
               <w:lang w:val="en-US" w:eastAsia="zh-CN"/>
             </w:rPr>
-            <w:t>四、界面原型设计</w:t>
+            <w:t>4.1. 原型设计说明</w:t>
           </w:r>
           <w:r>
             <w:tab/>
@@ -1379,7 +1662,7 @@
             <w:fldChar w:fldCharType="begin"/>
           </w:r>
           <w:r>
-            <w:instrText xml:space="preserve"> PAGEREF _Toc30356 \h </w:instrText>
+            <w:instrText xml:space="preserve"> PAGEREF _Toc19544 \h </w:instrText>
           </w:r>
           <w:r>
             <w:fldChar w:fldCharType="separate"/>
@@ -1391,23 +1674,43 @@
             <w:fldChar w:fldCharType="end"/>
           </w:r>
           <w:r>
+            <w:rPr>
+              <w:rFonts w:hint="eastAsia" w:ascii="黑体" w:hAnsi="黑体" w:eastAsia="黑体" w:cs="黑体"/>
+              <w:bCs/>
+              <w:szCs w:val="32"/>
+            </w:rPr>
             <w:fldChar w:fldCharType="end"/>
           </w:r>
         </w:p>
         <w:p>
           <w:pPr>
-            <w:pStyle w:val="6"/>
+            <w:pStyle w:val="9"/>
             <w:tabs>
               <w:tab w:val="right" w:leader="dot" w:pos="9072"/>
             </w:tabs>
           </w:pPr>
           <w:r>
+            <w:rPr>
+              <w:rFonts w:hint="eastAsia" w:ascii="黑体" w:hAnsi="黑体" w:eastAsia="黑体" w:cs="黑体"/>
+              <w:bCs/>
+              <w:szCs w:val="32"/>
+            </w:rPr>
             <w:fldChar w:fldCharType="begin"/>
           </w:r>
           <w:r>
-            <w:instrText xml:space="preserve"> HYPERLINK \l _Toc20816 </w:instrText>
-          </w:r>
-          <w:r>
+            <w:rPr>
+              <w:rFonts w:hint="eastAsia" w:ascii="黑体" w:hAnsi="黑体" w:eastAsia="黑体" w:cs="黑体"/>
+              <w:bCs/>
+              <w:szCs w:val="32"/>
+            </w:rPr>
+            <w:instrText xml:space="preserve"> HYPERLINK \l _Toc10379 </w:instrText>
+          </w:r>
+          <w:r>
+            <w:rPr>
+              <w:rFonts w:hint="eastAsia" w:ascii="黑体" w:hAnsi="黑体" w:eastAsia="黑体" w:cs="黑体"/>
+              <w:bCs/>
+              <w:szCs w:val="32"/>
+            </w:rPr>
             <w:fldChar w:fldCharType="separate"/>
           </w:r>
           <w:r>
@@ -1415,7 +1718,7 @@
               <w:rFonts w:hint="eastAsia"/>
               <w:lang w:val="en-US" w:eastAsia="zh-CN"/>
             </w:rPr>
-            <w:t>4.1. 原型设计说明</w:t>
+            <w:t>4.2. 页面详细描述</w:t>
           </w:r>
           <w:r>
             <w:tab/>
@@ -1424,7 +1727,7 @@
             <w:fldChar w:fldCharType="begin"/>
           </w:r>
           <w:r>
-            <w:instrText xml:space="preserve"> PAGEREF _Toc20816 \h </w:instrText>
+            <w:instrText xml:space="preserve"> PAGEREF _Toc10379 \h </w:instrText>
           </w:r>
           <w:r>
             <w:fldChar w:fldCharType="separate"/>
@@ -1436,23 +1739,43 @@
             <w:fldChar w:fldCharType="end"/>
           </w:r>
           <w:r>
+            <w:rPr>
+              <w:rFonts w:hint="eastAsia" w:ascii="黑体" w:hAnsi="黑体" w:eastAsia="黑体" w:cs="黑体"/>
+              <w:bCs/>
+              <w:szCs w:val="32"/>
+            </w:rPr>
             <w:fldChar w:fldCharType="end"/>
           </w:r>
         </w:p>
         <w:p>
           <w:pPr>
-            <w:pStyle w:val="6"/>
+            <w:pStyle w:val="8"/>
             <w:tabs>
               <w:tab w:val="right" w:leader="dot" w:pos="9072"/>
             </w:tabs>
           </w:pPr>
           <w:r>
+            <w:rPr>
+              <w:rFonts w:hint="eastAsia" w:ascii="黑体" w:hAnsi="黑体" w:eastAsia="黑体" w:cs="黑体"/>
+              <w:bCs/>
+              <w:szCs w:val="32"/>
+            </w:rPr>
             <w:fldChar w:fldCharType="begin"/>
           </w:r>
           <w:r>
-            <w:instrText xml:space="preserve"> HYPERLINK \l _Toc23927 </w:instrText>
-          </w:r>
-          <w:r>
+            <w:rPr>
+              <w:rFonts w:hint="eastAsia" w:ascii="黑体" w:hAnsi="黑体" w:eastAsia="黑体" w:cs="黑体"/>
+              <w:bCs/>
+              <w:szCs w:val="32"/>
+            </w:rPr>
+            <w:instrText xml:space="preserve"> HYPERLINK \l _Toc11511 </w:instrText>
+          </w:r>
+          <w:r>
+            <w:rPr>
+              <w:rFonts w:hint="eastAsia" w:ascii="黑体" w:hAnsi="黑体" w:eastAsia="黑体" w:cs="黑体"/>
+              <w:bCs/>
+              <w:szCs w:val="32"/>
+            </w:rPr>
             <w:fldChar w:fldCharType="separate"/>
           </w:r>
           <w:r>
@@ -1460,7 +1783,10 @@
               <w:rFonts w:hint="eastAsia"/>
               <w:lang w:val="en-US" w:eastAsia="zh-CN"/>
             </w:rPr>
-            <w:t>4.2. 页面详细描述</w:t>
+            <w:t>五、</w:t>
+          </w:r>
+          <w:r>
+            <w:t>功能描述</w:t>
           </w:r>
           <w:r>
             <w:tab/>
@@ -1469,35 +1795,55 @@
             <w:fldChar w:fldCharType="begin"/>
           </w:r>
           <w:r>
-            <w:instrText xml:space="preserve"> PAGEREF _Toc23927 \h </w:instrText>
+            <w:instrText xml:space="preserve"> PAGEREF _Toc11511 \h </w:instrText>
           </w:r>
           <w:r>
             <w:fldChar w:fldCharType="separate"/>
           </w:r>
           <w:r>
-            <w:t>7</w:t>
+            <w:t>9</w:t>
           </w:r>
           <w:r>
             <w:fldChar w:fldCharType="end"/>
           </w:r>
           <w:r>
+            <w:rPr>
+              <w:rFonts w:hint="eastAsia" w:ascii="黑体" w:hAnsi="黑体" w:eastAsia="黑体" w:cs="黑体"/>
+              <w:bCs/>
+              <w:szCs w:val="32"/>
+            </w:rPr>
             <w:fldChar w:fldCharType="end"/>
           </w:r>
         </w:p>
         <w:p>
           <w:pPr>
-            <w:pStyle w:val="5"/>
+            <w:pStyle w:val="9"/>
             <w:tabs>
               <w:tab w:val="right" w:leader="dot" w:pos="9072"/>
             </w:tabs>
           </w:pPr>
           <w:r>
+            <w:rPr>
+              <w:rFonts w:hint="eastAsia" w:ascii="黑体" w:hAnsi="黑体" w:eastAsia="黑体" w:cs="黑体"/>
+              <w:bCs/>
+              <w:szCs w:val="32"/>
+            </w:rPr>
             <w:fldChar w:fldCharType="begin"/>
           </w:r>
           <w:r>
-            <w:instrText xml:space="preserve"> HYPERLINK \l _Toc2079 </w:instrText>
-          </w:r>
-          <w:r>
+            <w:rPr>
+              <w:rFonts w:hint="eastAsia" w:ascii="黑体" w:hAnsi="黑体" w:eastAsia="黑体" w:cs="黑体"/>
+              <w:bCs/>
+              <w:szCs w:val="32"/>
+            </w:rPr>
+            <w:instrText xml:space="preserve"> HYPERLINK \l _Toc15763 </w:instrText>
+          </w:r>
+          <w:r>
+            <w:rPr>
+              <w:rFonts w:hint="eastAsia" w:ascii="黑体" w:hAnsi="黑体" w:eastAsia="黑体" w:cs="黑体"/>
+              <w:bCs/>
+              <w:szCs w:val="32"/>
+            </w:rPr>
             <w:fldChar w:fldCharType="separate"/>
           </w:r>
           <w:r>
@@ -1505,17 +1851,7 @@
               <w:rFonts w:hint="eastAsia"/>
               <w:lang w:val="en-US" w:eastAsia="zh-CN"/>
             </w:rPr>
-            <w:t xml:space="preserve"> </w:t>
-          </w:r>
-          <w:r>
-            <w:rPr>
-              <w:rFonts w:hint="eastAsia"/>
-              <w:lang w:val="en-US" w:eastAsia="zh-CN"/>
-            </w:rPr>
-            <w:t>五、</w:t>
-          </w:r>
-          <w:r>
-            <w:t>功能描述</w:t>
+            <w:t>5.1. Must have必须实现（核心功能）</w:t>
           </w:r>
           <w:r>
             <w:tab/>
@@ -1524,7 +1860,7 @@
             <w:fldChar w:fldCharType="begin"/>
           </w:r>
           <w:r>
-            <w:instrText xml:space="preserve"> PAGEREF _Toc2079 \h </w:instrText>
+            <w:instrText xml:space="preserve"> PAGEREF _Toc15763 \h </w:instrText>
           </w:r>
           <w:r>
             <w:fldChar w:fldCharType="separate"/>
@@ -1536,23 +1872,43 @@
             <w:fldChar w:fldCharType="end"/>
           </w:r>
           <w:r>
+            <w:rPr>
+              <w:rFonts w:hint="eastAsia" w:ascii="黑体" w:hAnsi="黑体" w:eastAsia="黑体" w:cs="黑体"/>
+              <w:bCs/>
+              <w:szCs w:val="32"/>
+            </w:rPr>
             <w:fldChar w:fldCharType="end"/>
           </w:r>
         </w:p>
         <w:p>
           <w:pPr>
-            <w:pStyle w:val="6"/>
+            <w:pStyle w:val="9"/>
             <w:tabs>
               <w:tab w:val="right" w:leader="dot" w:pos="9072"/>
             </w:tabs>
           </w:pPr>
           <w:r>
+            <w:rPr>
+              <w:rFonts w:hint="eastAsia" w:ascii="黑体" w:hAnsi="黑体" w:eastAsia="黑体" w:cs="黑体"/>
+              <w:bCs/>
+              <w:szCs w:val="32"/>
+            </w:rPr>
             <w:fldChar w:fldCharType="begin"/>
           </w:r>
           <w:r>
-            <w:instrText xml:space="preserve"> HYPERLINK \l _Toc28222 </w:instrText>
-          </w:r>
-          <w:r>
+            <w:rPr>
+              <w:rFonts w:hint="eastAsia" w:ascii="黑体" w:hAnsi="黑体" w:eastAsia="黑体" w:cs="黑体"/>
+              <w:bCs/>
+              <w:szCs w:val="32"/>
+            </w:rPr>
+            <w:instrText xml:space="preserve"> HYPERLINK \l _Toc14162 </w:instrText>
+          </w:r>
+          <w:r>
+            <w:rPr>
+              <w:rFonts w:hint="eastAsia" w:ascii="黑体" w:hAnsi="黑体" w:eastAsia="黑体" w:cs="黑体"/>
+              <w:bCs/>
+              <w:szCs w:val="32"/>
+            </w:rPr>
             <w:fldChar w:fldCharType="separate"/>
           </w:r>
           <w:r>
@@ -1560,7 +1916,7 @@
               <w:rFonts w:hint="eastAsia"/>
               <w:lang w:val="en-US" w:eastAsia="zh-CN"/>
             </w:rPr>
-            <w:t>5.1. Must have必须实现（核心功能）</w:t>
+            <w:t>5.2. Should have应该实现（重要功能）</w:t>
           </w:r>
           <w:r>
             <w:tab/>
@@ -1569,7 +1925,7 @@
             <w:fldChar w:fldCharType="begin"/>
           </w:r>
           <w:r>
-            <w:instrText xml:space="preserve"> PAGEREF _Toc28222 \h </w:instrText>
+            <w:instrText xml:space="preserve"> PAGEREF _Toc14162 \h </w:instrText>
           </w:r>
           <w:r>
             <w:fldChar w:fldCharType="separate"/>
@@ -1581,23 +1937,43 @@
             <w:fldChar w:fldCharType="end"/>
           </w:r>
           <w:r>
+            <w:rPr>
+              <w:rFonts w:hint="eastAsia" w:ascii="黑体" w:hAnsi="黑体" w:eastAsia="黑体" w:cs="黑体"/>
+              <w:bCs/>
+              <w:szCs w:val="32"/>
+            </w:rPr>
             <w:fldChar w:fldCharType="end"/>
           </w:r>
         </w:p>
         <w:p>
           <w:pPr>
-            <w:pStyle w:val="6"/>
+            <w:pStyle w:val="9"/>
             <w:tabs>
               <w:tab w:val="right" w:leader="dot" w:pos="9072"/>
             </w:tabs>
           </w:pPr>
           <w:r>
+            <w:rPr>
+              <w:rFonts w:hint="eastAsia" w:ascii="黑体" w:hAnsi="黑体" w:eastAsia="黑体" w:cs="黑体"/>
+              <w:bCs/>
+              <w:szCs w:val="32"/>
+            </w:rPr>
             <w:fldChar w:fldCharType="begin"/>
           </w:r>
           <w:r>
-            <w:instrText xml:space="preserve"> HYPERLINK \l _Toc20302 </w:instrText>
-          </w:r>
-          <w:r>
+            <w:rPr>
+              <w:rFonts w:hint="eastAsia" w:ascii="黑体" w:hAnsi="黑体" w:eastAsia="黑体" w:cs="黑体"/>
+              <w:bCs/>
+              <w:szCs w:val="32"/>
+            </w:rPr>
+            <w:instrText xml:space="preserve"> HYPERLINK \l _Toc30674 </w:instrText>
+          </w:r>
+          <w:r>
+            <w:rPr>
+              <w:rFonts w:hint="eastAsia" w:ascii="黑体" w:hAnsi="黑体" w:eastAsia="黑体" w:cs="黑体"/>
+              <w:bCs/>
+              <w:szCs w:val="32"/>
+            </w:rPr>
             <w:fldChar w:fldCharType="separate"/>
           </w:r>
           <w:r>
@@ -1605,7 +1981,7 @@
               <w:rFonts w:hint="eastAsia"/>
               <w:lang w:val="en-US" w:eastAsia="zh-CN"/>
             </w:rPr>
-            <w:t>5.2. Should have应该实现（重要功能）</w:t>
+            <w:t>5.3. Could have可以实现（扩展功能）</w:t>
           </w:r>
           <w:r>
             <w:tab/>
@@ -1614,7 +1990,7 @@
             <w:fldChar w:fldCharType="begin"/>
           </w:r>
           <w:r>
-            <w:instrText xml:space="preserve"> PAGEREF _Toc20302 \h </w:instrText>
+            <w:instrText xml:space="preserve"> PAGEREF _Toc30674 \h </w:instrText>
           </w:r>
           <w:r>
             <w:fldChar w:fldCharType="separate"/>
@@ -1626,23 +2002,43 @@
             <w:fldChar w:fldCharType="end"/>
           </w:r>
           <w:r>
+            <w:rPr>
+              <w:rFonts w:hint="eastAsia" w:ascii="黑体" w:hAnsi="黑体" w:eastAsia="黑体" w:cs="黑体"/>
+              <w:bCs/>
+              <w:szCs w:val="32"/>
+            </w:rPr>
             <w:fldChar w:fldCharType="end"/>
           </w:r>
         </w:p>
         <w:p>
           <w:pPr>
-            <w:pStyle w:val="6"/>
+            <w:pStyle w:val="9"/>
             <w:tabs>
               <w:tab w:val="right" w:leader="dot" w:pos="9072"/>
             </w:tabs>
           </w:pPr>
           <w:r>
+            <w:rPr>
+              <w:rFonts w:hint="eastAsia" w:ascii="黑体" w:hAnsi="黑体" w:eastAsia="黑体" w:cs="黑体"/>
+              <w:bCs/>
+              <w:szCs w:val="32"/>
+            </w:rPr>
             <w:fldChar w:fldCharType="begin"/>
           </w:r>
           <w:r>
-            <w:instrText xml:space="preserve"> HYPERLINK \l _Toc24770 </w:instrText>
-          </w:r>
-          <w:r>
+            <w:rPr>
+              <w:rFonts w:hint="eastAsia" w:ascii="黑体" w:hAnsi="黑体" w:eastAsia="黑体" w:cs="黑体"/>
+              <w:bCs/>
+              <w:szCs w:val="32"/>
+            </w:rPr>
+            <w:instrText xml:space="preserve"> HYPERLINK \l _Toc23501 </w:instrText>
+          </w:r>
+          <w:r>
+            <w:rPr>
+              <w:rFonts w:hint="eastAsia" w:ascii="黑体" w:hAnsi="黑体" w:eastAsia="黑体" w:cs="黑体"/>
+              <w:bCs/>
+              <w:szCs w:val="32"/>
+            </w:rPr>
             <w:fldChar w:fldCharType="separate"/>
           </w:r>
           <w:r>
@@ -1650,7 +2046,7 @@
               <w:rFonts w:hint="eastAsia"/>
               <w:lang w:val="en-US" w:eastAsia="zh-CN"/>
             </w:rPr>
-            <w:t>5.3. Could have可以实现（扩展功能）</w:t>
+            <w:t>5.4. Won't have本次不实现（排除范围）</w:t>
           </w:r>
           <w:r>
             <w:tab/>
@@ -1659,7 +2055,7 @@
             <w:fldChar w:fldCharType="begin"/>
           </w:r>
           <w:r>
-            <w:instrText xml:space="preserve"> PAGEREF _Toc24770 \h </w:instrText>
+            <w:instrText xml:space="preserve"> PAGEREF _Toc23501 \h </w:instrText>
           </w:r>
           <w:r>
             <w:fldChar w:fldCharType="separate"/>
@@ -1671,23 +2067,43 @@
             <w:fldChar w:fldCharType="end"/>
           </w:r>
           <w:r>
+            <w:rPr>
+              <w:rFonts w:hint="eastAsia" w:ascii="黑体" w:hAnsi="黑体" w:eastAsia="黑体" w:cs="黑体"/>
+              <w:bCs/>
+              <w:szCs w:val="32"/>
+            </w:rPr>
             <w:fldChar w:fldCharType="end"/>
           </w:r>
         </w:p>
         <w:p>
           <w:pPr>
-            <w:pStyle w:val="6"/>
+            <w:pStyle w:val="8"/>
             <w:tabs>
               <w:tab w:val="right" w:leader="dot" w:pos="9072"/>
             </w:tabs>
           </w:pPr>
           <w:r>
+            <w:rPr>
+              <w:rFonts w:hint="eastAsia" w:ascii="黑体" w:hAnsi="黑体" w:eastAsia="黑体" w:cs="黑体"/>
+              <w:bCs/>
+              <w:szCs w:val="32"/>
+            </w:rPr>
             <w:fldChar w:fldCharType="begin"/>
           </w:r>
           <w:r>
-            <w:instrText xml:space="preserve"> HYPERLINK \l _Toc430 </w:instrText>
-          </w:r>
-          <w:r>
+            <w:rPr>
+              <w:rFonts w:hint="eastAsia" w:ascii="黑体" w:hAnsi="黑体" w:eastAsia="黑体" w:cs="黑体"/>
+              <w:bCs/>
+              <w:szCs w:val="32"/>
+            </w:rPr>
+            <w:instrText xml:space="preserve"> HYPERLINK \l _Toc29527 </w:instrText>
+          </w:r>
+          <w:r>
+            <w:rPr>
+              <w:rFonts w:hint="eastAsia" w:ascii="黑体" w:hAnsi="黑体" w:eastAsia="黑体" w:cs="黑体"/>
+              <w:bCs/>
+              <w:szCs w:val="32"/>
+            </w:rPr>
             <w:fldChar w:fldCharType="separate"/>
           </w:r>
           <w:r>
@@ -1695,7 +2111,13 @@
               <w:rFonts w:hint="eastAsia"/>
               <w:lang w:val="en-US" w:eastAsia="zh-CN"/>
             </w:rPr>
-            <w:t>5.4. Won't have本次不实现（排除范围）</w:t>
+            <w:t>六、</w:t>
+          </w:r>
+          <w:r>
+            <w:rPr>
+              <w:rFonts w:hint="eastAsia"/>
+            </w:rPr>
+            <w:t>验收标准</w:t>
           </w:r>
           <w:r>
             <w:tab/>
@@ -1704,7 +2126,7 @@
             <w:fldChar w:fldCharType="begin"/>
           </w:r>
           <w:r>
-            <w:instrText xml:space="preserve"> PAGEREF _Toc430 \h </w:instrText>
+            <w:instrText xml:space="preserve"> PAGEREF _Toc29527 \h </w:instrText>
           </w:r>
           <w:r>
             <w:fldChar w:fldCharType="separate"/>
@@ -1716,23 +2138,43 @@
             <w:fldChar w:fldCharType="end"/>
           </w:r>
           <w:r>
+            <w:rPr>
+              <w:rFonts w:hint="eastAsia" w:ascii="黑体" w:hAnsi="黑体" w:eastAsia="黑体" w:cs="黑体"/>
+              <w:bCs/>
+              <w:szCs w:val="32"/>
+            </w:rPr>
             <w:fldChar w:fldCharType="end"/>
           </w:r>
         </w:p>
         <w:p>
           <w:pPr>
-            <w:pStyle w:val="5"/>
+            <w:pStyle w:val="8"/>
             <w:tabs>
               <w:tab w:val="right" w:leader="dot" w:pos="9072"/>
             </w:tabs>
           </w:pPr>
           <w:r>
+            <w:rPr>
+              <w:rFonts w:hint="eastAsia" w:ascii="黑体" w:hAnsi="黑体" w:eastAsia="黑体" w:cs="黑体"/>
+              <w:bCs/>
+              <w:szCs w:val="32"/>
+            </w:rPr>
             <w:fldChar w:fldCharType="begin"/>
           </w:r>
           <w:r>
-            <w:instrText xml:space="preserve"> HYPERLINK \l _Toc1413 </w:instrText>
-          </w:r>
-          <w:r>
+            <w:rPr>
+              <w:rFonts w:hint="eastAsia" w:ascii="黑体" w:hAnsi="黑体" w:eastAsia="黑体" w:cs="黑体"/>
+              <w:bCs/>
+              <w:szCs w:val="32"/>
+            </w:rPr>
+            <w:instrText xml:space="preserve"> HYPERLINK \l _Toc1656 </w:instrText>
+          </w:r>
+          <w:r>
+            <w:rPr>
+              <w:rFonts w:hint="eastAsia" w:ascii="黑体" w:hAnsi="黑体" w:eastAsia="黑体" w:cs="黑体"/>
+              <w:bCs/>
+              <w:szCs w:val="32"/>
+            </w:rPr>
             <w:fldChar w:fldCharType="separate"/>
           </w:r>
           <w:r>
@@ -1740,13 +2182,7 @@
               <w:rFonts w:hint="eastAsia"/>
               <w:lang w:val="en-US" w:eastAsia="zh-CN"/>
             </w:rPr>
-            <w:t>六、</w:t>
-          </w:r>
-          <w:r>
-            <w:rPr>
-              <w:rFonts w:hint="eastAsia"/>
-            </w:rPr>
-            <w:t>验收标准</w:t>
+            <w:t>七、人机协作记录</w:t>
           </w:r>
           <w:r>
             <w:tab/>
@@ -1755,7 +2191,7 @@
             <w:fldChar w:fldCharType="begin"/>
           </w:r>
           <w:r>
-            <w:instrText xml:space="preserve"> PAGEREF _Toc1413 \h </w:instrText>
+            <w:instrText xml:space="preserve"> PAGEREF _Toc1656 \h </w:instrText>
           </w:r>
           <w:r>
             <w:fldChar w:fldCharType="separate"/>
@@ -1767,62 +2203,50 @@
             <w:fldChar w:fldCharType="end"/>
           </w:r>
           <w:r>
+            <w:rPr>
+              <w:rFonts w:hint="eastAsia" w:ascii="黑体" w:hAnsi="黑体" w:eastAsia="黑体" w:cs="黑体"/>
+              <w:bCs/>
+              <w:szCs w:val="32"/>
+            </w:rPr>
             <w:fldChar w:fldCharType="end"/>
           </w:r>
         </w:p>
         <w:p>
           <w:pPr>
-            <w:pStyle w:val="5"/>
-            <w:tabs>
-              <w:tab w:val="right" w:leader="dot" w:pos="9072"/>
-            </w:tabs>
+            <w:ind w:left="0" w:leftChars="0" w:firstLine="0" w:firstLineChars="0"/>
+            <w:rPr>
+              <w:rFonts w:hint="eastAsia" w:ascii="黑体" w:hAnsi="黑体" w:eastAsia="黑体" w:cs="黑体"/>
+              <w:bCs/>
+              <w:kern w:val="2"/>
+              <w:sz w:val="21"/>
+              <w:szCs w:val="32"/>
+              <w:lang w:val="en-US" w:eastAsia="zh-CN" w:bidi="ar-SA"/>
+            </w:rPr>
           </w:pPr>
           <w:r>
-            <w:fldChar w:fldCharType="begin"/>
-          </w:r>
-          <w:r>
-            <w:instrText xml:space="preserve"> HYPERLINK \l _Toc21214 </w:instrText>
-          </w:r>
-          <w:r>
-            <w:fldChar w:fldCharType="separate"/>
-          </w:r>
-          <w:r>
-            <w:rPr>
-              <w:rFonts w:hint="eastAsia"/>
-              <w:lang w:val="en-US" w:eastAsia="zh-CN"/>
-            </w:rPr>
-            <w:t>七、人机协作记录</w:t>
-          </w:r>
-          <w:r>
-            <w:tab/>
-          </w:r>
-          <w:r>
-            <w:fldChar w:fldCharType="begin"/>
-          </w:r>
-          <w:r>
-            <w:instrText xml:space="preserve"> PAGEREF _Toc21214 \h </w:instrText>
-          </w:r>
-          <w:r>
-            <w:fldChar w:fldCharType="separate"/>
-          </w:r>
-          <w:r>
-            <w:t>12</w:t>
-          </w:r>
-          <w:r>
-            <w:fldChar w:fldCharType="end"/>
-          </w:r>
-          <w:r>
-            <w:fldChar w:fldCharType="end"/>
-          </w:r>
-        </w:p>
-        <w:p>
-          <w:r>
+            <w:rPr>
+              <w:rFonts w:hint="eastAsia" w:ascii="黑体" w:hAnsi="黑体" w:eastAsia="黑体" w:cs="黑体"/>
+              <w:bCs/>
+              <w:szCs w:val="32"/>
+            </w:rPr>
             <w:fldChar w:fldCharType="end"/>
           </w:r>
         </w:p>
       </w:sdtContent>
     </w:sdt>
-    <w:p/>
+    <w:p>
+      <w:pPr>
+        <w:ind w:left="0" w:leftChars="0" w:firstLine="0" w:firstLineChars="0"/>
+        <w:rPr>
+          <w:rFonts w:hint="eastAsia" w:ascii="黑体" w:hAnsi="黑体" w:eastAsia="黑体" w:cs="黑体"/>
+          <w:bCs/>
+          <w:kern w:val="2"/>
+          <w:sz w:val="21"/>
+          <w:szCs w:val="32"/>
+          <w:lang w:val="en-US" w:eastAsia="zh-CN" w:bidi="ar-SA"/>
+        </w:rPr>
+      </w:pPr>
+    </w:p>
     <w:p>
       <w:pPr>
         <w:rPr>
@@ -1841,36 +2265,30 @@
     <w:p>
       <w:pPr>
         <w:pStyle w:val="2"/>
-        <w:bidi w:val="0"/>
+        <w:numPr>
+          <w:ilvl w:val="0"/>
+          <w:numId w:val="0"/>
+        </w:numPr>
+        <w:bidi w:val="0"/>
+        <w:ind w:leftChars="0"/>
         <w:rPr>
           <w:rFonts w:hint="eastAsia"/>
           <w:lang w:val="en-US" w:eastAsia="zh-CN"/>
         </w:rPr>
       </w:pPr>
       <w:bookmarkStart w:id="0" w:name="_Toc18252"/>
-      <w:bookmarkStart w:id="1" w:name="_Toc12800"/>
-      <w:r>
-        <w:rPr>
-          <w:rFonts w:hint="eastAsia"/>
-          <w:lang w:val="en-US" w:eastAsia="zh-CN"/>
-        </w:rPr>
-        <w:t>一、</w:t>
-      </w:r>
-      <w:r>
-        <w:rPr>
-          <w:rFonts w:hint="eastAsia"/>
-        </w:rPr>
-        <w:t xml:space="preserve"> </w:t>
-      </w:r>
-      <w:r>
-        <w:rPr>
-          <w:rFonts w:hint="eastAsia"/>
-          <w:lang w:val="en-US" w:eastAsia="zh-CN"/>
-        </w:rPr>
-        <w:t>引言</w:t>
+      <w:bookmarkStart w:id="1" w:name="_Toc1010"/>
+      <w:bookmarkStart w:id="2" w:name="_Toc11317"/>
+      <w:r>
+        <w:rPr>
+          <w:rFonts w:hint="eastAsia"/>
+          <w:lang w:val="en-US" w:eastAsia="zh-CN"/>
+        </w:rPr>
+        <w:t>一、引言</w:t>
       </w:r>
       <w:bookmarkEnd w:id="0"/>
       <w:bookmarkEnd w:id="1"/>
+      <w:bookmarkEnd w:id="2"/>
     </w:p>
     <w:p>
       <w:pPr>
@@ -1880,8 +2298,9 @@
           <w:rFonts w:hint="eastAsia"/>
         </w:rPr>
       </w:pPr>
-      <w:bookmarkStart w:id="2" w:name="_Toc18538"/>
-      <w:bookmarkStart w:id="3" w:name="_Toc13566"/>
+      <w:bookmarkStart w:id="3" w:name="_Toc18538"/>
+      <w:bookmarkStart w:id="4" w:name="_Toc30509"/>
+      <w:bookmarkStart w:id="5" w:name="_Toc8549"/>
       <w:r>
         <w:rPr>
           <w:rFonts w:hint="eastAsia"/>
@@ -1895,106 +2314,30 @@
         </w:rPr>
         <w:t>.1. 项目背景</w:t>
       </w:r>
-      <w:bookmarkEnd w:id="2"/>
       <w:bookmarkEnd w:id="3"/>
-    </w:p>
-    <w:p>
-      <w:pPr>
-        <w:pStyle w:val="13"/>
-        <w:bidi w:val="0"/>
-      </w:pPr>
-      <w:r>
-        <w:rPr>
-          <w:lang w:val="en-US" w:eastAsia="zh-CN"/>
-        </w:rPr>
-        <w:t>硬编码敏感凭证、不安全加密算法的使用是软件开发中高频出现的安全问题，位列 OWASP Top10 2021 A03 敏感信息泄露漏洞范畴，同时也是等保 2.0 合规检测的核心要点。Bandit 作为 Python 生态主流的静态安全扫描工具，虽内置了基础的敏感信息检测规则，但存在检测覆盖不全、合规性适配不足、误报率较高等问题，无法满足企业级代码加密合规与敏感信息泄露检测的精细化需求。</w:t>
-      </w:r>
-    </w:p>
-    <w:p>
-      <w:pPr>
-        <w:pStyle w:val="13"/>
-        <w:bidi w:val="0"/>
-      </w:pPr>
-      <w:r>
-        <w:rPr>
-          <w:lang w:val="en-US" w:eastAsia="zh-CN"/>
-        </w:rPr>
-        <w:t>本项目基于 Bandit 官方插件扩展 API，开发一款 Python 敏感信息加密合规检测插件，补充完善敏感信息硬编码检测能力，新增加密算法合规性检测规则，帮助开发者在开发阶段快速识别并修复代码中的敏感信息泄露与加密不合规问题，降低安全风险与合规成本。</w:t>
-      </w:r>
-    </w:p>
-    <w:p>
-      <w:pPr>
-        <w:pStyle w:val="3"/>
-        <w:bidi w:val="0"/>
-      </w:pPr>
-      <w:bookmarkStart w:id="4" w:name="_Toc1470"/>
-      <w:bookmarkStart w:id="5" w:name="_Toc5139"/>
-      <w:r>
-        <w:rPr>
-          <w:rFonts w:hint="eastAsia"/>
-          <w:lang w:val="en-US" w:eastAsia="zh-CN"/>
-        </w:rPr>
-        <w:t>1</w:t>
-      </w:r>
-      <w:r>
-        <w:t>.2</w:t>
-      </w:r>
-      <w:r>
-        <w:rPr>
-          <w:rFonts w:hint="eastAsia"/>
-          <w:lang w:val="en-US" w:eastAsia="zh-CN"/>
-        </w:rPr>
-        <w:t>.</w:t>
-      </w:r>
-      <w:r>
-        <w:t xml:space="preserve"> 项目目标</w:t>
-      </w:r>
       <w:bookmarkEnd w:id="4"/>
       <w:bookmarkEnd w:id="5"/>
     </w:p>
     <w:p>
       <w:pPr>
-        <w:pStyle w:val="13"/>
-        <w:bidi w:val="0"/>
-        <w:rPr>
-          <w:lang w:val="en-US" w:eastAsia="zh-CN"/>
-        </w:rPr>
-      </w:pPr>
-      <w:r>
-        <w:rPr>
-          <w:lang w:val="en-US" w:eastAsia="zh-CN"/>
-        </w:rPr>
-        <w:t>核心目标：基于 Bandit 开发可扩展的 Python 代码安全检测插件，实现硬编码敏感信息与加密合规性两大核心检测能力。</w:t>
-      </w:r>
-    </w:p>
-    <w:p>
-      <w:pPr>
-        <w:pStyle w:val="13"/>
-        <w:bidi w:val="0"/>
-        <w:rPr>
-          <w:lang w:val="en-US" w:eastAsia="zh-CN"/>
-        </w:rPr>
-      </w:pPr>
-      <w:r>
-        <w:rPr>
-          <w:lang w:val="en-US" w:eastAsia="zh-CN"/>
-        </w:rPr>
-        <w:t>功能目标：覆盖 3-5 个最典型的硬编码敏感凭证场景（如硬编码数据库密码、API 密钥、私钥），检测 5-6 种最常见的不安全加密算法 / 模式（如 MD5、SHA1、DES、ECB 模式），在预设测试样本上实现低误报率、高检测准确率。</w:t>
-      </w:r>
-    </w:p>
-    <w:p>
-      <w:pPr>
-        <w:pStyle w:val="13"/>
-        <w:bidi w:val="0"/>
-        <w:rPr>
-          <w:lang w:val="en-US" w:eastAsia="zh-CN"/>
-        </w:rPr>
-      </w:pPr>
-      <w:r>
-        <w:rPr>
-          <w:lang w:val="en-US" w:eastAsia="zh-CN"/>
-        </w:rPr>
-        <w:t>工程目标：遵循 Bandit 官方开发规范，插件可无缝集成至 Bandit 原生扫描流程，支持命令行调用，具备完善的单元测试用例与基础文档。</w:t>
+        <w:bidi w:val="0"/>
+      </w:pPr>
+      <w:r>
+        <w:rPr>
+          <w:lang w:val="en-US" w:eastAsia="zh-CN"/>
+        </w:rPr>
+        <w:t>硬编码敏感凭证、不安全加密算法的使用是软件开发中高频出现的安全问题，位列 OWASP Top10 2021 A03 敏感信息泄露漏洞范畴，同时也是等保 2.0 合规检测的核心要点。Bandit 作为 Python 生态主流的静态安全扫描工具，虽内置了基础的敏感信息检测规则，但存在检测覆盖不全、合规性适配不足、误报率较高等问题，无法满足企业级代码加密合规与敏感信息泄露检测的精细化需求。</w:t>
+      </w:r>
+    </w:p>
+    <w:p>
+      <w:pPr>
+        <w:bidi w:val="0"/>
+      </w:pPr>
+      <w:r>
+        <w:rPr>
+          <w:lang w:val="en-US" w:eastAsia="zh-CN"/>
+        </w:rPr>
+        <w:t>本项目基于 Bandit 官方插件扩展 API，开发一款 Python 敏感信息加密合规检测插件，补充完善敏感信息硬编码检测能力，新增加密算法合规性检测规则，帮助开发者在开发阶段快速识别并修复代码中的敏感信息泄露与加密不合规问题，降低安全风险与合规成本。</w:t>
       </w:r>
     </w:p>
     <w:p>
@@ -2002,20 +2345,96 @@
         <w:pStyle w:val="3"/>
         <w:bidi w:val="0"/>
       </w:pPr>
-      <w:bookmarkStart w:id="6" w:name="_Toc2659"/>
-      <w:bookmarkStart w:id="7" w:name="_Toc21717"/>
-      <w:r>
-        <w:rPr>
-          <w:rFonts w:hint="eastAsia"/>
-          <w:lang w:val="en-US" w:eastAsia="zh-CN"/>
-        </w:rPr>
-        <w:t xml:space="preserve">1.3. </w:t>
-      </w:r>
-      <w:r>
-        <w:t>术语定义</w:t>
+      <w:bookmarkStart w:id="6" w:name="_Toc1470"/>
+      <w:bookmarkStart w:id="7" w:name="_Toc15732"/>
+      <w:bookmarkStart w:id="8" w:name="_Toc16621"/>
+      <w:r>
+        <w:rPr>
+          <w:rFonts w:hint="eastAsia"/>
+          <w:lang w:val="en-US" w:eastAsia="zh-CN"/>
+        </w:rPr>
+        <w:t>1</w:t>
+      </w:r>
+      <w:r>
+        <w:t>.2</w:t>
+      </w:r>
+      <w:r>
+        <w:rPr>
+          <w:rFonts w:hint="eastAsia"/>
+          <w:lang w:val="en-US" w:eastAsia="zh-CN"/>
+        </w:rPr>
+        <w:t>.</w:t>
+      </w:r>
+      <w:r>
+        <w:t xml:space="preserve"> 项目目标</w:t>
       </w:r>
       <w:bookmarkEnd w:id="6"/>
       <w:bookmarkEnd w:id="7"/>
+      <w:bookmarkEnd w:id="8"/>
+    </w:p>
+    <w:p>
+      <w:pPr>
+        <w:bidi w:val="0"/>
+        <w:rPr>
+          <w:lang w:val="en-US" w:eastAsia="zh-CN"/>
+        </w:rPr>
+      </w:pPr>
+      <w:r>
+        <w:rPr>
+          <w:lang w:val="en-US" w:eastAsia="zh-CN"/>
+        </w:rPr>
+        <w:t>核心目标：基于 Bandit 开发可扩展的 Python 代码安全检测插件，实现硬编码敏感信息与加密合规性两大核心检测能力。</w:t>
+      </w:r>
+    </w:p>
+    <w:p>
+      <w:pPr>
+        <w:bidi w:val="0"/>
+        <w:rPr>
+          <w:lang w:val="en-US" w:eastAsia="zh-CN"/>
+        </w:rPr>
+      </w:pPr>
+      <w:r>
+        <w:rPr>
+          <w:lang w:val="en-US" w:eastAsia="zh-CN"/>
+        </w:rPr>
+        <w:t>功能目标：覆盖 3-5 个最典型的硬编码敏感凭证场景（如硬编码数据库密码、API 密钥、私钥），检测 5-6 种最常见的不安全加密算法 / 模式（如 MD5、SHA1、DES、ECB 模式），在预设测试样本上实现低误报率、高检测准确率。</w:t>
+      </w:r>
+    </w:p>
+    <w:p>
+      <w:pPr>
+        <w:bidi w:val="0"/>
+        <w:rPr>
+          <w:lang w:val="en-US" w:eastAsia="zh-CN"/>
+        </w:rPr>
+      </w:pPr>
+      <w:r>
+        <w:rPr>
+          <w:lang w:val="en-US" w:eastAsia="zh-CN"/>
+        </w:rPr>
+        <w:t>工程目标：遵循 Bandit 官方开发规范，插件可无缝集成至 Bandit 原生扫描流程，支持命令行调用，具备完善的单元测试用例与基础文档。</w:t>
+      </w:r>
+    </w:p>
+    <w:p>
+      <w:pPr>
+        <w:pStyle w:val="3"/>
+        <w:bidi w:val="0"/>
+      </w:pPr>
+      <w:bookmarkStart w:id="9" w:name="_Toc2659"/>
+      <w:bookmarkStart w:id="10" w:name="_Toc16617"/>
+      <w:bookmarkStart w:id="11" w:name="_Toc28353"/>
+      <w:r>
+        <w:rPr>
+          <w:rFonts w:hint="eastAsia"/>
+          <w:lang w:val="en-US" w:eastAsia="zh-CN"/>
+        </w:rPr>
+        <w:t xml:space="preserve">1.3. </w:t>
+      </w:r>
+      <w:r>
+        <w:t>术语定义</w:t>
+      </w:r>
+      <w:bookmarkEnd w:id="9"/>
+      <w:bookmarkEnd w:id="10"/>
+      <w:bookmarkEnd w:id="11"/>
     </w:p>
     <w:p>
       <w:pPr>
@@ -2336,13 +2755,15 @@
       <w:pPr>
         <w:pStyle w:val="2"/>
         <w:bidi w:val="0"/>
+        <w:ind w:left="0" w:leftChars="0" w:firstLine="0" w:firstLineChars="0"/>
         <w:rPr>
           <w:rFonts w:hint="default"/>
           <w:lang w:val="en-US" w:eastAsia="zh-CN"/>
         </w:rPr>
       </w:pPr>
-      <w:bookmarkStart w:id="8" w:name="_Toc2692"/>
-      <w:bookmarkStart w:id="9" w:name="_Toc30206"/>
+      <w:bookmarkStart w:id="12" w:name="_Toc2692"/>
+      <w:bookmarkStart w:id="13" w:name="_Toc20767"/>
+      <w:bookmarkStart w:id="14" w:name="_Toc25328"/>
       <w:r>
         <w:rPr>
           <w:rFonts w:hint="eastAsia"/>
@@ -2350,8 +2771,9 @@
         </w:rPr>
         <w:t>二、用户场景与用户故事</w:t>
       </w:r>
-      <w:bookmarkEnd w:id="8"/>
-      <w:bookmarkEnd w:id="9"/>
+      <w:bookmarkEnd w:id="12"/>
+      <w:bookmarkEnd w:id="13"/>
+      <w:bookmarkEnd w:id="14"/>
     </w:p>
     <w:p>
       <w:pPr>
@@ -2390,16 +2812,6 @@
       </w:r>
       <w:r>
         <w:rPr>
-          <w:rFonts w:hint="eastAsia" w:cs="Times New Roman"/>
-          <w:kern w:val="2"/>
-          <w:sz w:val="21"/>
-          <w:szCs w:val="24"/>
-          <w:lang w:val="en-US" w:eastAsia="zh-CN" w:bidi="ar-SA"/>
-        </w:rPr>
-        <w:t xml:space="preserve"> </w:t>
-      </w:r>
-      <w:r>
-        <w:rPr>
           <w:lang w:val="en-US" w:eastAsia="zh-CN"/>
         </w:rPr>
         <w:t>作为 Python 开发学习者，我希望 Bandit 插件能扫描代码中的硬编码密码、API 密钥，以便在编码时及时发现敏感信息泄露风险。</w:t>
@@ -2442,16 +2854,6 @@
       </w:r>
       <w:r>
         <w:rPr>
-          <w:rFonts w:hint="eastAsia" w:cs="Times New Roman"/>
-          <w:kern w:val="2"/>
-          <w:sz w:val="21"/>
-          <w:szCs w:val="24"/>
-          <w:lang w:val="en-US" w:eastAsia="zh-CN" w:bidi="ar-SA"/>
-        </w:rPr>
-        <w:t xml:space="preserve"> </w:t>
-      </w:r>
-      <w:r>
-        <w:rPr>
           <w:lang w:val="en-US" w:eastAsia="zh-CN"/>
         </w:rPr>
         <w:t>作为代码安全课程学习者，我希望插件能正常接入 Bandit 工具并执行扫描，以便完成课程实验中的代码安全检测任务。</w:t>
@@ -2494,16 +2896,6 @@
       </w:r>
       <w:r>
         <w:rPr>
-          <w:rFonts w:hint="eastAsia" w:cs="Times New Roman"/>
-          <w:kern w:val="2"/>
-          <w:sz w:val="21"/>
-          <w:szCs w:val="24"/>
-          <w:lang w:val="en-US" w:eastAsia="zh-CN" w:bidi="ar-SA"/>
-        </w:rPr>
-        <w:t xml:space="preserve"> </w:t>
-      </w:r>
-      <w:r>
-        <w:rPr>
           <w:lang w:val="en-US" w:eastAsia="zh-CN"/>
         </w:rPr>
         <w:t>作为项目使用者，我希望插件能标注出漏洞所在文件和行号，以便快速定位并修改存在问题的代码。</w:t>
@@ -2529,6 +2921,7 @@
         <w:adjustRightInd/>
         <w:snapToGrid/>
         <w:ind w:left="0" w:leftChars="0" w:firstLine="420" w:firstLineChars="200"/>
+        <w:jc w:val="left"/>
         <w:textAlignment w:val="auto"/>
         <w:rPr>
           <w:lang w:val="en-US" w:eastAsia="zh-CN"/>
@@ -2546,87 +2939,9 @@
       </w:r>
       <w:r>
         <w:rPr>
-          <w:rFonts w:hint="eastAsia" w:cs="Times New Roman"/>
-          <w:kern w:val="2"/>
-          <w:sz w:val="21"/>
-          <w:szCs w:val="24"/>
-          <w:lang w:val="en-US" w:eastAsia="zh-CN" w:bidi="ar-SA"/>
-        </w:rPr>
-        <w:t xml:space="preserve"> </w:t>
-      </w:r>
-      <w:r>
-        <w:rPr>
-          <w:lang w:val="en-US" w:eastAsia="zh-CN"/>
-        </w:rPr>
-        <w:t>作为项目指导老师，我希望插件能输出清晰的检测结果，以便直观验证插件的敏感信息检测功能是否正常实现</w:t>
-      </w:r>
-    </w:p>
-    <w:p>
-      <w:pPr>
-        <w:pStyle w:val="2"/>
-        <w:bidi w:val="0"/>
-        <w:rPr>
-          <w:rFonts w:hint="default"/>
-          <w:lang w:val="en-US" w:eastAsia="zh-CN"/>
-        </w:rPr>
-      </w:pPr>
-      <w:bookmarkStart w:id="10" w:name="_Toc12265"/>
-      <w:r>
-        <w:rPr>
-          <w:rFonts w:hint="eastAsia"/>
-          <w:lang w:val="en-US" w:eastAsia="zh-CN"/>
-        </w:rPr>
-        <w:t>三、系统核心类</w:t>
-      </w:r>
-      <w:bookmarkEnd w:id="10"/>
-    </w:p>
-    <w:p>
-      <w:pPr>
-        <w:pStyle w:val="3"/>
-        <w:bidi w:val="0"/>
-        <w:rPr>
-          <w:rFonts w:hint="default"/>
-          <w:lang w:val="en-US" w:eastAsia="zh-CN"/>
-        </w:rPr>
-      </w:pPr>
-      <w:bookmarkStart w:id="11" w:name="_Toc4839"/>
-      <w:r>
-        <w:rPr>
-          <w:rFonts w:hint="eastAsia"/>
-          <w:lang w:val="en-US" w:eastAsia="zh-CN"/>
-        </w:rPr>
-        <w:t>3.1. 设计原则</w:t>
-      </w:r>
-      <w:bookmarkEnd w:id="11"/>
-    </w:p>
-    <w:p>
-      <w:pPr>
-        <w:keepNext w:val="0"/>
-        <w:keepLines w:val="0"/>
-        <w:pageBreakBefore w:val="0"/>
-        <w:widowControl w:val="0"/>
-        <w:kinsoku/>
-        <w:wordWrap/>
-        <w:overflowPunct/>
-        <w:topLinePunct w:val="0"/>
-        <w:autoSpaceDE/>
-        <w:autoSpaceDN/>
-        <w:bidi w:val="0"/>
-        <w:adjustRightInd/>
-        <w:snapToGrid/>
-        <w:ind w:firstLine="420" w:firstLineChars="200"/>
-        <w:textAlignment w:val="auto"/>
-        <w:rPr>
-          <w:rFonts w:hint="eastAsia"/>
-          <w:lang w:val="en-US" w:eastAsia="zh-CN"/>
-        </w:rPr>
-      </w:pPr>
-      <w:r>
-        <w:rPr>
-          <w:rFonts w:hint="eastAsia"/>
-          <w:lang w:val="en-US" w:eastAsia="zh-CN"/>
-        </w:rPr>
-        <w:t>1. 完全适配 Bandit 原生插件开发机制，不造重复轮子，复用 Bandit 原生Context、Issue核心对象</w:t>
+          <w:lang w:val="en-US" w:eastAsia="zh-CN"/>
+        </w:rPr>
+        <w:t>作为项目指导老师，我希望插件能输出清晰的检测结果，以便直观验证插件的敏感信息检功能是否正常实现</w:t>
       </w:r>
     </w:p>
     <w:p>
@@ -2648,53 +2963,71 @@
         <w:bidi w:val="0"/>
         <w:adjustRightInd/>
         <w:snapToGrid/>
-        <w:ind w:firstLine="420" w:firstLineChars="200"/>
+        <w:ind w:left="0" w:leftChars="0" w:firstLine="420" w:firstLineChars="200"/>
+        <w:jc w:val="left"/>
         <w:textAlignment w:val="auto"/>
         <w:rPr>
-          <w:rFonts w:hint="eastAsia"/>
-          <w:lang w:val="en-US" w:eastAsia="zh-CN"/>
-        </w:rPr>
-      </w:pPr>
-      <w:r>
-        <w:rPr>
-          <w:rFonts w:hint="eastAsia" w:cstheme="minorBidi"/>
-          <w:kern w:val="2"/>
-          <w:sz w:val="21"/>
-          <w:szCs w:val="24"/>
-          <w:lang w:val="en-US" w:eastAsia="zh-CN" w:bidi="ar-SA"/>
-        </w:rPr>
-        <w:t>2</w:t>
-      </w:r>
-      <w:r>
-        <w:rPr>
-          <w:rFonts w:hint="eastAsia" w:ascii="Times New Roman" w:hAnsi="Times New Roman" w:eastAsiaTheme="minorEastAsia" w:cstheme="minorBidi"/>
-          <w:kern w:val="2"/>
-          <w:sz w:val="21"/>
-          <w:szCs w:val="24"/>
-          <w:lang w:val="en-US" w:eastAsia="zh-CN" w:bidi="ar-SA"/>
-        </w:rPr>
-        <w:t>.</w:t>
-      </w:r>
-      <w:r>
-        <w:rPr>
-          <w:rFonts w:hint="eastAsia" w:cstheme="minorBidi"/>
-          <w:kern w:val="2"/>
-          <w:sz w:val="21"/>
-          <w:szCs w:val="24"/>
-          <w:lang w:val="en-US" w:eastAsia="zh-CN" w:bidi="ar-SA"/>
-        </w:rPr>
-        <w:t xml:space="preserve"> </w:t>
-      </w:r>
-      <w:r>
-        <w:rPr>
-          <w:rFonts w:hint="eastAsia"/>
-          <w:lang w:val="en-US" w:eastAsia="zh-CN"/>
-        </w:rPr>
-        <w:t>职责单一，每个类仅负责一个核心能力，适合大学生课程项目快速实现</w:t>
-      </w:r>
-    </w:p>
-    <w:p>
-      <w:pPr>
+          <w:lang w:val="en-US" w:eastAsia="zh-CN"/>
+        </w:rPr>
+      </w:pPr>
+      <w:r>
+        <w:rPr>
+          <w:lang w:val="en-US" w:eastAsia="zh-CN"/>
+        </w:rPr>
+        <w:t>本用例图完整梳理了基于 Bandit 开发的 Python 代码安全扫描插件全业务流程，用户是系统唯一交互角色。打开编辑器后插件会自动加载初始化，完成底层扫描引擎、安全规则库与运行环境的配置就绪。用户发起扫描指令后，插件依托 Bandit 静态审计能力，同步开展加密算法合规校验、硬编码敏感信息排查，全面识别 Python 代码各类安全隐患。扫描结束后，用户可在线查看漏洞详情与针对性修复建议，快速闭环代码问题；同时插件支持导出多格式扫描报告，满足项目归档、合规审计等场景需求。用户也可自主调整扫描规则与检测配置，灵活适配不同项目的安全管控标准，实现全流程可定制的 Python 代码静态安全审计。</w:t>
+      </w:r>
+      <w:r>
+        <w:rPr>
+          <w:lang w:val="en-US" w:eastAsia="zh-CN"/>
+        </w:rPr>
+        <w:br w:type="textWrapping"/>
+      </w:r>
+      <w:r>
+        <w:rPr>
+          <w:lang w:val="en-US" w:eastAsia="zh-CN"/>
+        </w:rPr>
+        <w:drawing>
+          <wp:inline distT="0" distB="0" distL="114300" distR="114300">
+            <wp:extent cx="5200650" cy="3876675"/>
+            <wp:effectExtent l="0" t="0" r="6350" b="9525"/>
+            <wp:docPr id="1" name="图片 1" descr="ae1001ae3aaf68e9de1e6a990d95c80d"/>
+            <wp:cNvGraphicFramePr>
+              <a:graphicFrameLocks xmlns:a="http://schemas.openxmlformats.org/drawingml/2006/main" noChangeAspect="1"/>
+            </wp:cNvGraphicFramePr>
+            <a:graphic xmlns:a="http://schemas.openxmlformats.org/drawingml/2006/main">
+              <a:graphicData uri="http://schemas.openxmlformats.org/drawingml/2006/picture">
+                <pic:pic xmlns:pic="http://schemas.openxmlformats.org/drawingml/2006/picture">
+                  <pic:nvPicPr>
+                    <pic:cNvPr id="1" name="图片 1" descr="ae1001ae3aaf68e9de1e6a990d95c80d"/>
+                    <pic:cNvPicPr>
+                      <a:picLocks noChangeAspect="1"/>
+                    </pic:cNvPicPr>
+                  </pic:nvPicPr>
+                  <pic:blipFill>
+                    <a:blip r:embed="rId9"/>
+                    <a:stretch>
+                      <a:fillRect/>
+                    </a:stretch>
+                  </pic:blipFill>
+                  <pic:spPr>
+                    <a:xfrm>
+                      <a:off x="0" y="0"/>
+                      <a:ext cx="5200650" cy="3876675"/>
+                    </a:xfrm>
+                    <a:prstGeom prst="rect">
+                      <a:avLst/>
+                    </a:prstGeom>
+                  </pic:spPr>
+                </pic:pic>
+              </a:graphicData>
+            </a:graphic>
+          </wp:inline>
+        </w:drawing>
+      </w:r>
+    </w:p>
+    <w:p>
+      <w:pPr>
+        <w:pStyle w:val="5"/>
         <w:keepNext w:val="0"/>
         <w:keepLines w:val="0"/>
         <w:pageBreakBefore w:val="0"/>
@@ -2712,40 +3045,28 @@
         <w:bidi w:val="0"/>
         <w:adjustRightInd/>
         <w:snapToGrid/>
-        <w:ind w:left="0" w:leftChars="0" w:firstLine="420" w:firstLineChars="200"/>
+        <w:ind w:left="0" w:leftChars="0" w:firstLine="402" w:firstLineChars="200"/>
+        <w:jc w:val="center"/>
         <w:textAlignment w:val="auto"/>
         <w:rPr>
-          <w:rFonts w:hint="eastAsia"/>
-          <w:lang w:val="en-US" w:eastAsia="zh-CN"/>
-        </w:rPr>
-      </w:pPr>
-      <w:r>
-        <w:rPr>
-          <w:rFonts w:hint="eastAsia" w:cstheme="minorBidi"/>
-          <w:kern w:val="2"/>
-          <w:sz w:val="21"/>
-          <w:szCs w:val="24"/>
-          <w:lang w:val="en-US" w:eastAsia="zh-CN" w:bidi="ar-SA"/>
-        </w:rPr>
-        <w:t>3</w:t>
-      </w:r>
-      <w:r>
-        <w:rPr>
-          <w:rFonts w:hint="eastAsia" w:ascii="Times New Roman" w:hAnsi="Times New Roman" w:eastAsiaTheme="minorEastAsia" w:cstheme="minorBidi"/>
-          <w:kern w:val="2"/>
-          <w:sz w:val="21"/>
-          <w:szCs w:val="24"/>
-          <w:lang w:val="en-US" w:eastAsia="zh-CN" w:bidi="ar-SA"/>
-        </w:rPr>
-        <w:t>.</w:t>
-      </w:r>
-      <w:r>
-        <w:rPr>
-          <w:rFonts w:hint="eastAsia" w:cstheme="minorBidi"/>
-          <w:kern w:val="2"/>
-          <w:sz w:val="21"/>
-          <w:szCs w:val="24"/>
-          <w:lang w:val="en-US" w:eastAsia="zh-CN" w:bidi="ar-SA"/>
+          <w:rFonts w:hint="default" w:eastAsia="宋体"/>
+          <w:lang w:val="en-US" w:eastAsia="zh-CN"/>
+        </w:rPr>
+      </w:pPr>
+      <w:r>
+        <w:t xml:space="preserve">图 </w:t>
+      </w:r>
+      <w:r>
+        <w:rPr>
+          <w:rFonts w:hint="eastAsia"/>
+          <w:lang w:val="en-US" w:eastAsia="zh-CN"/>
+        </w:rPr>
+        <w:t>2-1</w:t>
+      </w:r>
+      <w:r>
+        <w:rPr>
+          <w:rFonts w:hint="eastAsia"/>
+          <w:lang w:eastAsia="zh-CN"/>
         </w:rPr>
         <w:t xml:space="preserve"> </w:t>
       </w:r>
@@ -2754,7 +3075,80 @@
           <w:rFonts w:hint="eastAsia"/>
           <w:lang w:val="en-US" w:eastAsia="zh-CN"/>
         </w:rPr>
-        <w:t>符合面向对象设计规范，类关系清晰，可直接生成标准 UML 类图</w:t>
+        <w:t>用例图</w:t>
+      </w:r>
+    </w:p>
+    <w:p>
+      <w:pPr>
+        <w:pStyle w:val="2"/>
+        <w:bidi w:val="0"/>
+        <w:ind w:left="0" w:leftChars="0" w:firstLine="0" w:firstLineChars="0"/>
+        <w:rPr>
+          <w:rFonts w:hint="default"/>
+          <w:lang w:val="en-US" w:eastAsia="zh-CN"/>
+        </w:rPr>
+      </w:pPr>
+      <w:bookmarkStart w:id="15" w:name="_Toc14443"/>
+      <w:bookmarkStart w:id="16" w:name="_Toc25744"/>
+      <w:r>
+        <w:rPr>
+          <w:rFonts w:hint="eastAsia"/>
+          <w:lang w:val="en-US" w:eastAsia="zh-CN"/>
+        </w:rPr>
+        <w:t>三、系统核心类</w:t>
+      </w:r>
+      <w:bookmarkEnd w:id="15"/>
+      <w:bookmarkEnd w:id="16"/>
+    </w:p>
+    <w:p>
+      <w:pPr>
+        <w:pStyle w:val="3"/>
+        <w:bidi w:val="0"/>
+        <w:rPr>
+          <w:rFonts w:hint="default"/>
+          <w:lang w:val="en-US" w:eastAsia="zh-CN"/>
+        </w:rPr>
+      </w:pPr>
+      <w:bookmarkStart w:id="17" w:name="_Toc17326"/>
+      <w:bookmarkStart w:id="18" w:name="_Toc32667"/>
+      <w:r>
+        <w:rPr>
+          <w:rFonts w:hint="eastAsia"/>
+          <w:lang w:val="en-US" w:eastAsia="zh-CN"/>
+        </w:rPr>
+        <w:t>3.1. 设计原则</w:t>
+      </w:r>
+      <w:bookmarkEnd w:id="17"/>
+      <w:bookmarkEnd w:id="18"/>
+    </w:p>
+    <w:p>
+      <w:pPr>
+        <w:keepNext w:val="0"/>
+        <w:keepLines w:val="0"/>
+        <w:pageBreakBefore w:val="0"/>
+        <w:widowControl w:val="0"/>
+        <w:kinsoku/>
+        <w:wordWrap/>
+        <w:overflowPunct/>
+        <w:topLinePunct w:val="0"/>
+        <w:autoSpaceDE/>
+        <w:autoSpaceDN/>
+        <w:bidi w:val="0"/>
+        <w:adjustRightInd/>
+        <w:snapToGrid/>
+        <w:ind w:firstLine="420" w:firstLineChars="200"/>
+        <w:textAlignment w:val="auto"/>
+        <w:rPr>
+          <w:rFonts w:hint="eastAsia"/>
+          <w:lang w:val="en-US" w:eastAsia="zh-CN"/>
+        </w:rPr>
+      </w:pPr>
+      <w:r>
+        <w:rPr>
+          <w:rFonts w:hint="eastAsia"/>
+          <w:lang w:val="en-US" w:eastAsia="zh-CN"/>
+        </w:rPr>
+        <w:t>1. 完全适配 Bandit 原生插件开发机制，不造重复轮子，复用 Bandit 原生Context、Issue核心对象</w:t>
       </w:r>
     </w:p>
     <w:p>
@@ -2776,7 +3170,7 @@
         <w:bidi w:val="0"/>
         <w:adjustRightInd/>
         <w:snapToGrid/>
-        <w:ind w:left="0" w:leftChars="0" w:firstLine="420" w:firstLineChars="200"/>
+        <w:ind w:firstLine="420" w:firstLineChars="200"/>
         <w:textAlignment w:val="auto"/>
         <w:rPr>
           <w:rFonts w:hint="eastAsia"/>
@@ -2791,7 +3185,7 @@
           <w:szCs w:val="24"/>
           <w:lang w:val="en-US" w:eastAsia="zh-CN" w:bidi="ar-SA"/>
         </w:rPr>
-        <w:t>4</w:t>
+        <w:t>2</w:t>
       </w:r>
       <w:r>
         <w:rPr>
@@ -2818,6 +3212,134 @@
           <w:rFonts w:hint="eastAsia"/>
           <w:lang w:val="en-US" w:eastAsia="zh-CN"/>
         </w:rPr>
+        <w:t>职责单一，每个类仅负责一个核心能力，适合大学生课程项目快速实现</w:t>
+      </w:r>
+    </w:p>
+    <w:p>
+      <w:pPr>
+        <w:keepNext w:val="0"/>
+        <w:keepLines w:val="0"/>
+        <w:pageBreakBefore w:val="0"/>
+        <w:widowControl w:val="0"/>
+        <w:numPr>
+          <w:ilvl w:val="0"/>
+          <w:numId w:val="0"/>
+        </w:numPr>
+        <w:kinsoku/>
+        <w:wordWrap/>
+        <w:overflowPunct/>
+        <w:topLinePunct w:val="0"/>
+        <w:autoSpaceDE/>
+        <w:autoSpaceDN/>
+        <w:bidi w:val="0"/>
+        <w:adjustRightInd/>
+        <w:snapToGrid/>
+        <w:ind w:left="0" w:leftChars="0" w:firstLine="420" w:firstLineChars="200"/>
+        <w:textAlignment w:val="auto"/>
+        <w:rPr>
+          <w:rFonts w:hint="eastAsia"/>
+          <w:lang w:val="en-US" w:eastAsia="zh-CN"/>
+        </w:rPr>
+      </w:pPr>
+      <w:r>
+        <w:rPr>
+          <w:rFonts w:hint="eastAsia" w:cstheme="minorBidi"/>
+          <w:kern w:val="2"/>
+          <w:sz w:val="21"/>
+          <w:szCs w:val="24"/>
+          <w:lang w:val="en-US" w:eastAsia="zh-CN" w:bidi="ar-SA"/>
+        </w:rPr>
+        <w:t>3</w:t>
+      </w:r>
+      <w:r>
+        <w:rPr>
+          <w:rFonts w:hint="eastAsia" w:ascii="Times New Roman" w:hAnsi="Times New Roman" w:eastAsiaTheme="minorEastAsia" w:cstheme="minorBidi"/>
+          <w:kern w:val="2"/>
+          <w:sz w:val="21"/>
+          <w:szCs w:val="24"/>
+          <w:lang w:val="en-US" w:eastAsia="zh-CN" w:bidi="ar-SA"/>
+        </w:rPr>
+        <w:t>.</w:t>
+      </w:r>
+      <w:r>
+        <w:rPr>
+          <w:rFonts w:hint="eastAsia" w:cstheme="minorBidi"/>
+          <w:kern w:val="2"/>
+          <w:sz w:val="21"/>
+          <w:szCs w:val="24"/>
+          <w:lang w:val="en-US" w:eastAsia="zh-CN" w:bidi="ar-SA"/>
+        </w:rPr>
+        <w:t xml:space="preserve"> </w:t>
+      </w:r>
+      <w:r>
+        <w:rPr>
+          <w:rFonts w:hint="eastAsia"/>
+          <w:lang w:val="en-US" w:eastAsia="zh-CN"/>
+        </w:rPr>
+        <w:t>符合面向对象设计规范，类关系清晰，可直接生成标准 UML 类图</w:t>
+      </w:r>
+    </w:p>
+    <w:p>
+      <w:pPr>
+        <w:keepNext w:val="0"/>
+        <w:keepLines w:val="0"/>
+        <w:pageBreakBefore w:val="0"/>
+        <w:widowControl w:val="0"/>
+        <w:numPr>
+          <w:ilvl w:val="0"/>
+          <w:numId w:val="0"/>
+        </w:numPr>
+        <w:kinsoku/>
+        <w:wordWrap/>
+        <w:overflowPunct/>
+        <w:topLinePunct w:val="0"/>
+        <w:autoSpaceDE/>
+        <w:autoSpaceDN/>
+        <w:bidi w:val="0"/>
+        <w:adjustRightInd/>
+        <w:snapToGrid/>
+        <w:ind w:left="0" w:leftChars="0" w:firstLine="420" w:firstLineChars="200"/>
+        <w:textAlignment w:val="auto"/>
+        <w:rPr>
+          <w:rFonts w:hint="eastAsia"/>
+          <w:lang w:val="en-US" w:eastAsia="zh-CN"/>
+        </w:rPr>
+      </w:pPr>
+      <w:r>
+        <w:rPr>
+          <w:rFonts w:hint="eastAsia" w:cstheme="minorBidi"/>
+          <w:kern w:val="2"/>
+          <w:sz w:val="21"/>
+          <w:szCs w:val="24"/>
+          <w:lang w:val="en-US" w:eastAsia="zh-CN" w:bidi="ar-SA"/>
+        </w:rPr>
+        <w:t>4</w:t>
+      </w:r>
+      <w:r>
+        <w:rPr>
+          <w:rFonts w:hint="eastAsia" w:ascii="Times New Roman" w:hAnsi="Times New Roman" w:eastAsiaTheme="minorEastAsia" w:cstheme="minorBidi"/>
+          <w:kern w:val="2"/>
+          <w:sz w:val="21"/>
+          <w:szCs w:val="24"/>
+          <w:lang w:val="en-US" w:eastAsia="zh-CN" w:bidi="ar-SA"/>
+        </w:rPr>
+        <w:t>.</w:t>
+      </w:r>
+      <w:r>
+        <w:rPr>
+          <w:rFonts w:hint="eastAsia" w:cstheme="minorBidi"/>
+          <w:kern w:val="2"/>
+          <w:sz w:val="21"/>
+          <w:szCs w:val="24"/>
+          <w:lang w:val="en-US" w:eastAsia="zh-CN" w:bidi="ar-SA"/>
+        </w:rPr>
+        <w:t xml:space="preserve"> </w:t>
+      </w:r>
+      <w:r>
+        <w:rPr>
+          <w:rFonts w:hint="eastAsia"/>
+          <w:lang w:val="en-US" w:eastAsia="zh-CN"/>
+        </w:rPr>
         <w:t>完全覆盖「硬编码敏感信息检测 + 加密合规性检测」核心需求</w:t>
       </w:r>
     </w:p>
@@ -2830,8 +3352,9 @@
           <w:lang w:val="en-US" w:eastAsia="zh-CN"/>
         </w:rPr>
       </w:pPr>
-      <w:bookmarkStart w:id="12" w:name="_Toc31920"/>
-      <w:bookmarkStart w:id="13" w:name="_Toc15582"/>
+      <w:bookmarkStart w:id="19" w:name="_Toc31920"/>
+      <w:bookmarkStart w:id="20" w:name="_Toc926"/>
+      <w:bookmarkStart w:id="21" w:name="_Toc24420"/>
       <w:r>
         <w:rPr>
           <w:rFonts w:hint="eastAsia"/>
@@ -2839,8 +3362,9 @@
         </w:rPr>
         <w:t>3.2. 核心类总览</w:t>
       </w:r>
-      <w:bookmarkEnd w:id="12"/>
-      <w:bookmarkEnd w:id="13"/>
+      <w:bookmarkEnd w:id="19"/>
+      <w:bookmarkEnd w:id="20"/>
+      <w:bookmarkEnd w:id="21"/>
     </w:p>
     <w:p>
       <w:pPr>
@@ -2859,17 +3383,45 @@
     </w:p>
     <w:p>
       <w:pPr>
-        <w:rPr>
-          <w:rFonts w:hint="eastAsia"/>
-          <w:lang w:val="en-US" w:eastAsia="zh-CN"/>
-        </w:rPr>
-      </w:pPr>
+        <w:pStyle w:val="5"/>
+        <w:ind w:left="0" w:leftChars="0" w:firstLine="0" w:firstLineChars="0"/>
+        <w:jc w:val="both"/>
+      </w:pPr>
+    </w:p>
+    <w:p/>
+    <w:p/>
+    <w:p/>
+    <w:p>
+      <w:pPr>
+        <w:pStyle w:val="5"/>
+        <w:rPr>
+          <w:rFonts w:hint="eastAsia" w:eastAsia="宋体"/>
+          <w:lang w:eastAsia="zh-CN"/>
+        </w:rPr>
+      </w:pPr>
+      <w:r>
+        <w:t xml:space="preserve">表 </w:t>
+      </w:r>
+      <w:r>
+        <w:rPr>
+          <w:rFonts w:hint="eastAsia"/>
+          <w:lang w:val="en-US" w:eastAsia="zh-CN"/>
+        </w:rPr>
+        <w:t>3-1</w:t>
+      </w:r>
+      <w:r>
+        <w:rPr>
+          <w:rFonts w:hint="eastAsia"/>
+          <w:lang w:eastAsia="zh-CN"/>
+        </w:rPr>
+        <w:t xml:space="preserve"> 核心类表</w:t>
+      </w:r>
     </w:p>
     <w:tbl>
       <w:tblPr>
-        <w:tblStyle w:val="7"/>
-        <w:tblW w:w="5000" w:type="pct"/>
-        <w:tblInd w:w="0" w:type="dxa"/>
+        <w:tblStyle w:val="10"/>
+        <w:tblW w:w="9232" w:type="dxa"/>
+        <w:jc w:val="center"/>
         <w:tblBorders>
           <w:top w:val="none" w:color="auto" w:sz="0" w:space="0"/>
           <w:left w:val="none" w:color="auto" w:sz="0" w:space="0"/>
@@ -2888,9 +3440,9 @@
         </w:tblCellMar>
       </w:tblPr>
       <w:tblGrid>
-        <w:gridCol w:w="2824"/>
-        <w:gridCol w:w="1171"/>
-        <w:gridCol w:w="5237"/>
+        <w:gridCol w:w="2590"/>
+        <w:gridCol w:w="1198"/>
+        <w:gridCol w:w="5444"/>
       </w:tblGrid>
       <w:tr>
         <w:tblPrEx>
@@ -2911,11 +3463,13 @@
           </w:tblCellMar>
         </w:tblPrEx>
         <w:trPr>
+          <w:trHeight w:val="0" w:hRule="atLeast"/>
           <w:tblHeader/>
+          <w:jc w:val="center"/>
         </w:trPr>
         <w:tc>
           <w:tcPr>
-            <w:tcW w:w="2590" w:type="dxa"/>
+            <w:tcW w:w="0" w:type="auto"/>
             <w:tcBorders>
               <w:top w:val="single" w:color="CCCCCC" w:sz="4" w:space="0"/>
               <w:left w:val="single" w:color="CCCCCC" w:sz="4" w:space="0"/>
@@ -2923,6 +3477,7 @@
               <w:right w:val="single" w:color="CCCCCC" w:sz="4" w:space="0"/>
             </w:tcBorders>
             <w:shd w:val="clear" w:color="auto" w:fill="auto"/>
+            <w:noWrap w:val="0"/>
             <w:tcMar>
               <w:top w:w="80" w:type="dxa"/>
               <w:left w:w="80" w:type="dxa"/>
@@ -2937,8 +3492,12 @@
               <w:keepLines w:val="0"/>
               <w:widowControl/>
               <w:suppressLineNumbers w:val="0"/>
+              <w:snapToGrid w:val="0"/>
+              <w:spacing w:line="240" w:lineRule="auto"/>
+              <w:ind w:left="0" w:leftChars="0" w:right="0" w:rightChars="0" w:firstLine="0" w:firstLineChars="0"/>
               <w:jc w:val="center"/>
               <w:rPr>
+                <w:rFonts w:ascii="宋体" w:eastAsia="宋体"/>
                 <w:b/>
                 <w:bCs/>
                 <w:sz w:val="18"/>
@@ -2961,7 +3520,7 @@
         </w:tc>
         <w:tc>
           <w:tcPr>
-            <w:tcW w:w="1074" w:type="dxa"/>
+            <w:tcW w:w="0" w:type="auto"/>
             <w:tcBorders>
               <w:top w:val="single" w:color="CCCCCC" w:sz="4" w:space="0"/>
               <w:left w:val="single" w:color="CCCCCC" w:sz="4" w:space="0"/>
@@ -2969,6 +3528,7 @@
               <w:right w:val="single" w:color="CCCCCC" w:sz="4" w:space="0"/>
             </w:tcBorders>
             <w:shd w:val="clear" w:color="auto" w:fill="auto"/>
+            <w:noWrap w:val="0"/>
             <w:tcMar>
               <w:top w:w="80" w:type="dxa"/>
               <w:left w:w="80" w:type="dxa"/>
@@ -2983,8 +3543,12 @@
               <w:keepLines w:val="0"/>
               <w:widowControl/>
               <w:suppressLineNumbers w:val="0"/>
+              <w:snapToGrid w:val="0"/>
+              <w:spacing w:line="240" w:lineRule="auto"/>
+              <w:ind w:left="0" w:leftChars="0" w:right="0" w:rightChars="0" w:firstLine="0" w:firstLineChars="0"/>
               <w:jc w:val="center"/>
               <w:rPr>
+                <w:rFonts w:ascii="宋体" w:eastAsia="宋体"/>
                 <w:b/>
                 <w:bCs/>
                 <w:sz w:val="18"/>
@@ -3001,13 +3565,13 @@
                 <w:szCs w:val="18"/>
                 <w:lang w:val="en-US" w:eastAsia="zh-CN" w:bidi="ar"/>
               </w:rPr>
-              <w:t>类类型</w:t>
+              <w:t>类型</w:t>
             </w:r>
           </w:p>
         </w:tc>
         <w:tc>
           <w:tcPr>
-            <w:tcW w:w="4802" w:type="dxa"/>
+            <w:tcW w:w="5444" w:type="dxa"/>
             <w:tcBorders>
               <w:top w:val="single" w:color="CCCCCC" w:sz="4" w:space="0"/>
               <w:left w:val="single" w:color="CCCCCC" w:sz="4" w:space="0"/>
@@ -3015,6 +3579,7 @@
               <w:right w:val="single" w:color="CCCCCC" w:sz="4" w:space="0"/>
             </w:tcBorders>
             <w:shd w:val="clear" w:color="auto" w:fill="auto"/>
+            <w:noWrap w:val="0"/>
             <w:tcMar>
               <w:top w:w="80" w:type="dxa"/>
               <w:left w:w="80" w:type="dxa"/>
@@ -3029,8 +3594,12 @@
               <w:keepLines w:val="0"/>
               <w:widowControl/>
               <w:suppressLineNumbers w:val="0"/>
+              <w:snapToGrid w:val="0"/>
+              <w:spacing w:line="240" w:lineRule="auto"/>
+              <w:ind w:left="0" w:leftChars="0" w:right="0" w:rightChars="0" w:firstLine="0" w:firstLineChars="0"/>
               <w:jc w:val="center"/>
               <w:rPr>
+                <w:rFonts w:ascii="宋体" w:eastAsia="宋体"/>
                 <w:b/>
                 <w:bCs/>
                 <w:sz w:val="18"/>
@@ -3070,9 +3639,13 @@
             <w:right w:w="15" w:type="dxa"/>
           </w:tblCellMar>
         </w:tblPrEx>
+        <w:trPr>
+          <w:trHeight w:val="0" w:hRule="atLeast"/>
+          <w:jc w:val="center"/>
+        </w:trPr>
         <w:tc>
           <w:tcPr>
-            <w:tcW w:w="2590" w:type="dxa"/>
+            <w:tcW w:w="0" w:type="auto"/>
             <w:tcBorders>
               <w:top w:val="single" w:color="CCCCCC" w:sz="4" w:space="0"/>
               <w:left w:val="single" w:color="CCCCCC" w:sz="4" w:space="0"/>
@@ -3080,6 +3653,7 @@
               <w:right w:val="single" w:color="CCCCCC" w:sz="4" w:space="0"/>
             </w:tcBorders>
             <w:shd w:val="clear" w:color="auto" w:fill="auto"/>
+            <w:noWrap w:val="0"/>
             <w:tcMar>
               <w:top w:w="80" w:type="dxa"/>
               <w:left w:w="80" w:type="dxa"/>
@@ -3094,15 +3668,19 @@
               <w:keepLines w:val="0"/>
               <w:widowControl/>
               <w:suppressLineNumbers w:val="0"/>
-              <w:jc w:val="left"/>
+              <w:snapToGrid w:val="0"/>
+              <w:spacing w:line="240" w:lineRule="auto"/>
+              <w:ind w:left="0" w:leftChars="0" w:right="0" w:rightChars="0" w:firstLine="0" w:firstLineChars="0"/>
+              <w:jc w:val="center"/>
               <w:rPr>
+                <w:rFonts w:ascii="宋体" w:eastAsia="宋体"/>
                 <w:sz w:val="18"/>
                 <w:szCs w:val="18"/>
               </w:rPr>
             </w:pPr>
             <w:r>
               <w:rPr>
-                <w:rStyle w:val="12"/>
+                <w:rStyle w:val="15"/>
                 <w:rFonts w:ascii="宋体" w:hAnsi="宋体" w:eastAsia="宋体" w:cs="宋体"/>
                 <w:kern w:val="0"/>
                 <w:sz w:val="18"/>
@@ -3115,7 +3693,7 @@
         </w:tc>
         <w:tc>
           <w:tcPr>
-            <w:tcW w:w="1074" w:type="dxa"/>
+            <w:tcW w:w="0" w:type="auto"/>
             <w:tcBorders>
               <w:top w:val="single" w:color="CCCCCC" w:sz="4" w:space="0"/>
               <w:left w:val="single" w:color="CCCCCC" w:sz="4" w:space="0"/>
@@ -3123,6 +3701,7 @@
               <w:right w:val="single" w:color="CCCCCC" w:sz="4" w:space="0"/>
             </w:tcBorders>
             <w:shd w:val="clear" w:color="auto" w:fill="auto"/>
+            <w:noWrap w:val="0"/>
             <w:tcMar>
               <w:top w:w="80" w:type="dxa"/>
               <w:left w:w="80" w:type="dxa"/>
@@ -3137,8 +3716,12 @@
               <w:keepLines w:val="0"/>
               <w:widowControl/>
               <w:suppressLineNumbers w:val="0"/>
+              <w:snapToGrid w:val="0"/>
+              <w:spacing w:line="240" w:lineRule="auto"/>
+              <w:ind w:left="0" w:leftChars="0" w:right="0" w:rightChars="0" w:firstLine="0" w:firstLineChars="0"/>
               <w:jc w:val="left"/>
               <w:rPr>
+                <w:rFonts w:ascii="宋体" w:eastAsia="宋体"/>
                 <w:sz w:val="18"/>
                 <w:szCs w:val="18"/>
               </w:rPr>
@@ -3157,7 +3740,7 @@
         </w:tc>
         <w:tc>
           <w:tcPr>
-            <w:tcW w:w="4802" w:type="dxa"/>
+            <w:tcW w:w="5444" w:type="dxa"/>
             <w:tcBorders>
               <w:top w:val="single" w:color="CCCCCC" w:sz="4" w:space="0"/>
               <w:left w:val="single" w:color="CCCCCC" w:sz="4" w:space="0"/>
@@ -3165,6 +3748,7 @@
               <w:right w:val="single" w:color="CCCCCC" w:sz="4" w:space="0"/>
             </w:tcBorders>
             <w:shd w:val="clear" w:color="auto" w:fill="auto"/>
+            <w:noWrap w:val="0"/>
             <w:tcMar>
               <w:top w:w="80" w:type="dxa"/>
               <w:left w:w="80" w:type="dxa"/>
@@ -3179,8 +3763,12 @@
               <w:keepLines w:val="0"/>
               <w:widowControl/>
               <w:suppressLineNumbers w:val="0"/>
+              <w:snapToGrid w:val="0"/>
+              <w:spacing w:line="240" w:lineRule="auto"/>
+              <w:ind w:left="0" w:leftChars="0" w:right="0" w:rightChars="0" w:firstLine="0" w:firstLineChars="0"/>
               <w:jc w:val="left"/>
               <w:rPr>
+                <w:rFonts w:ascii="宋体" w:eastAsia="宋体"/>
                 <w:sz w:val="18"/>
                 <w:szCs w:val="18"/>
               </w:rPr>
@@ -3216,9 +3804,13 @@
             <w:right w:w="15" w:type="dxa"/>
           </w:tblCellMar>
         </w:tblPrEx>
+        <w:trPr>
+          <w:trHeight w:val="0" w:hRule="atLeast"/>
+          <w:jc w:val="center"/>
+        </w:trPr>
         <w:tc>
           <w:tcPr>
-            <w:tcW w:w="2590" w:type="dxa"/>
+            <w:tcW w:w="0" w:type="auto"/>
             <w:tcBorders>
               <w:top w:val="single" w:color="CCCCCC" w:sz="4" w:space="0"/>
               <w:left w:val="single" w:color="CCCCCC" w:sz="4" w:space="0"/>
@@ -3226,6 +3818,7 @@
               <w:right w:val="single" w:color="CCCCCC" w:sz="4" w:space="0"/>
             </w:tcBorders>
             <w:shd w:val="clear" w:color="auto" w:fill="auto"/>
+            <w:noWrap w:val="0"/>
             <w:tcMar>
               <w:top w:w="80" w:type="dxa"/>
               <w:left w:w="80" w:type="dxa"/>
@@ -3240,15 +3833,19 @@
               <w:keepLines w:val="0"/>
               <w:widowControl/>
               <w:suppressLineNumbers w:val="0"/>
-              <w:jc w:val="left"/>
+              <w:snapToGrid w:val="0"/>
+              <w:spacing w:line="240" w:lineRule="auto"/>
+              <w:ind w:left="0" w:leftChars="0" w:right="0" w:rightChars="0" w:firstLine="0" w:firstLineChars="0"/>
+              <w:jc w:val="center"/>
               <w:rPr>
+                <w:rFonts w:ascii="宋体" w:eastAsia="宋体"/>
                 <w:sz w:val="18"/>
                 <w:szCs w:val="18"/>
               </w:rPr>
             </w:pPr>
             <w:r>
               <w:rPr>
-                <w:rStyle w:val="12"/>
+                <w:rStyle w:val="15"/>
                 <w:rFonts w:ascii="宋体" w:hAnsi="宋体" w:eastAsia="宋体" w:cs="宋体"/>
                 <w:kern w:val="0"/>
                 <w:sz w:val="18"/>
@@ -3261,7 +3858,7 @@
         </w:tc>
         <w:tc>
           <w:tcPr>
-            <w:tcW w:w="1074" w:type="dxa"/>
+            <w:tcW w:w="0" w:type="auto"/>
             <w:tcBorders>
               <w:top w:val="single" w:color="CCCCCC" w:sz="4" w:space="0"/>
               <w:left w:val="single" w:color="CCCCCC" w:sz="4" w:space="0"/>
@@ -3269,6 +3866,7 @@
               <w:right w:val="single" w:color="CCCCCC" w:sz="4" w:space="0"/>
             </w:tcBorders>
             <w:shd w:val="clear" w:color="auto" w:fill="auto"/>
+            <w:noWrap w:val="0"/>
             <w:tcMar>
               <w:top w:w="80" w:type="dxa"/>
               <w:left w:w="80" w:type="dxa"/>
@@ -3283,8 +3881,12 @@
               <w:keepLines w:val="0"/>
               <w:widowControl/>
               <w:suppressLineNumbers w:val="0"/>
+              <w:snapToGrid w:val="0"/>
+              <w:spacing w:line="240" w:lineRule="auto"/>
+              <w:ind w:left="0" w:leftChars="0" w:right="0" w:rightChars="0" w:firstLine="0" w:firstLineChars="0"/>
               <w:jc w:val="left"/>
               <w:rPr>
+                <w:rFonts w:ascii="宋体" w:eastAsia="宋体"/>
                 <w:sz w:val="18"/>
                 <w:szCs w:val="18"/>
               </w:rPr>
@@ -3303,7 +3905,7 @@
         </w:tc>
         <w:tc>
           <w:tcPr>
-            <w:tcW w:w="4802" w:type="dxa"/>
+            <w:tcW w:w="5444" w:type="dxa"/>
             <w:tcBorders>
               <w:top w:val="single" w:color="CCCCCC" w:sz="4" w:space="0"/>
               <w:left w:val="single" w:color="CCCCCC" w:sz="4" w:space="0"/>
@@ -3311,6 +3913,7 @@
               <w:right w:val="single" w:color="CCCCCC" w:sz="4" w:space="0"/>
             </w:tcBorders>
             <w:shd w:val="clear" w:color="auto" w:fill="auto"/>
+            <w:noWrap w:val="0"/>
             <w:tcMar>
               <w:top w:w="80" w:type="dxa"/>
               <w:left w:w="80" w:type="dxa"/>
@@ -3325,8 +3928,12 @@
               <w:keepLines w:val="0"/>
               <w:widowControl/>
               <w:suppressLineNumbers w:val="0"/>
+              <w:snapToGrid w:val="0"/>
+              <w:spacing w:line="240" w:lineRule="auto"/>
+              <w:ind w:left="0" w:leftChars="0" w:right="0" w:rightChars="0" w:firstLine="0" w:firstLineChars="0"/>
               <w:jc w:val="left"/>
               <w:rPr>
+                <w:rFonts w:ascii="宋体" w:eastAsia="宋体"/>
                 <w:sz w:val="18"/>
                 <w:szCs w:val="18"/>
               </w:rPr>
@@ -3361,9 +3968,13 @@
             <w:right w:w="15" w:type="dxa"/>
           </w:tblCellMar>
         </w:tblPrEx>
+        <w:trPr>
+          <w:trHeight w:val="0" w:hRule="atLeast"/>
+          <w:jc w:val="center"/>
+        </w:trPr>
         <w:tc>
           <w:tcPr>
-            <w:tcW w:w="2590" w:type="dxa"/>
+            <w:tcW w:w="0" w:type="auto"/>
             <w:tcBorders>
               <w:top w:val="single" w:color="CCCCCC" w:sz="4" w:space="0"/>
               <w:left w:val="single" w:color="CCCCCC" w:sz="4" w:space="0"/>
@@ -3371,6 +3982,7 @@
               <w:right w:val="single" w:color="CCCCCC" w:sz="4" w:space="0"/>
             </w:tcBorders>
             <w:shd w:val="clear" w:color="auto" w:fill="auto"/>
+            <w:noWrap w:val="0"/>
             <w:tcMar>
               <w:top w:w="80" w:type="dxa"/>
               <w:left w:w="80" w:type="dxa"/>
@@ -3385,15 +3997,19 @@
               <w:keepLines w:val="0"/>
               <w:widowControl/>
               <w:suppressLineNumbers w:val="0"/>
-              <w:jc w:val="left"/>
+              <w:snapToGrid w:val="0"/>
+              <w:spacing w:line="240" w:lineRule="auto"/>
+              <w:ind w:left="0" w:leftChars="0" w:right="0" w:rightChars="0" w:firstLine="0" w:firstLineChars="0"/>
+              <w:jc w:val="center"/>
               <w:rPr>
+                <w:rFonts w:ascii="宋体" w:eastAsia="宋体"/>
                 <w:sz w:val="18"/>
                 <w:szCs w:val="18"/>
               </w:rPr>
             </w:pPr>
             <w:r>
               <w:rPr>
-                <w:rStyle w:val="12"/>
+                <w:rStyle w:val="15"/>
                 <w:rFonts w:ascii="宋体" w:hAnsi="宋体" w:eastAsia="宋体" w:cs="宋体"/>
                 <w:kern w:val="0"/>
                 <w:sz w:val="18"/>
@@ -3406,7 +4022,7 @@
         </w:tc>
         <w:tc>
           <w:tcPr>
-            <w:tcW w:w="1074" w:type="dxa"/>
+            <w:tcW w:w="0" w:type="auto"/>
             <w:tcBorders>
               <w:top w:val="single" w:color="CCCCCC" w:sz="4" w:space="0"/>
               <w:left w:val="single" w:color="CCCCCC" w:sz="4" w:space="0"/>
@@ -3414,6 +4030,7 @@
               <w:right w:val="single" w:color="CCCCCC" w:sz="4" w:space="0"/>
             </w:tcBorders>
             <w:shd w:val="clear" w:color="auto" w:fill="auto"/>
+            <w:noWrap w:val="0"/>
             <w:tcMar>
               <w:top w:w="80" w:type="dxa"/>
               <w:left w:w="80" w:type="dxa"/>
@@ -3428,8 +4045,12 @@
               <w:keepLines w:val="0"/>
               <w:widowControl/>
               <w:suppressLineNumbers w:val="0"/>
+              <w:snapToGrid w:val="0"/>
+              <w:spacing w:line="240" w:lineRule="auto"/>
+              <w:ind w:left="0" w:leftChars="0" w:right="0" w:rightChars="0" w:firstLine="0" w:firstLineChars="0"/>
               <w:jc w:val="left"/>
               <w:rPr>
+                <w:rFonts w:ascii="宋体" w:eastAsia="宋体"/>
                 <w:sz w:val="18"/>
                 <w:szCs w:val="18"/>
               </w:rPr>
@@ -3448,7 +4069,7 @@
         </w:tc>
         <w:tc>
           <w:tcPr>
-            <w:tcW w:w="4802" w:type="dxa"/>
+            <w:tcW w:w="5444" w:type="dxa"/>
             <w:tcBorders>
               <w:top w:val="single" w:color="CCCCCC" w:sz="4" w:space="0"/>
               <w:left w:val="single" w:color="CCCCCC" w:sz="4" w:space="0"/>
@@ -3456,6 +4077,7 @@
               <w:right w:val="single" w:color="CCCCCC" w:sz="4" w:space="0"/>
             </w:tcBorders>
             <w:shd w:val="clear" w:color="auto" w:fill="auto"/>
+            <w:noWrap w:val="0"/>
             <w:tcMar>
               <w:top w:w="80" w:type="dxa"/>
               <w:left w:w="80" w:type="dxa"/>
@@ -3470,8 +4092,12 @@
               <w:keepLines w:val="0"/>
               <w:widowControl/>
               <w:suppressLineNumbers w:val="0"/>
+              <w:snapToGrid w:val="0"/>
+              <w:spacing w:line="240" w:lineRule="auto"/>
+              <w:ind w:left="0" w:leftChars="0" w:right="0" w:rightChars="0" w:firstLine="0" w:firstLineChars="0"/>
               <w:jc w:val="left"/>
               <w:rPr>
+                <w:rFonts w:ascii="宋体" w:eastAsia="宋体"/>
                 <w:sz w:val="18"/>
                 <w:szCs w:val="18"/>
               </w:rPr>
@@ -3499,6 +4125,7 @@
             <w:insideH w:val="none" w:color="auto" w:sz="0" w:space="0"/>
             <w:insideV w:val="none" w:color="auto" w:sz="0" w:space="0"/>
           </w:tblBorders>
+          <w:shd w:val="clear" w:color="auto" w:fill="auto"/>
           <w:tblCellMar>
             <w:top w:w="15" w:type="dxa"/>
             <w:left w:w="15" w:type="dxa"/>
@@ -3506,9 +4133,13 @@
             <w:right w:w="15" w:type="dxa"/>
           </w:tblCellMar>
         </w:tblPrEx>
+        <w:trPr>
+          <w:trHeight w:val="0" w:hRule="atLeast"/>
+          <w:jc w:val="center"/>
+        </w:trPr>
         <w:tc>
           <w:tcPr>
-            <w:tcW w:w="2590" w:type="dxa"/>
+            <w:tcW w:w="0" w:type="auto"/>
             <w:tcBorders>
               <w:top w:val="single" w:color="CCCCCC" w:sz="4" w:space="0"/>
               <w:left w:val="single" w:color="CCCCCC" w:sz="4" w:space="0"/>
@@ -3516,6 +4147,7 @@
               <w:right w:val="single" w:color="CCCCCC" w:sz="4" w:space="0"/>
             </w:tcBorders>
             <w:shd w:val="clear" w:color="auto" w:fill="auto"/>
+            <w:noWrap w:val="0"/>
             <w:tcMar>
               <w:top w:w="80" w:type="dxa"/>
               <w:left w:w="80" w:type="dxa"/>
@@ -3530,15 +4162,19 @@
               <w:keepLines w:val="0"/>
               <w:widowControl/>
               <w:suppressLineNumbers w:val="0"/>
-              <w:jc w:val="left"/>
+              <w:snapToGrid w:val="0"/>
+              <w:spacing w:line="240" w:lineRule="auto"/>
+              <w:ind w:left="0" w:leftChars="0" w:right="0" w:rightChars="0" w:firstLine="0" w:firstLineChars="0"/>
+              <w:jc w:val="center"/>
               <w:rPr>
+                <w:rFonts w:ascii="宋体" w:eastAsia="宋体"/>
                 <w:sz w:val="18"/>
                 <w:szCs w:val="18"/>
               </w:rPr>
             </w:pPr>
             <w:r>
               <w:rPr>
-                <w:rStyle w:val="12"/>
+                <w:rStyle w:val="15"/>
                 <w:rFonts w:ascii="宋体" w:hAnsi="宋体" w:eastAsia="宋体" w:cs="宋体"/>
                 <w:kern w:val="0"/>
                 <w:sz w:val="18"/>
@@ -3551,7 +4187,7 @@
         </w:tc>
         <w:tc>
           <w:tcPr>
-            <w:tcW w:w="1074" w:type="dxa"/>
+            <w:tcW w:w="0" w:type="auto"/>
             <w:tcBorders>
               <w:top w:val="single" w:color="CCCCCC" w:sz="4" w:space="0"/>
               <w:left w:val="single" w:color="CCCCCC" w:sz="4" w:space="0"/>
@@ -3559,6 +4195,7 @@
               <w:right w:val="single" w:color="CCCCCC" w:sz="4" w:space="0"/>
             </w:tcBorders>
             <w:shd w:val="clear" w:color="auto" w:fill="auto"/>
+            <w:noWrap w:val="0"/>
             <w:tcMar>
               <w:top w:w="80" w:type="dxa"/>
               <w:left w:w="80" w:type="dxa"/>
@@ -3573,8 +4210,12 @@
               <w:keepLines w:val="0"/>
               <w:widowControl/>
               <w:suppressLineNumbers w:val="0"/>
+              <w:snapToGrid w:val="0"/>
+              <w:spacing w:line="240" w:lineRule="auto"/>
+              <w:ind w:left="0" w:leftChars="0" w:right="0" w:rightChars="0" w:firstLine="0" w:firstLineChars="0"/>
               <w:jc w:val="left"/>
               <w:rPr>
+                <w:rFonts w:ascii="宋体" w:eastAsia="宋体"/>
                 <w:sz w:val="18"/>
                 <w:szCs w:val="18"/>
               </w:rPr>
@@ -3593,7 +4234,7 @@
         </w:tc>
         <w:tc>
           <w:tcPr>
-            <w:tcW w:w="4802" w:type="dxa"/>
+            <w:tcW w:w="5444" w:type="dxa"/>
             <w:tcBorders>
               <w:top w:val="single" w:color="CCCCCC" w:sz="4" w:space="0"/>
               <w:left w:val="single" w:color="CCCCCC" w:sz="4" w:space="0"/>
@@ -3601,6 +4242,7 @@
               <w:right w:val="single" w:color="CCCCCC" w:sz="4" w:space="0"/>
             </w:tcBorders>
             <w:shd w:val="clear" w:color="auto" w:fill="auto"/>
+            <w:noWrap w:val="0"/>
             <w:tcMar>
               <w:top w:w="80" w:type="dxa"/>
               <w:left w:w="80" w:type="dxa"/>
@@ -3615,8 +4257,12 @@
               <w:keepLines w:val="0"/>
               <w:widowControl/>
               <w:suppressLineNumbers w:val="0"/>
+              <w:snapToGrid w:val="0"/>
+              <w:spacing w:line="240" w:lineRule="auto"/>
+              <w:ind w:left="0" w:leftChars="0" w:right="0" w:rightChars="0" w:firstLine="0" w:firstLineChars="0"/>
               <w:jc w:val="left"/>
               <w:rPr>
+                <w:rFonts w:ascii="宋体" w:eastAsia="宋体"/>
                 <w:sz w:val="18"/>
                 <w:szCs w:val="18"/>
               </w:rPr>
@@ -3652,9 +4298,13 @@
             <w:right w:w="15" w:type="dxa"/>
           </w:tblCellMar>
         </w:tblPrEx>
+        <w:trPr>
+          <w:trHeight w:val="0" w:hRule="atLeast"/>
+          <w:jc w:val="center"/>
+        </w:trPr>
         <w:tc>
           <w:tcPr>
-            <w:tcW w:w="2590" w:type="dxa"/>
+            <w:tcW w:w="0" w:type="auto"/>
             <w:tcBorders>
               <w:top w:val="single" w:color="CCCCCC" w:sz="4" w:space="0"/>
               <w:left w:val="single" w:color="CCCCCC" w:sz="4" w:space="0"/>
@@ -3662,6 +4312,7 @@
               <w:right w:val="single" w:color="CCCCCC" w:sz="4" w:space="0"/>
             </w:tcBorders>
             <w:shd w:val="clear" w:color="auto" w:fill="auto"/>
+            <w:noWrap w:val="0"/>
             <w:tcMar>
               <w:top w:w="80" w:type="dxa"/>
               <w:left w:w="80" w:type="dxa"/>
@@ -3676,15 +4327,19 @@
               <w:keepLines w:val="0"/>
               <w:widowControl/>
               <w:suppressLineNumbers w:val="0"/>
-              <w:jc w:val="left"/>
+              <w:snapToGrid w:val="0"/>
+              <w:spacing w:line="240" w:lineRule="auto"/>
+              <w:ind w:left="0" w:leftChars="0" w:right="0" w:rightChars="0" w:firstLine="0" w:firstLineChars="0"/>
+              <w:jc w:val="center"/>
               <w:rPr>
+                <w:rFonts w:ascii="宋体" w:eastAsia="宋体"/>
                 <w:sz w:val="18"/>
                 <w:szCs w:val="18"/>
               </w:rPr>
             </w:pPr>
             <w:r>
               <w:rPr>
-                <w:rStyle w:val="12"/>
+                <w:rStyle w:val="15"/>
                 <w:rFonts w:ascii="宋体" w:hAnsi="宋体" w:eastAsia="宋体" w:cs="宋体"/>
                 <w:kern w:val="0"/>
                 <w:sz w:val="18"/>
@@ -3697,7 +4352,7 @@
         </w:tc>
         <w:tc>
           <w:tcPr>
-            <w:tcW w:w="1074" w:type="dxa"/>
+            <w:tcW w:w="0" w:type="auto"/>
             <w:tcBorders>
               <w:top w:val="single" w:color="CCCCCC" w:sz="4" w:space="0"/>
               <w:left w:val="single" w:color="CCCCCC" w:sz="4" w:space="0"/>
@@ -3705,6 +4360,7 @@
               <w:right w:val="single" w:color="CCCCCC" w:sz="4" w:space="0"/>
             </w:tcBorders>
             <w:shd w:val="clear" w:color="auto" w:fill="auto"/>
+            <w:noWrap w:val="0"/>
             <w:tcMar>
               <w:top w:w="80" w:type="dxa"/>
               <w:left w:w="80" w:type="dxa"/>
@@ -3719,8 +4375,12 @@
               <w:keepLines w:val="0"/>
               <w:widowControl/>
               <w:suppressLineNumbers w:val="0"/>
+              <w:snapToGrid w:val="0"/>
+              <w:spacing w:line="240" w:lineRule="auto"/>
+              <w:ind w:left="0" w:leftChars="0" w:right="0" w:rightChars="0" w:firstLine="0" w:firstLineChars="0"/>
               <w:jc w:val="left"/>
               <w:rPr>
+                <w:rFonts w:ascii="宋体" w:eastAsia="宋体"/>
                 <w:sz w:val="18"/>
                 <w:szCs w:val="18"/>
               </w:rPr>
@@ -3739,7 +4399,7 @@
         </w:tc>
         <w:tc>
           <w:tcPr>
-            <w:tcW w:w="4802" w:type="dxa"/>
+            <w:tcW w:w="5444" w:type="dxa"/>
             <w:tcBorders>
               <w:top w:val="single" w:color="CCCCCC" w:sz="4" w:space="0"/>
               <w:left w:val="single" w:color="CCCCCC" w:sz="4" w:space="0"/>
@@ -3747,6 +4407,7 @@
               <w:right w:val="single" w:color="CCCCCC" w:sz="4" w:space="0"/>
             </w:tcBorders>
             <w:shd w:val="clear" w:color="auto" w:fill="auto"/>
+            <w:noWrap w:val="0"/>
             <w:tcMar>
               <w:top w:w="80" w:type="dxa"/>
               <w:left w:w="80" w:type="dxa"/>
@@ -3761,8 +4422,12 @@
               <w:keepLines w:val="0"/>
               <w:widowControl/>
               <w:suppressLineNumbers w:val="0"/>
+              <w:snapToGrid w:val="0"/>
+              <w:spacing w:line="240" w:lineRule="auto"/>
+              <w:ind w:left="0" w:leftChars="0" w:right="0" w:rightChars="0" w:firstLine="0" w:firstLineChars="0"/>
               <w:jc w:val="left"/>
               <w:rPr>
+                <w:rFonts w:ascii="宋体" w:eastAsia="宋体"/>
                 <w:sz w:val="18"/>
                 <w:szCs w:val="18"/>
               </w:rPr>
@@ -3790,6 +4455,7 @@
             <w:insideH w:val="none" w:color="auto" w:sz="0" w:space="0"/>
             <w:insideV w:val="none" w:color="auto" w:sz="0" w:space="0"/>
           </w:tblBorders>
+          <w:shd w:val="clear" w:color="auto" w:fill="auto"/>
           <w:tblCellMar>
             <w:top w:w="15" w:type="dxa"/>
             <w:left w:w="15" w:type="dxa"/>
@@ -3797,6 +4463,10 @@
             <w:right w:w="15" w:type="dxa"/>
           </w:tblCellMar>
         </w:tblPrEx>
+        <w:trPr>
+          <w:trHeight w:val="0" w:hRule="atLeast"/>
+          <w:jc w:val="center"/>
+        </w:trPr>
         <w:tc>
           <w:tcPr>
             <w:tcW w:w="2590" w:type="dxa"/>
@@ -3807,6 +4477,7 @@
               <w:right w:val="single" w:color="CCCCCC" w:sz="4" w:space="0"/>
             </w:tcBorders>
             <w:shd w:val="clear" w:color="auto" w:fill="auto"/>
+            <w:noWrap w:val="0"/>
             <w:tcMar>
               <w:top w:w="80" w:type="dxa"/>
               <w:left w:w="80" w:type="dxa"/>
@@ -3821,15 +4492,19 @@
               <w:keepLines w:val="0"/>
               <w:widowControl/>
               <w:suppressLineNumbers w:val="0"/>
-              <w:jc w:val="left"/>
+              <w:snapToGrid w:val="0"/>
+              <w:spacing w:line="240" w:lineRule="auto"/>
+              <w:ind w:left="0" w:leftChars="0" w:right="0" w:rightChars="0" w:firstLine="0" w:firstLineChars="0"/>
+              <w:jc w:val="center"/>
               <w:rPr>
+                <w:rFonts w:ascii="宋体" w:eastAsia="宋体"/>
                 <w:sz w:val="18"/>
                 <w:szCs w:val="18"/>
               </w:rPr>
             </w:pPr>
             <w:r>
               <w:rPr>
-                <w:rStyle w:val="12"/>
+                <w:rStyle w:val="15"/>
                 <w:rFonts w:ascii="宋体" w:hAnsi="宋体" w:eastAsia="宋体" w:cs="宋体"/>
                 <w:kern w:val="0"/>
                 <w:sz w:val="18"/>
@@ -3842,7 +4517,7 @@
         </w:tc>
         <w:tc>
           <w:tcPr>
-            <w:tcW w:w="1074" w:type="dxa"/>
+            <w:tcW w:w="1198" w:type="dxa"/>
             <w:tcBorders>
               <w:top w:val="single" w:color="CCCCCC" w:sz="4" w:space="0"/>
               <w:left w:val="single" w:color="CCCCCC" w:sz="4" w:space="0"/>
@@ -3850,6 +4525,7 @@
               <w:right w:val="single" w:color="CCCCCC" w:sz="4" w:space="0"/>
             </w:tcBorders>
             <w:shd w:val="clear" w:color="auto" w:fill="auto"/>
+            <w:noWrap w:val="0"/>
             <w:tcMar>
               <w:top w:w="80" w:type="dxa"/>
               <w:left w:w="80" w:type="dxa"/>
@@ -3864,8 +4540,12 @@
               <w:keepLines w:val="0"/>
               <w:widowControl/>
               <w:suppressLineNumbers w:val="0"/>
+              <w:snapToGrid w:val="0"/>
+              <w:spacing w:line="240" w:lineRule="auto"/>
+              <w:ind w:left="0" w:leftChars="0" w:right="0" w:rightChars="0" w:firstLine="0" w:firstLineChars="0"/>
               <w:jc w:val="left"/>
               <w:rPr>
+                <w:rFonts w:ascii="宋体" w:eastAsia="宋体"/>
                 <w:sz w:val="18"/>
                 <w:szCs w:val="18"/>
               </w:rPr>
@@ -3884,7 +4564,7 @@
         </w:tc>
         <w:tc>
           <w:tcPr>
-            <w:tcW w:w="4802" w:type="dxa"/>
+            <w:tcW w:w="5444" w:type="dxa"/>
             <w:tcBorders>
               <w:top w:val="single" w:color="CCCCCC" w:sz="4" w:space="0"/>
               <w:left w:val="single" w:color="CCCCCC" w:sz="4" w:space="0"/>
@@ -3892,6 +4572,7 @@
               <w:right w:val="single" w:color="CCCCCC" w:sz="4" w:space="0"/>
             </w:tcBorders>
             <w:shd w:val="clear" w:color="auto" w:fill="auto"/>
+            <w:noWrap w:val="0"/>
             <w:tcMar>
               <w:top w:w="80" w:type="dxa"/>
               <w:left w:w="80" w:type="dxa"/>
@@ -3906,8 +4587,12 @@
               <w:keepLines w:val="0"/>
               <w:widowControl/>
               <w:suppressLineNumbers w:val="0"/>
+              <w:snapToGrid w:val="0"/>
+              <w:spacing w:line="240" w:lineRule="auto"/>
+              <w:ind w:left="0" w:leftChars="0" w:right="0" w:rightChars="0" w:firstLine="0" w:firstLineChars="0"/>
               <w:jc w:val="left"/>
               <w:rPr>
+                <w:rFonts w:ascii="宋体" w:eastAsia="宋体"/>
                 <w:sz w:val="18"/>
                 <w:szCs w:val="18"/>
               </w:rPr>
@@ -3928,22 +4613,7 @@
     </w:tbl>
     <w:p>
       <w:pPr>
-        <w:pStyle w:val="13"/>
-        <w:keepNext w:val="0"/>
-        <w:keepLines w:val="0"/>
-        <w:pageBreakBefore w:val="0"/>
-        <w:widowControl w:val="0"/>
-        <w:kinsoku/>
-        <w:wordWrap/>
-        <w:overflowPunct/>
-        <w:topLinePunct w:val="0"/>
-        <w:autoSpaceDE/>
-        <w:autoSpaceDN/>
-        <w:bidi w:val="0"/>
-        <w:adjustRightInd/>
-        <w:snapToGrid/>
-        <w:ind w:left="420" w:leftChars="200" w:firstLine="0" w:firstLineChars="0"/>
-        <w:textAlignment w:val="auto"/>
+        <w:bidi w:val="0"/>
         <w:rPr>
           <w:rFonts w:hint="eastAsia"/>
           <w:lang w:val="en-US" w:eastAsia="zh-CN"/>
@@ -3959,8 +4629,6 @@
       <w:r>
         <w:rPr>
           <w:rFonts w:hint="eastAsia"/>
-          <w:b/>
-          <w:bCs/>
           <w:lang w:val="en-US" w:eastAsia="zh-CN"/>
         </w:rPr>
         <w:t>1. 泛化（继承）关系</w:t>
@@ -3968,7 +4636,6 @@
     </w:p>
     <w:p>
       <w:pPr>
-        <w:pStyle w:val="13"/>
         <w:bidi w:val="0"/>
         <w:rPr>
           <w:rFonts w:hint="eastAsia"/>
@@ -3985,7 +4652,6 @@
     </w:p>
     <w:p>
       <w:pPr>
-        <w:pStyle w:val="13"/>
         <w:bidi w:val="0"/>
         <w:rPr>
           <w:rFonts w:hint="eastAsia"/>
@@ -4002,7 +4668,6 @@
     </w:p>
     <w:p>
       <w:pPr>
-        <w:pStyle w:val="13"/>
         <w:bidi w:val="0"/>
         <w:rPr>
           <w:rFonts w:hint="eastAsia"/>
@@ -4019,20 +4684,15 @@
     </w:p>
     <w:p>
       <w:pPr>
-        <w:pStyle w:val="13"/>
-        <w:bidi w:val="0"/>
-        <w:rPr>
-          <w:rFonts w:hint="eastAsia"/>
-          <w:b/>
-          <w:bCs/>
-          <w:lang w:val="en-US" w:eastAsia="zh-CN"/>
-        </w:rPr>
-      </w:pPr>
-      <w:r>
-        <w:rPr>
-          <w:rFonts w:hint="eastAsia"/>
-          <w:b/>
-          <w:bCs/>
+        <w:bidi w:val="0"/>
+        <w:rPr>
+          <w:rFonts w:hint="eastAsia"/>
+          <w:lang w:val="en-US" w:eastAsia="zh-CN"/>
+        </w:rPr>
+      </w:pPr>
+      <w:r>
+        <w:rPr>
+          <w:rFonts w:hint="eastAsia"/>
           <w:lang w:val="en-US" w:eastAsia="zh-CN"/>
         </w:rPr>
         <w:t>2. 关联关系</w:t>
@@ -4040,7 +4700,6 @@
     </w:p>
     <w:p>
       <w:pPr>
-        <w:pStyle w:val="13"/>
         <w:bidi w:val="0"/>
         <w:rPr>
           <w:rFonts w:hint="eastAsia"/>
@@ -4057,7 +4716,6 @@
     </w:p>
     <w:p>
       <w:pPr>
-        <w:pStyle w:val="13"/>
         <w:bidi w:val="0"/>
         <w:rPr>
           <w:rFonts w:hint="eastAsia"/>
@@ -4074,7 +4732,6 @@
     </w:p>
     <w:p>
       <w:pPr>
-        <w:pStyle w:val="13"/>
         <w:bidi w:val="0"/>
         <w:rPr>
           <w:rFonts w:hint="eastAsia"/>
@@ -4091,7 +4748,6 @@
     </w:p>
     <w:p>
       <w:pPr>
-        <w:pStyle w:val="13"/>
         <w:bidi w:val="0"/>
         <w:rPr>
           <w:rFonts w:hint="eastAsia"/>
@@ -4108,20 +4764,15 @@
     </w:p>
     <w:p>
       <w:pPr>
-        <w:pStyle w:val="13"/>
-        <w:bidi w:val="0"/>
-        <w:rPr>
-          <w:rFonts w:hint="eastAsia"/>
-          <w:b/>
-          <w:bCs/>
-          <w:lang w:val="en-US" w:eastAsia="zh-CN"/>
-        </w:rPr>
-      </w:pPr>
-      <w:r>
-        <w:rPr>
-          <w:rFonts w:hint="eastAsia"/>
-          <w:b/>
-          <w:bCs/>
+        <w:bidi w:val="0"/>
+        <w:rPr>
+          <w:rFonts w:hint="eastAsia"/>
+          <w:lang w:val="en-US" w:eastAsia="zh-CN"/>
+        </w:rPr>
+      </w:pPr>
+      <w:r>
+        <w:rPr>
+          <w:rFonts w:hint="eastAsia"/>
           <w:lang w:val="en-US" w:eastAsia="zh-CN"/>
         </w:rPr>
         <w:t>3. 聚合关系</w:t>
@@ -4129,7 +4780,6 @@
     </w:p>
     <w:p>
       <w:pPr>
-        <w:pStyle w:val="13"/>
         <w:bidi w:val="0"/>
         <w:rPr>
           <w:rFonts w:hint="eastAsia"/>
@@ -4146,7 +4796,6 @@
     </w:p>
     <w:p>
       <w:pPr>
-        <w:pStyle w:val="13"/>
         <w:bidi w:val="0"/>
         <w:rPr>
           <w:rFonts w:hint="eastAsia"/>
@@ -4163,20 +4812,15 @@
     </w:p>
     <w:p>
       <w:pPr>
-        <w:pStyle w:val="13"/>
-        <w:bidi w:val="0"/>
-        <w:rPr>
-          <w:rFonts w:hint="eastAsia"/>
-          <w:b/>
-          <w:bCs/>
-          <w:lang w:val="en-US" w:eastAsia="zh-CN"/>
-        </w:rPr>
-      </w:pPr>
-      <w:r>
-        <w:rPr>
-          <w:rFonts w:hint="eastAsia"/>
-          <w:b/>
-          <w:bCs/>
+        <w:bidi w:val="0"/>
+        <w:rPr>
+          <w:rFonts w:hint="eastAsia"/>
+          <w:lang w:val="en-US" w:eastAsia="zh-CN"/>
+        </w:rPr>
+      </w:pPr>
+      <w:r>
+        <w:rPr>
+          <w:rFonts w:hint="eastAsia"/>
           <w:lang w:val="en-US" w:eastAsia="zh-CN"/>
         </w:rPr>
         <w:t>4. 依赖关系</w:t>
@@ -4184,7 +4828,6 @@
     </w:p>
     <w:p>
       <w:pPr>
-        <w:pStyle w:val="13"/>
         <w:bidi w:val="0"/>
         <w:rPr>
           <w:rFonts w:hint="eastAsia"/>
@@ -4201,7 +4844,6 @@
     </w:p>
     <w:p>
       <w:pPr>
-        <w:pStyle w:val="13"/>
         <w:bidi w:val="0"/>
         <w:rPr>
           <w:rFonts w:hint="eastAsia"/>
@@ -4218,7 +4860,6 @@
     </w:p>
     <w:p>
       <w:pPr>
-        <w:pStyle w:val="13"/>
         <w:bidi w:val="0"/>
         <w:rPr>
           <w:rFonts w:hint="eastAsia"/>
@@ -4235,7 +4876,6 @@
     </w:p>
     <w:p>
       <w:pPr>
-        <w:pStyle w:val="13"/>
         <w:bidi w:val="0"/>
         <w:rPr>
           <w:rFonts w:hint="eastAsia"/>
@@ -4281,7 +4921,7 @@
                     </pic:cNvPicPr>
                   </pic:nvPicPr>
                   <pic:blipFill>
-                    <a:blip r:embed="rId8"/>
+                    <a:blip r:embed="rId10"/>
                     <a:stretch>
                       <a:fillRect/>
                     </a:stretch>
@@ -4304,29 +4944,51 @@
     </w:p>
     <w:p>
       <w:pPr>
+        <w:pStyle w:val="5"/>
+        <w:jc w:val="center"/>
+        <w:rPr>
+          <w:rFonts w:hint="default"/>
+          <w:lang w:val="en-US" w:eastAsia="zh-CN"/>
+        </w:rPr>
+      </w:pPr>
+      <w:r>
+        <w:t xml:space="preserve">图 </w:t>
+      </w:r>
+      <w:r>
+        <w:rPr>
+          <w:rFonts w:hint="eastAsia"/>
+          <w:lang w:val="en-US" w:eastAsia="zh-CN"/>
+        </w:rPr>
+        <w:t>3-1 核心类图</w:t>
+      </w:r>
+    </w:p>
+    <w:p>
+      <w:pPr>
         <w:numPr>
           <w:ilvl w:val="0"/>
           <w:numId w:val="0"/>
         </w:numPr>
         <w:bidi w:val="0"/>
         <w:rPr>
-          <w:rStyle w:val="15"/>
-          <w:rFonts w:hint="eastAsia"/>
-          <w:lang w:val="en-US" w:eastAsia="zh-CN"/>
-        </w:rPr>
-      </w:pPr>
-      <w:bookmarkStart w:id="14" w:name="_Toc2173"/>
+          <w:rStyle w:val="16"/>
+          <w:rFonts w:hint="eastAsia"/>
+          <w:lang w:val="en-US" w:eastAsia="zh-CN"/>
+        </w:rPr>
+      </w:pPr>
+      <w:bookmarkStart w:id="22" w:name="_Toc2173"/>
     </w:p>
     <w:p>
       <w:pPr>
         <w:pStyle w:val="2"/>
         <w:bidi w:val="0"/>
-        <w:rPr>
-          <w:rFonts w:hint="eastAsia"/>
-          <w:lang w:val="en-US" w:eastAsia="zh-CN"/>
-        </w:rPr>
-      </w:pPr>
-      <w:bookmarkStart w:id="15" w:name="_Toc30356"/>
+        <w:ind w:left="0" w:leftChars="0" w:firstLine="0" w:firstLineChars="0"/>
+        <w:rPr>
+          <w:rFonts w:hint="eastAsia"/>
+          <w:lang w:val="en-US" w:eastAsia="zh-CN"/>
+        </w:rPr>
+      </w:pPr>
+      <w:bookmarkStart w:id="23" w:name="_Toc28433"/>
+      <w:bookmarkStart w:id="24" w:name="_Toc15162"/>
       <w:r>
         <w:rPr>
           <w:rFonts w:hint="eastAsia"/>
@@ -4334,8 +4996,9 @@
         </w:rPr>
         <w:t>四、界面原型设计</w:t>
       </w:r>
-      <w:bookmarkEnd w:id="14"/>
-      <w:bookmarkEnd w:id="15"/>
+      <w:bookmarkEnd w:id="22"/>
+      <w:bookmarkEnd w:id="23"/>
+      <w:bookmarkEnd w:id="24"/>
     </w:p>
     <w:p>
       <w:pPr>
@@ -4346,7 +5009,8 @@
           <w:lang w:val="en-US" w:eastAsia="zh-CN"/>
         </w:rPr>
       </w:pPr>
-      <w:bookmarkStart w:id="16" w:name="_Toc20816"/>
+      <w:bookmarkStart w:id="25" w:name="_Toc31132"/>
+      <w:bookmarkStart w:id="26" w:name="_Toc19544"/>
       <w:r>
         <w:rPr>
           <w:rFonts w:hint="eastAsia"/>
@@ -4354,11 +5018,11 @@
         </w:rPr>
         <w:t>4.1. 原型设计说明</w:t>
       </w:r>
-      <w:bookmarkEnd w:id="16"/>
-    </w:p>
-    <w:p>
-      <w:pPr>
-        <w:pStyle w:val="13"/>
+      <w:bookmarkEnd w:id="25"/>
+      <w:bookmarkEnd w:id="26"/>
+    </w:p>
+    <w:p>
+      <w:pPr>
         <w:bidi w:val="0"/>
         <w:rPr>
           <w:rFonts w:hint="eastAsia"/>
@@ -4375,7 +5039,6 @@
     </w:p>
     <w:p>
       <w:pPr>
-        <w:pStyle w:val="13"/>
         <w:bidi w:val="0"/>
         <w:rPr>
           <w:rFonts w:hint="eastAsia"/>
@@ -4392,7 +5055,6 @@
     </w:p>
     <w:p>
       <w:pPr>
-        <w:pStyle w:val="13"/>
         <w:bidi w:val="0"/>
         <w:rPr>
           <w:rFonts w:hint="eastAsia"/>
@@ -4416,7 +5078,8 @@
           <w:lang w:val="en-US" w:eastAsia="zh-CN"/>
         </w:rPr>
       </w:pPr>
-      <w:bookmarkStart w:id="17" w:name="_Toc23927"/>
+      <w:bookmarkStart w:id="27" w:name="_Toc18239"/>
+      <w:bookmarkStart w:id="28" w:name="_Toc10379"/>
       <w:r>
         <w:rPr>
           <w:rFonts w:hint="eastAsia"/>
@@ -4424,11 +5087,11 @@
         </w:rPr>
         <w:t>4.2. 页面详细描述</w:t>
       </w:r>
-      <w:bookmarkEnd w:id="17"/>
-    </w:p>
-    <w:p>
-      <w:pPr>
-        <w:pStyle w:val="13"/>
+      <w:bookmarkEnd w:id="27"/>
+      <w:bookmarkEnd w:id="28"/>
+    </w:p>
+    <w:p>
+      <w:pPr>
         <w:bidi w:val="0"/>
         <w:rPr>
           <w:rFonts w:hint="eastAsia"/>
@@ -4445,7 +5108,6 @@
     </w:p>
     <w:p>
       <w:pPr>
-        <w:pStyle w:val="13"/>
         <w:bidi w:val="0"/>
         <w:rPr>
           <w:rFonts w:hint="eastAsia"/>
@@ -4462,8 +5124,8 @@
     </w:p>
     <w:p>
       <w:pPr>
-        <w:pStyle w:val="13"/>
-        <w:bidi w:val="0"/>
+        <w:bidi w:val="0"/>
+        <w:jc w:val="center"/>
         <w:rPr>
           <w:rFonts w:hint="eastAsia"/>
           <w:lang w:val="en-US" w:eastAsia="zh-CN"/>
@@ -4494,205 +5156,6 @@
                 <pic:pic xmlns:pic="http://schemas.openxmlformats.org/drawingml/2006/picture">
                   <pic:nvPicPr>
                     <pic:cNvPr id="5" name="图片 5" descr="页面 1"/>
-                    <pic:cNvPicPr>
-                      <a:picLocks noChangeAspect="1"/>
-                    </pic:cNvPicPr>
-                  </pic:nvPicPr>
-                  <pic:blipFill>
-                    <a:blip r:embed="rId9"/>
-                    <a:stretch>
-                      <a:fillRect/>
-                    </a:stretch>
-                  </pic:blipFill>
-                  <pic:spPr>
-                    <a:xfrm>
-                      <a:off x="0" y="0"/>
-                      <a:ext cx="5266690" cy="2962910"/>
-                    </a:xfrm>
-                    <a:prstGeom prst="rect">
-                      <a:avLst/>
-                    </a:prstGeom>
-                  </pic:spPr>
-                </pic:pic>
-              </a:graphicData>
-            </a:graphic>
-          </wp:inline>
-        </w:drawing>
-      </w:r>
-      <w:r>
-        <w:rPr>
-          <w:rFonts w:hint="eastAsia"/>
-          <w:lang w:val="en-US" w:eastAsia="zh-CN"/>
-        </w:rPr>
-        <w:br w:type="textWrapping"/>
-      </w:r>
-      <w:r>
-        <w:rPr>
-          <w:rFonts w:hint="eastAsia"/>
-          <w:lang w:val="en-US" w:eastAsia="zh-CN"/>
-        </w:rPr>
-        <w:tab/>
-      </w:r>
-      <w:r>
-        <w:rPr>
-          <w:rFonts w:hint="eastAsia"/>
-          <w:lang w:val="en-US" w:eastAsia="zh-CN"/>
-        </w:rPr>
-        <w:t>4.2.2. 页面 2：扫描中界面</w:t>
-      </w:r>
-    </w:p>
-    <w:p>
-      <w:pPr>
-        <w:pStyle w:val="13"/>
-        <w:bidi w:val="0"/>
-        <w:rPr>
-          <w:rFonts w:hint="eastAsia"/>
-          <w:lang w:val="en-US" w:eastAsia="zh-CN"/>
-        </w:rPr>
-      </w:pPr>
-      <w:r>
-        <w:rPr>
-          <w:rFonts w:hint="eastAsia"/>
-          <w:lang w:val="en-US" w:eastAsia="zh-CN"/>
-        </w:rPr>
-        <w:t>页面名称：扫描过程实时展示界面页面功能描述：该页面展示插件正在执行代码扫描的全过程状态。界面实时显示当前扫描的文件名称、已扫描文件数量 / 总文件数量、扫描进度、AST 语法树分析状态、规则匹配结果与日志输出，让用户清晰感知扫描进度与检测情况。整个过程全自动执行，无需用户交互。</w:t>
-      </w:r>
-    </w:p>
-    <w:p>
-      <w:pPr>
-        <w:pStyle w:val="13"/>
-        <w:bidi w:val="0"/>
-        <w:rPr>
-          <w:rFonts w:hint="eastAsia"/>
-          <w:lang w:val="en-US" w:eastAsia="zh-CN"/>
-        </w:rPr>
-      </w:pPr>
-    </w:p>
-    <w:p>
-      <w:pPr>
-        <w:jc w:val="left"/>
-        <w:rPr>
-          <w:rFonts w:hint="eastAsia"/>
-          <w:lang w:val="en-US" w:eastAsia="zh-CN"/>
-        </w:rPr>
-      </w:pPr>
-      <w:r>
-        <w:rPr>
-          <w:rFonts w:hint="eastAsia"/>
-          <w:lang w:val="en-US" w:eastAsia="zh-CN"/>
-        </w:rPr>
-        <w:drawing>
-          <wp:inline distT="0" distB="0" distL="114300" distR="114300">
-            <wp:extent cx="5266690" cy="2962910"/>
-            <wp:effectExtent l="0" t="0" r="3810" b="8890"/>
-            <wp:docPr id="6" name="图片 6" descr="页面 2"/>
-            <wp:cNvGraphicFramePr>
-              <a:graphicFrameLocks xmlns:a="http://schemas.openxmlformats.org/drawingml/2006/main" noChangeAspect="1"/>
-            </wp:cNvGraphicFramePr>
-            <a:graphic xmlns:a="http://schemas.openxmlformats.org/drawingml/2006/main">
-              <a:graphicData uri="http://schemas.openxmlformats.org/drawingml/2006/picture">
-                <pic:pic xmlns:pic="http://schemas.openxmlformats.org/drawingml/2006/picture">
-                  <pic:nvPicPr>
-                    <pic:cNvPr id="6" name="图片 6" descr="页面 2"/>
-                    <pic:cNvPicPr>
-                      <a:picLocks noChangeAspect="1"/>
-                    </pic:cNvPicPr>
-                  </pic:nvPicPr>
-                  <pic:blipFill>
-                    <a:blip r:embed="rId10"/>
-                    <a:stretch>
-                      <a:fillRect/>
-                    </a:stretch>
-                  </pic:blipFill>
-                  <pic:spPr>
-                    <a:xfrm>
-                      <a:off x="0" y="0"/>
-                      <a:ext cx="5266690" cy="2962910"/>
-                    </a:xfrm>
-                    <a:prstGeom prst="rect">
-                      <a:avLst/>
-                    </a:prstGeom>
-                  </pic:spPr>
-                </pic:pic>
-              </a:graphicData>
-            </a:graphic>
-          </wp:inline>
-        </w:drawing>
-      </w:r>
-      <w:r>
-        <w:rPr>
-          <w:rFonts w:hint="eastAsia"/>
-          <w:lang w:val="en-US" w:eastAsia="zh-CN"/>
-        </w:rPr>
-        <w:br w:type="textWrapping"/>
-      </w:r>
-      <w:r>
-        <w:rPr>
-          <w:rFonts w:hint="eastAsia"/>
-          <w:lang w:val="en-US" w:eastAsia="zh-CN"/>
-        </w:rPr>
-        <w:tab/>
-      </w:r>
-      <w:r>
-        <w:rPr>
-          <w:rFonts w:hint="eastAsia"/>
-          <w:lang w:val="en-US" w:eastAsia="zh-CN"/>
-        </w:rPr>
-        <w:t>4.2.3. 页面 3：扫描结果界面（核心页面）</w:t>
-      </w:r>
-    </w:p>
-    <w:p>
-      <w:pPr>
-        <w:pStyle w:val="13"/>
-        <w:bidi w:val="0"/>
-        <w:rPr>
-          <w:rFonts w:hint="eastAsia"/>
-          <w:lang w:val="en-US" w:eastAsia="zh-CN"/>
-        </w:rPr>
-      </w:pPr>
-      <w:r>
-        <w:rPr>
-          <w:rFonts w:hint="eastAsia"/>
-          <w:lang w:val="en-US" w:eastAsia="zh-CN"/>
-        </w:rPr>
-        <w:t>页面名称：安全扫描报告展示界面页面功能描述：该页面为插件最核心的输出界面，展示本次代码扫描的最终检测结果。包括风险总数、高 / 中 / 低危统计、每条漏洞的规则编号、风险等级、文件路径、代码行号、问题代码片段以及修复建议。报告格式清晰、信息完整，可直接用于开发修复与安全审计。</w:t>
-      </w:r>
-    </w:p>
-    <w:p>
-      <w:pPr>
-        <w:jc w:val="left"/>
-        <w:rPr>
-          <w:rFonts w:hint="eastAsia"/>
-          <w:lang w:val="en-US" w:eastAsia="zh-CN"/>
-        </w:rPr>
-      </w:pPr>
-    </w:p>
-    <w:p>
-      <w:pPr>
-        <w:jc w:val="center"/>
-        <w:rPr>
-          <w:rFonts w:hint="eastAsia"/>
-          <w:lang w:val="en-US" w:eastAsia="zh-CN"/>
-        </w:rPr>
-      </w:pPr>
-      <w:r>
-        <w:rPr>
-          <w:rFonts w:hint="eastAsia"/>
-          <w:lang w:val="en-US" w:eastAsia="zh-CN"/>
-        </w:rPr>
-        <w:drawing>
-          <wp:inline distT="0" distB="0" distL="114300" distR="114300">
-            <wp:extent cx="5266690" cy="2962910"/>
-            <wp:effectExtent l="0" t="0" r="3810" b="8890"/>
-            <wp:docPr id="7" name="图片 7" descr="页面 3"/>
-            <wp:cNvGraphicFramePr>
-              <a:graphicFrameLocks xmlns:a="http://schemas.openxmlformats.org/drawingml/2006/main" noChangeAspect="1"/>
-            </wp:cNvGraphicFramePr>
-            <a:graphic xmlns:a="http://schemas.openxmlformats.org/drawingml/2006/main">
-              <a:graphicData uri="http://schemas.openxmlformats.org/drawingml/2006/picture">
-                <pic:pic xmlns:pic="http://schemas.openxmlformats.org/drawingml/2006/picture">
-                  <pic:nvPicPr>
-                    <pic:cNvPr id="7" name="图片 7" descr="页面 3"/>
                     <pic:cNvPicPr>
                       <a:picLocks noChangeAspect="1"/>
                     </pic:cNvPicPr>
@@ -4721,22 +5184,299 @@
     </w:p>
     <w:p>
       <w:pPr>
+        <w:pStyle w:val="5"/>
+        <w:bidi w:val="0"/>
+        <w:jc w:val="center"/>
+        <w:rPr>
+          <w:rFonts w:hint="eastAsia"/>
+          <w:lang w:val="en-US" w:eastAsia="zh-CN"/>
+        </w:rPr>
+      </w:pPr>
+      <w:r>
+        <w:t xml:space="preserve">图 </w:t>
+      </w:r>
+      <w:r>
+        <w:rPr>
+          <w:rFonts w:hint="eastAsia"/>
+          <w:lang w:val="en-US" w:eastAsia="zh-CN"/>
+        </w:rPr>
+        <w:t>4-1 主界面图</w:t>
+      </w:r>
+      <w:r>
+        <w:rPr>
+          <w:rFonts w:hint="eastAsia"/>
+          <w:lang w:val="en-US" w:eastAsia="zh-CN"/>
+        </w:rPr>
+        <w:br w:type="textWrapping"/>
+      </w:r>
+      <w:r>
+        <w:rPr>
+          <w:rFonts w:hint="eastAsia"/>
+          <w:lang w:val="en-US" w:eastAsia="zh-CN"/>
+        </w:rPr>
+        <w:tab/>
+      </w:r>
+    </w:p>
+    <w:p>
+      <w:pPr>
+        <w:bidi w:val="0"/>
+        <w:jc w:val="both"/>
+        <w:rPr>
+          <w:rFonts w:hint="eastAsia"/>
+          <w:lang w:val="en-US" w:eastAsia="zh-CN"/>
+        </w:rPr>
+      </w:pPr>
+      <w:r>
+        <w:rPr>
+          <w:rFonts w:hint="eastAsia"/>
+          <w:lang w:val="en-US" w:eastAsia="zh-CN"/>
+        </w:rPr>
+        <w:t>4.2.2. 页面 2：扫描中界面</w:t>
+      </w:r>
+    </w:p>
+    <w:p>
+      <w:pPr>
+        <w:bidi w:val="0"/>
+        <w:rPr>
+          <w:rFonts w:hint="eastAsia"/>
+          <w:lang w:val="en-US" w:eastAsia="zh-CN"/>
+        </w:rPr>
+      </w:pPr>
+      <w:r>
+        <w:rPr>
+          <w:rFonts w:hint="eastAsia"/>
+          <w:lang w:val="en-US" w:eastAsia="zh-CN"/>
+        </w:rPr>
+        <w:t>页面名称：扫描过程实时展示界面页面功能描述：该页面展示插件正在执行代码扫描的全过程状态。界面实时显示当前扫描的文件名称、已扫描文件数量 / 总文件数量、扫描进度、AST 语法树分析状态、规则匹配结果与日志输出，让用户清晰感知扫描进度与检测情况。整个过程全自动执行，无需用户交互。</w:t>
+      </w:r>
+    </w:p>
+    <w:p>
+      <w:pPr>
+        <w:bidi w:val="0"/>
+        <w:rPr>
+          <w:rFonts w:hint="eastAsia"/>
+          <w:lang w:val="en-US" w:eastAsia="zh-CN"/>
+        </w:rPr>
+      </w:pPr>
+    </w:p>
+    <w:p>
+      <w:pPr>
+        <w:bidi w:val="0"/>
+        <w:jc w:val="center"/>
+        <w:rPr>
+          <w:rFonts w:hint="eastAsia"/>
+          <w:lang w:val="en-US" w:eastAsia="zh-CN"/>
+        </w:rPr>
+      </w:pPr>
+      <w:r>
+        <w:rPr>
+          <w:rFonts w:hint="eastAsia"/>
+          <w:lang w:val="en-US" w:eastAsia="zh-CN"/>
+        </w:rPr>
+        <w:drawing>
+          <wp:inline distT="0" distB="0" distL="114300" distR="114300">
+            <wp:extent cx="5266690" cy="2962910"/>
+            <wp:effectExtent l="0" t="0" r="3810" b="8890"/>
+            <wp:docPr id="6" name="图片 6" descr="页面 2"/>
+            <wp:cNvGraphicFramePr>
+              <a:graphicFrameLocks xmlns:a="http://schemas.openxmlformats.org/drawingml/2006/main" noChangeAspect="1"/>
+            </wp:cNvGraphicFramePr>
+            <a:graphic xmlns:a="http://schemas.openxmlformats.org/drawingml/2006/main">
+              <a:graphicData uri="http://schemas.openxmlformats.org/drawingml/2006/picture">
+                <pic:pic xmlns:pic="http://schemas.openxmlformats.org/drawingml/2006/picture">
+                  <pic:nvPicPr>
+                    <pic:cNvPr id="6" name="图片 6" descr="页面 2"/>
+                    <pic:cNvPicPr>
+                      <a:picLocks noChangeAspect="1"/>
+                    </pic:cNvPicPr>
+                  </pic:nvPicPr>
+                  <pic:blipFill>
+                    <a:blip r:embed="rId12"/>
+                    <a:stretch>
+                      <a:fillRect/>
+                    </a:stretch>
+                  </pic:blipFill>
+                  <pic:spPr>
+                    <a:xfrm>
+                      <a:off x="0" y="0"/>
+                      <a:ext cx="5266690" cy="2962910"/>
+                    </a:xfrm>
+                    <a:prstGeom prst="rect">
+                      <a:avLst/>
+                    </a:prstGeom>
+                  </pic:spPr>
+                </pic:pic>
+              </a:graphicData>
+            </a:graphic>
+          </wp:inline>
+        </w:drawing>
+      </w:r>
+    </w:p>
+    <w:p>
+      <w:pPr>
+        <w:pStyle w:val="5"/>
+        <w:bidi w:val="0"/>
+        <w:jc w:val="center"/>
+        <w:rPr>
+          <w:rFonts w:hint="eastAsia"/>
+          <w:lang w:val="en-US" w:eastAsia="zh-CN"/>
+        </w:rPr>
+      </w:pPr>
+      <w:r>
+        <w:t xml:space="preserve">图 </w:t>
+      </w:r>
+      <w:r>
+        <w:rPr>
+          <w:rFonts w:hint="eastAsia"/>
+          <w:lang w:val="en-US" w:eastAsia="zh-CN"/>
+        </w:rPr>
+        <w:t>4-2</w:t>
+      </w:r>
+      <w:r>
+        <w:rPr>
+          <w:rFonts w:hint="eastAsia"/>
+          <w:lang w:eastAsia="zh-CN"/>
+        </w:rPr>
+        <w:t xml:space="preserve"> </w:t>
+      </w:r>
+      <w:r>
+        <w:rPr>
+          <w:rFonts w:hint="eastAsia"/>
+          <w:lang w:val="en-US" w:eastAsia="zh-CN"/>
+        </w:rPr>
+        <w:t>扫描中界面图</w:t>
+      </w:r>
+      <w:r>
+        <w:rPr>
+          <w:rFonts w:hint="eastAsia"/>
+          <w:lang w:val="en-US" w:eastAsia="zh-CN"/>
+        </w:rPr>
+        <w:tab/>
+      </w:r>
+    </w:p>
+    <w:p>
+      <w:pPr>
+        <w:bidi w:val="0"/>
+        <w:jc w:val="both"/>
+        <w:rPr>
+          <w:rFonts w:hint="eastAsia"/>
+          <w:lang w:val="en-US" w:eastAsia="zh-CN"/>
+        </w:rPr>
+      </w:pPr>
+      <w:r>
+        <w:rPr>
+          <w:rFonts w:hint="eastAsia"/>
+          <w:lang w:val="en-US" w:eastAsia="zh-CN"/>
+        </w:rPr>
+        <w:t>4.2.3. 页面 3：扫描结果界面（核心页面）</w:t>
+      </w:r>
+    </w:p>
+    <w:p>
+      <w:pPr>
+        <w:bidi w:val="0"/>
+        <w:rPr>
+          <w:rFonts w:hint="eastAsia"/>
+          <w:lang w:val="en-US" w:eastAsia="zh-CN"/>
+        </w:rPr>
+      </w:pPr>
+      <w:r>
+        <w:rPr>
+          <w:rFonts w:hint="eastAsia"/>
+          <w:lang w:val="en-US" w:eastAsia="zh-CN"/>
+        </w:rPr>
+        <w:t>页面名称：安全扫描报告展示界面页面功能描述：该页面为插件最核心的输出界面，展示本次代码扫描的最终检测结果。包括风险总数、高 / 中 / 低危统计、每条漏洞的规则编号、风险等级、文件路径、代码行号、问题代码片段以及修复建议。报告格式清晰、信息完整，可直接用于开发修复与安全审计。</w:t>
+      </w:r>
+    </w:p>
+    <w:p>
+      <w:pPr>
+        <w:jc w:val="left"/>
+        <w:rPr>
+          <w:rFonts w:hint="eastAsia"/>
+          <w:lang w:val="en-US" w:eastAsia="zh-CN"/>
+        </w:rPr>
+      </w:pPr>
+    </w:p>
+    <w:p>
+      <w:pPr>
+        <w:jc w:val="center"/>
+        <w:rPr>
+          <w:rFonts w:hint="eastAsia"/>
+          <w:lang w:val="en-US" w:eastAsia="zh-CN"/>
+        </w:rPr>
+      </w:pPr>
+      <w:bookmarkStart w:id="29" w:name="_Toc21419"/>
+      <w:r>
+        <w:rPr>
+          <w:rFonts w:hint="eastAsia"/>
+          <w:lang w:val="en-US" w:eastAsia="zh-CN"/>
+        </w:rPr>
+        <w:drawing>
+          <wp:inline distT="0" distB="0" distL="114300" distR="114300">
+            <wp:extent cx="5266690" cy="2962910"/>
+            <wp:effectExtent l="0" t="0" r="3810" b="8890"/>
+            <wp:docPr id="7" name="图片 7" descr="页面 3"/>
+            <wp:cNvGraphicFramePr>
+              <a:graphicFrameLocks xmlns:a="http://schemas.openxmlformats.org/drawingml/2006/main" noChangeAspect="1"/>
+            </wp:cNvGraphicFramePr>
+            <a:graphic xmlns:a="http://schemas.openxmlformats.org/drawingml/2006/main">
+              <a:graphicData uri="http://schemas.openxmlformats.org/drawingml/2006/picture">
+                <pic:pic xmlns:pic="http://schemas.openxmlformats.org/drawingml/2006/picture">
+                  <pic:nvPicPr>
+                    <pic:cNvPr id="7" name="图片 7" descr="页面 3"/>
+                    <pic:cNvPicPr>
+                      <a:picLocks noChangeAspect="1"/>
+                    </pic:cNvPicPr>
+                  </pic:nvPicPr>
+                  <pic:blipFill>
+                    <a:blip r:embed="rId13"/>
+                    <a:stretch>
+                      <a:fillRect/>
+                    </a:stretch>
+                  </pic:blipFill>
+                  <pic:spPr>
+                    <a:xfrm>
+                      <a:off x="0" y="0"/>
+                      <a:ext cx="5266690" cy="2962910"/>
+                    </a:xfrm>
+                    <a:prstGeom prst="rect">
+                      <a:avLst/>
+                    </a:prstGeom>
+                  </pic:spPr>
+                </pic:pic>
+              </a:graphicData>
+            </a:graphic>
+          </wp:inline>
+        </w:drawing>
+      </w:r>
+    </w:p>
+    <w:p>
+      <w:pPr>
+        <w:pStyle w:val="5"/>
+        <w:jc w:val="center"/>
+        <w:rPr>
+          <w:rFonts w:hint="eastAsia"/>
+          <w:lang w:val="en-US" w:eastAsia="zh-CN"/>
+        </w:rPr>
+      </w:pPr>
+      <w:r>
+        <w:t xml:space="preserve">图 </w:t>
+      </w:r>
+      <w:r>
+        <w:rPr>
+          <w:rFonts w:hint="eastAsia"/>
+          <w:lang w:val="en-US" w:eastAsia="zh-CN"/>
+        </w:rPr>
+        <w:t>4-3 扫描结果界面图</w:t>
+      </w:r>
+    </w:p>
+    <w:p>
+      <w:pPr>
         <w:pStyle w:val="2"/>
         <w:bidi w:val="0"/>
-        <w:rPr>
-          <w:rFonts w:ascii="宋体" w:hAnsi="宋体" w:eastAsia="宋体" w:cs="宋体"/>
-          <w:szCs w:val="24"/>
-        </w:rPr>
-      </w:pPr>
-      <w:bookmarkStart w:id="18" w:name="_Toc21419"/>
-      <w:bookmarkStart w:id="19" w:name="_Toc2079"/>
-      <w:r>
-        <w:rPr>
-          <w:rFonts w:hint="eastAsia"/>
-          <w:lang w:val="en-US" w:eastAsia="zh-CN"/>
-        </w:rPr>
-        <w:br w:type="textWrapping"/>
-      </w:r>
+        <w:ind w:left="0" w:leftChars="0" w:firstLine="0" w:firstLineChars="0"/>
+      </w:pPr>
+      <w:bookmarkStart w:id="30" w:name="_Toc23230"/>
+      <w:bookmarkStart w:id="31" w:name="_Toc11511"/>
       <w:r>
         <w:rPr>
           <w:rFonts w:hint="eastAsia"/>
@@ -4747,8 +5487,9 @@
       <w:r>
         <w:t>功能描述</w:t>
       </w:r>
-      <w:bookmarkEnd w:id="18"/>
-      <w:bookmarkEnd w:id="19"/>
+      <w:bookmarkEnd w:id="29"/>
+      <w:bookmarkEnd w:id="30"/>
+      <w:bookmarkEnd w:id="31"/>
     </w:p>
     <w:p>
       <w:pPr>
@@ -4759,10 +5500,9 @@
           <w:lang w:val="en-US" w:eastAsia="zh-CN"/>
         </w:rPr>
       </w:pPr>
-      <w:bookmarkStart w:id="20" w:name="_Toc28222"/>
-      <w:bookmarkStart w:id="21" w:name="_Toc539"/>
-      <w:bookmarkStart w:id="28" w:name="_GoBack"/>
-      <w:bookmarkEnd w:id="28"/>
+      <w:bookmarkStart w:id="32" w:name="_Toc7806"/>
+      <w:bookmarkStart w:id="33" w:name="_Toc15763"/>
+      <w:bookmarkStart w:id="34" w:name="_Toc539"/>
       <w:r>
         <w:rPr>
           <w:rFonts w:hint="eastAsia"/>
@@ -4770,7 +5510,8 @@
         </w:rPr>
         <w:t>5.1. Must have必须实现（核心功能）</w:t>
       </w:r>
-      <w:bookmarkEnd w:id="20"/>
+      <w:bookmarkEnd w:id="32"/>
+      <w:bookmarkEnd w:id="33"/>
     </w:p>
     <w:p>
       <w:pPr>
@@ -5548,7 +6289,8 @@
           <w:lang w:val="en-US" w:eastAsia="zh-CN"/>
         </w:rPr>
       </w:pPr>
-      <w:bookmarkStart w:id="22" w:name="_Toc20302"/>
+      <w:bookmarkStart w:id="35" w:name="_Toc15925"/>
+      <w:bookmarkStart w:id="36" w:name="_Toc14162"/>
       <w:r>
         <w:rPr>
           <w:rFonts w:hint="eastAsia"/>
@@ -5556,7 +6298,8 @@
         </w:rPr>
         <w:t>5.2. Should have应该实现（重要功能）</w:t>
       </w:r>
-      <w:bookmarkEnd w:id="22"/>
+      <w:bookmarkEnd w:id="35"/>
+      <w:bookmarkEnd w:id="36"/>
     </w:p>
     <w:p>
       <w:pPr>
@@ -6075,7 +6818,8 @@
           <w:lang w:val="en-US" w:eastAsia="zh-CN"/>
         </w:rPr>
       </w:pPr>
-      <w:bookmarkStart w:id="23" w:name="_Toc24770"/>
+      <w:bookmarkStart w:id="37" w:name="_Toc11547"/>
+      <w:bookmarkStart w:id="38" w:name="_Toc30674"/>
       <w:r>
         <w:rPr>
           <w:rFonts w:hint="eastAsia"/>
@@ -6083,7 +6827,8 @@
         </w:rPr>
         <w:t>5.3. Could have可以实现（扩展功能）</w:t>
       </w:r>
-      <w:bookmarkEnd w:id="23"/>
+      <w:bookmarkEnd w:id="37"/>
+      <w:bookmarkEnd w:id="38"/>
     </w:p>
     <w:p>
       <w:pPr>
@@ -6391,13 +7136,24 @@
         <w:bidi w:val="0"/>
         <w:adjustRightInd/>
         <w:snapToGrid/>
-        <w:ind w:firstLine="420" w:firstLineChars="200"/>
+        <w:ind w:firstLine="422" w:firstLineChars="200"/>
         <w:textAlignment w:val="auto"/>
         <w:rPr>
           <w:rFonts w:hint="eastAsia"/>
-          <w:lang w:val="en-US" w:eastAsia="zh-CN"/>
-        </w:rPr>
-      </w:pPr>
+          <w:b/>
+          <w:bCs/>
+          <w:lang w:val="en-US" w:eastAsia="zh-CN"/>
+        </w:rPr>
+      </w:pPr>
+      <w:r>
+        <w:rPr>
+          <w:rFonts w:hint="eastAsia"/>
+          <w:b/>
+          <w:bCs/>
+          <w:lang w:val="en-US" w:eastAsia="zh-CN"/>
+        </w:rPr>
+        <w:t>模块 9：合规性说明扩展</w:t>
+      </w:r>
     </w:p>
     <w:p>
       <w:pPr>
@@ -6414,23 +7170,29 @@
         <w:bidi w:val="0"/>
         <w:adjustRightInd/>
         <w:snapToGrid/>
-        <w:ind w:firstLine="422" w:firstLineChars="200"/>
+        <w:ind w:firstLine="420" w:firstLineChars="200"/>
         <w:textAlignment w:val="auto"/>
         <w:rPr>
           <w:rFonts w:hint="eastAsia"/>
-          <w:b/>
-          <w:bCs/>
-          <w:lang w:val="en-US" w:eastAsia="zh-CN"/>
-        </w:rPr>
-      </w:pPr>
-      <w:r>
-        <w:rPr>
-          <w:rFonts w:hint="eastAsia"/>
-          <w:b/>
-          <w:bCs/>
-          <w:lang w:val="en-US" w:eastAsia="zh-CN"/>
-        </w:rPr>
-        <w:t>模块 9：合规性说明扩展</w:t>
+          <w:lang w:val="en-US" w:eastAsia="zh-CN"/>
+        </w:rPr>
+      </w:pPr>
+      <w:r>
+        <w:rPr>
+          <w:rFonts w:hint="default" w:ascii="Wingdings" w:hAnsi="Wingdings" w:eastAsia="宋体" w:cstheme="minorBidi"/>
+          <w:kern w:val="2"/>
+          <w:sz w:val="21"/>
+          <w:szCs w:val="24"/>
+          <w:lang w:val="en-US" w:eastAsia="zh-CN" w:bidi="ar-SA"/>
+        </w:rPr>
+        <w:t></w:t>
+      </w:r>
+      <w:r>
+        <w:rPr>
+          <w:rFonts w:hint="eastAsia"/>
+          <w:lang w:val="en-US" w:eastAsia="zh-CN"/>
+        </w:rPr>
+        <w:t>标注 OWASP Top 10 分类</w:t>
       </w:r>
     </w:p>
     <w:p>
@@ -6470,7 +7232,7 @@
           <w:rFonts w:hint="eastAsia"/>
           <w:lang w:val="en-US" w:eastAsia="zh-CN"/>
         </w:rPr>
-        <w:t>标注 OWASP Top 10 分类</w:t>
+        <w:t>标注等保 2.0 相关要求</w:t>
       </w:r>
     </w:p>
     <w:p>
@@ -6510,8 +7272,29 @@
           <w:rFonts w:hint="eastAsia"/>
           <w:lang w:val="en-US" w:eastAsia="zh-CN"/>
         </w:rPr>
-        <w:t>标注等保 2.0 相关要求</w:t>
-      </w:r>
+        <w:t>标注 CWE 编号</w:t>
+      </w:r>
+    </w:p>
+    <w:p>
+      <w:pPr>
+        <w:pStyle w:val="3"/>
+        <w:bidi w:val="0"/>
+        <w:rPr>
+          <w:rFonts w:hint="eastAsia"/>
+          <w:lang w:val="en-US" w:eastAsia="zh-CN"/>
+        </w:rPr>
+      </w:pPr>
+      <w:bookmarkStart w:id="39" w:name="_Toc2424"/>
+      <w:bookmarkStart w:id="40" w:name="_Toc23501"/>
+      <w:r>
+        <w:rPr>
+          <w:rFonts w:hint="eastAsia"/>
+          <w:lang w:val="en-US" w:eastAsia="zh-CN"/>
+        </w:rPr>
+        <w:t>5.4. Won't have本次不实现（排除范围）</w:t>
+      </w:r>
+      <w:bookmarkEnd w:id="39"/>
+      <w:bookmarkEnd w:id="40"/>
     </w:p>
     <w:p>
       <w:pPr>
@@ -6550,27 +7333,8 @@
           <w:rFonts w:hint="eastAsia"/>
           <w:lang w:val="en-US" w:eastAsia="zh-CN"/>
         </w:rPr>
-        <w:t>标注 CWE 编号</w:t>
-      </w:r>
-    </w:p>
-    <w:p>
-      <w:pPr>
-        <w:pStyle w:val="3"/>
-        <w:bidi w:val="0"/>
-        <w:rPr>
-          <w:rFonts w:hint="eastAsia"/>
-          <w:lang w:val="en-US" w:eastAsia="zh-CN"/>
-        </w:rPr>
-      </w:pPr>
-      <w:bookmarkStart w:id="24" w:name="_Toc430"/>
-      <w:r>
-        <w:rPr>
-          <w:rFonts w:hint="eastAsia"/>
-          <w:lang w:val="en-US" w:eastAsia="zh-CN"/>
-        </w:rPr>
-        <w:t>5.4. Won't have本次不实现（排除范围）</w:t>
-      </w:r>
-      <w:bookmarkEnd w:id="24"/>
+        <w:t>不做图形化界面（GUI）</w:t>
+      </w:r>
     </w:p>
     <w:p>
       <w:pPr>
@@ -6596,13 +7360,6 @@
       </w:pPr>
       <w:r>
         <w:rPr>
-          <w:rFonts w:hint="default"/>
-          <w:lang w:val="en-US" w:eastAsia="zh-CN"/>
-        </w:rPr>
-        <w:t></w:t>
-      </w:r>
-      <w:r>
-        <w:rPr>
           <w:rFonts w:hint="default" w:ascii="Wingdings" w:hAnsi="Wingdings" w:eastAsia="宋体" w:cstheme="minorBidi"/>
           <w:kern w:val="2"/>
           <w:sz w:val="21"/>
@@ -6616,7 +7373,7 @@
           <w:rFonts w:hint="eastAsia"/>
           <w:lang w:val="en-US" w:eastAsia="zh-CN"/>
         </w:rPr>
-        <w:t>不做图形化界面（GUI）</w:t>
+        <w:t>不做漏洞自动修复</w:t>
       </w:r>
     </w:p>
     <w:p>
@@ -6643,13 +7400,6 @@
       </w:pPr>
       <w:r>
         <w:rPr>
-          <w:rFonts w:hint="default"/>
-          <w:lang w:val="en-US" w:eastAsia="zh-CN"/>
-        </w:rPr>
-        <w:t></w:t>
-      </w:r>
-      <w:r>
-        <w:rPr>
           <w:rFonts w:hint="default" w:ascii="Wingdings" w:hAnsi="Wingdings" w:eastAsia="宋体" w:cstheme="minorBidi"/>
           <w:kern w:val="2"/>
           <w:sz w:val="21"/>
@@ -6663,7 +7413,7 @@
           <w:rFonts w:hint="eastAsia"/>
           <w:lang w:val="en-US" w:eastAsia="zh-CN"/>
         </w:rPr>
-        <w:t>不做漏洞自动修复</w:t>
+        <w:t>不做非 Python 语言扫描</w:t>
       </w:r>
     </w:p>
     <w:p>
@@ -6690,13 +7440,6 @@
       </w:pPr>
       <w:r>
         <w:rPr>
-          <w:rFonts w:hint="default"/>
-          <w:lang w:val="en-US" w:eastAsia="zh-CN"/>
-        </w:rPr>
-        <w:t></w:t>
-      </w:r>
-      <w:r>
-        <w:rPr>
           <w:rFonts w:hint="default" w:ascii="Wingdings" w:hAnsi="Wingdings" w:eastAsia="宋体" w:cstheme="minorBidi"/>
           <w:kern w:val="2"/>
           <w:sz w:val="21"/>
@@ -6710,7 +7453,7 @@
           <w:rFonts w:hint="eastAsia"/>
           <w:lang w:val="en-US" w:eastAsia="zh-CN"/>
         </w:rPr>
-        <w:t>不做非 Python 语言扫描</w:t>
+        <w:t>不做动态运行时检测</w:t>
       </w:r>
     </w:p>
     <w:p>
@@ -6737,13 +7480,6 @@
       </w:pPr>
       <w:r>
         <w:rPr>
-          <w:rFonts w:hint="default"/>
-          <w:lang w:val="en-US" w:eastAsia="zh-CN"/>
-        </w:rPr>
-        <w:t></w:t>
-      </w:r>
-      <w:r>
-        <w:rPr>
           <w:rFonts w:hint="default" w:ascii="Wingdings" w:hAnsi="Wingdings" w:eastAsia="宋体" w:cstheme="minorBidi"/>
           <w:kern w:val="2"/>
           <w:sz w:val="21"/>
@@ -6757,7 +7493,7 @@
           <w:rFonts w:hint="eastAsia"/>
           <w:lang w:val="en-US" w:eastAsia="zh-CN"/>
         </w:rPr>
-        <w:t>不做动态运行时检测</w:t>
+        <w:t>不做二进制文件扫描</w:t>
       </w:r>
     </w:p>
     <w:p>
@@ -6784,13 +7520,6 @@
       </w:pPr>
       <w:r>
         <w:rPr>
-          <w:rFonts w:hint="default"/>
-          <w:lang w:val="en-US" w:eastAsia="zh-CN"/>
-        </w:rPr>
-        <w:t></w:t>
-      </w:r>
-      <w:r>
-        <w:rPr>
           <w:rFonts w:hint="default" w:ascii="Wingdings" w:hAnsi="Wingdings" w:eastAsia="宋体" w:cstheme="minorBidi"/>
           <w:kern w:val="2"/>
           <w:sz w:val="21"/>
@@ -6804,111 +7533,192 @@
           <w:rFonts w:hint="eastAsia"/>
           <w:lang w:val="en-US" w:eastAsia="zh-CN"/>
         </w:rPr>
-        <w:t>不做二进制文件扫描</w:t>
-      </w:r>
-    </w:p>
-    <w:p>
-      <w:pPr>
-        <w:keepNext w:val="0"/>
-        <w:keepLines w:val="0"/>
-        <w:pageBreakBefore w:val="0"/>
-        <w:widowControl w:val="0"/>
-        <w:kinsoku/>
-        <w:wordWrap/>
-        <w:overflowPunct/>
-        <w:topLinePunct w:val="0"/>
-        <w:autoSpaceDE/>
-        <w:autoSpaceDN/>
-        <w:bidi w:val="0"/>
-        <w:adjustRightInd/>
-        <w:snapToGrid/>
-        <w:ind w:firstLine="420" w:firstLineChars="200"/>
-        <w:textAlignment w:val="auto"/>
-        <w:rPr>
-          <w:rFonts w:hint="eastAsia"/>
-          <w:lang w:val="en-US" w:eastAsia="zh-CN"/>
-        </w:rPr>
-      </w:pPr>
-      <w:r>
+        <w:t>不做复杂配置热加载</w:t>
+      </w:r>
+    </w:p>
+    <w:p>
+      <w:pPr>
+        <w:pStyle w:val="2"/>
+        <w:bidi w:val="0"/>
+        <w:ind w:left="0" w:leftChars="0" w:firstLine="0" w:firstLineChars="0"/>
+        <w:rPr>
+          <w:rFonts w:hint="eastAsia"/>
+        </w:rPr>
+      </w:pPr>
+      <w:bookmarkStart w:id="41" w:name="_Toc32676"/>
+      <w:bookmarkStart w:id="42" w:name="_Toc29527"/>
+      <w:r>
+        <w:rPr>
+          <w:rFonts w:hint="eastAsia"/>
+          <w:lang w:val="en-US" w:eastAsia="zh-CN"/>
+        </w:rPr>
+        <w:t>六、</w:t>
+      </w:r>
+      <w:r>
+        <w:rPr>
+          <w:rFonts w:hint="eastAsia"/>
+        </w:rPr>
+        <w:t>验收标准</w:t>
+      </w:r>
+      <w:bookmarkEnd w:id="34"/>
+      <w:bookmarkEnd w:id="41"/>
+      <w:bookmarkEnd w:id="42"/>
+    </w:p>
+    <w:p>
+      <w:pPr>
+        <w:bidi w:val="0"/>
         <w:rPr>
           <w:rFonts w:hint="default"/>
           <w:lang w:val="en-US" w:eastAsia="zh-CN"/>
         </w:rPr>
-        <w:t></w:t>
-      </w:r>
-      <w:r>
-        <w:rPr>
-          <w:rFonts w:hint="default" w:ascii="Wingdings" w:hAnsi="Wingdings" w:eastAsia="宋体" w:cstheme="minorBidi"/>
-          <w:kern w:val="2"/>
-          <w:sz w:val="21"/>
-          <w:szCs w:val="24"/>
-          <w:lang w:val="en-US" w:eastAsia="zh-CN" w:bidi="ar-SA"/>
-        </w:rPr>
-        <w:t></w:t>
-      </w:r>
-      <w:r>
-        <w:rPr>
-          <w:rFonts w:hint="eastAsia"/>
-          <w:lang w:val="en-US" w:eastAsia="zh-CN"/>
-        </w:rPr>
-        <w:t>不做复杂配置热加载</w:t>
-      </w:r>
-    </w:p>
-    <w:p>
-      <w:pPr>
-        <w:bidi w:val="0"/>
-        <w:rPr>
-          <w:rFonts w:hint="eastAsia"/>
-          <w:lang w:val="en-US" w:eastAsia="zh-CN"/>
-        </w:rPr>
-      </w:pPr>
+      </w:pPr>
+      <w:r>
+        <w:rPr>
+          <w:rFonts w:hint="default"/>
+          <w:lang w:val="en-US" w:eastAsia="zh-CN"/>
+        </w:rPr>
+        <w:t>1．原 AI 方案未提供任何验收标准，我结合项目Must 核心功能，制定可量化、可验证、可答辩的验收条件：</w:t>
+      </w:r>
+    </w:p>
+    <w:p>
+      <w:pPr>
+        <w:bidi w:val="0"/>
+        <w:rPr>
+          <w:rFonts w:hint="default"/>
+          <w:lang w:val="en-US" w:eastAsia="zh-CN"/>
+        </w:rPr>
+      </w:pPr>
+      <w:r>
+        <w:rPr>
+          <w:rFonts w:hint="default"/>
+          <w:lang w:val="en-US" w:eastAsia="zh-CN"/>
+        </w:rPr>
+        <w:t>2．插件加载与集成 → 验收标准：遵循 Bandit 插件 API 规范，可被 Bandit 引擎正常加载，命令行调用无报错，加载成功率 100%。</w:t>
+      </w:r>
+    </w:p>
+    <w:p>
+      <w:pPr>
+        <w:bidi w:val="0"/>
+        <w:rPr>
+          <w:rFonts w:hint="default"/>
+          <w:lang w:val="en-US" w:eastAsia="zh-CN"/>
+        </w:rPr>
+      </w:pPr>
+      <w:r>
+        <w:rPr>
+          <w:rFonts w:hint="default"/>
+          <w:lang w:val="en-US" w:eastAsia="zh-CN"/>
+        </w:rPr>
+        <w:t>3．硬编码敏感信息检测 → 验收标准：准确识别密码、API 密钥、Token 等 3–5 类敏感凭证，检测准确率≥90%，误报率≤5%，精准定位文件 + 行号。</w:t>
+      </w:r>
+    </w:p>
+    <w:p>
+      <w:pPr>
+        <w:bidi w:val="0"/>
+        <w:rPr>
+          <w:rFonts w:hint="default"/>
+          <w:lang w:val="en-US" w:eastAsia="zh-CN"/>
+        </w:rPr>
+      </w:pPr>
+      <w:r>
+        <w:rPr>
+          <w:rFonts w:hint="default"/>
+          <w:lang w:val="en-US" w:eastAsia="zh-CN"/>
+        </w:rPr>
+        <w:t>4．加密算法合规检测 → 验收标准：可检测 MD5、SHA1、DES、ECB、RSA 短密钥等 5–6 种不安全加密方案，全覆盖无遗漏，输出标准风险提示。</w:t>
+      </w:r>
+    </w:p>
+    <w:p>
+      <w:pPr>
+        <w:bidi w:val="0"/>
+        <w:rPr>
+          <w:rFonts w:hint="default"/>
+          <w:lang w:val="en-US" w:eastAsia="zh-CN"/>
+        </w:rPr>
+      </w:pPr>
+      <w:r>
+        <w:rPr>
+          <w:rFonts w:hint="default"/>
+          <w:lang w:val="en-US" w:eastAsia="zh-CN"/>
+        </w:rPr>
+        <w:t>5．命令行扫描执行 → 验收标准：支持bandit -r命令扫描.py 文件 / 目录，扫描流程全自动，无崩溃、无卡死。</w:t>
+      </w:r>
+    </w:p>
+    <w:p>
+      <w:pPr>
+        <w:bidi w:val="0"/>
+        <w:rPr>
+          <w:rFonts w:hint="default"/>
+          <w:lang w:val="en-US" w:eastAsia="zh-CN"/>
+        </w:rPr>
+      </w:pPr>
+      <w:r>
+        <w:rPr>
+          <w:rFonts w:hint="default"/>
+          <w:lang w:val="en-US" w:eastAsia="zh-CN"/>
+        </w:rPr>
+        <w:t>6．检测结果输出 → 验收标准：输出规则 ID、风险等级、文件路径、代码行号、问题片段、修复建议，兼容 Bandit 原生报告格式。</w:t>
+      </w:r>
+    </w:p>
+    <w:p>
+      <w:pPr>
+        <w:bidi w:val="0"/>
+        <w:rPr>
+          <w:rFonts w:hint="default"/>
+          <w:lang w:val="en-US" w:eastAsia="zh-CN"/>
+        </w:rPr>
+      </w:pPr>
+      <w:r>
+        <w:rPr>
+          <w:rFonts w:hint="default"/>
+          <w:lang w:val="en-US" w:eastAsia="zh-CN"/>
+        </w:rPr>
+        <w:t>7．规则统一管理 → 验收标准：内置 SC100–SC203 系列规则，支持高 / 中 / 低风险分级，规则加载正常无缺失。</w:t>
+      </w:r>
+    </w:p>
+    <w:p>
+      <w:pPr>
+        <w:bidi w:val="0"/>
+        <w:rPr>
+          <w:rFonts w:hint="eastAsia"/>
+          <w:lang w:val="en-US" w:eastAsia="zh-CN"/>
+        </w:rPr>
+      </w:pPr>
+      <w:r>
+        <w:rPr>
+          <w:rFonts w:hint="default"/>
+          <w:lang w:val="en-US" w:eastAsia="zh-CN"/>
+        </w:rPr>
+        <w:t>8．基础误报过滤 → 验收标准：自动排除注释、无风险常量，支持#nosec忽略指定行，过滤有效无异常。</w:t>
+      </w:r>
     </w:p>
     <w:p>
       <w:pPr>
         <w:pStyle w:val="2"/>
         <w:bidi w:val="0"/>
-        <w:rPr>
-          <w:rFonts w:hint="eastAsia"/>
-        </w:rPr>
-      </w:pPr>
-      <w:bookmarkStart w:id="25" w:name="_Toc1413"/>
-      <w:r>
-        <w:rPr>
-          <w:rFonts w:hint="eastAsia"/>
-          <w:lang w:val="en-US" w:eastAsia="zh-CN"/>
-        </w:rPr>
-        <w:t>六、</w:t>
-      </w:r>
-      <w:r>
-        <w:rPr>
-          <w:rFonts w:hint="eastAsia"/>
-        </w:rPr>
-        <w:t>验收标准</w:t>
-      </w:r>
-      <w:bookmarkEnd w:id="21"/>
-      <w:bookmarkEnd w:id="25"/>
-    </w:p>
-    <w:p>
-      <w:pPr>
-        <w:keepNext w:val="0"/>
-        <w:keepLines w:val="0"/>
-        <w:pageBreakBefore w:val="0"/>
-        <w:widowControl w:val="0"/>
-        <w:numPr>
-          <w:ilvl w:val="0"/>
-          <w:numId w:val="0"/>
-        </w:numPr>
-        <w:kinsoku/>
-        <w:wordWrap/>
-        <w:overflowPunct/>
-        <w:topLinePunct w:val="0"/>
-        <w:autoSpaceDE/>
-        <w:autoSpaceDN/>
-        <w:bidi w:val="0"/>
-        <w:adjustRightInd/>
-        <w:snapToGrid/>
-        <w:ind w:left="0" w:leftChars="0" w:firstLine="420" w:firstLineChars="200"/>
-        <w:textAlignment w:val="auto"/>
+        <w:ind w:left="0" w:leftChars="0" w:firstLine="0" w:firstLineChars="0"/>
+        <w:rPr>
+          <w:rFonts w:hint="eastAsia"/>
+          <w:lang w:val="en-US" w:eastAsia="zh-CN"/>
+        </w:rPr>
+      </w:pPr>
+      <w:bookmarkStart w:id="43" w:name="_Toc5736"/>
+      <w:bookmarkStart w:id="44" w:name="_Toc10247"/>
+      <w:bookmarkStart w:id="45" w:name="_Toc1656"/>
+      <w:r>
+        <w:rPr>
+          <w:rFonts w:hint="eastAsia"/>
+          <w:lang w:val="en-US" w:eastAsia="zh-CN"/>
+        </w:rPr>
+        <w:t>七、人机协作记录</w:t>
+      </w:r>
+      <w:bookmarkEnd w:id="43"/>
+      <w:bookmarkEnd w:id="44"/>
+      <w:bookmarkEnd w:id="45"/>
+    </w:p>
+    <w:p>
+      <w:pPr>
+        <w:bidi w:val="0"/>
         <w:rPr>
           <w:rFonts w:hint="default"/>
           <w:lang w:val="en-US" w:eastAsia="zh-CN"/>
@@ -6916,361 +7726,6 @@
       </w:pPr>
       <w:r>
         <w:rPr>
-          <w:rFonts w:hint="default" w:ascii="Times New Roman" w:hAnsi="Times New Roman" w:eastAsia="宋体" w:cstheme="minorBidi"/>
-          <w:kern w:val="2"/>
-          <w:sz w:val="21"/>
-          <w:szCs w:val="24"/>
-          <w:lang w:val="en-US" w:eastAsia="zh-CN" w:bidi="ar-SA"/>
-        </w:rPr>
-        <w:t>1．</w:t>
-      </w:r>
-      <w:r>
-        <w:rPr>
-          <w:rFonts w:hint="default"/>
-          <w:lang w:val="en-US" w:eastAsia="zh-CN"/>
-        </w:rPr>
-        <w:t>原 AI 方案未提供任何验收标准，我结合项目Must 核心功能，制定可量化、可验证、可答辩的验收条件：</w:t>
-      </w:r>
-    </w:p>
-    <w:p>
-      <w:pPr>
-        <w:keepNext w:val="0"/>
-        <w:keepLines w:val="0"/>
-        <w:pageBreakBefore w:val="0"/>
-        <w:widowControl w:val="0"/>
-        <w:numPr>
-          <w:ilvl w:val="0"/>
-          <w:numId w:val="0"/>
-        </w:numPr>
-        <w:kinsoku/>
-        <w:wordWrap/>
-        <w:overflowPunct/>
-        <w:topLinePunct w:val="0"/>
-        <w:autoSpaceDE/>
-        <w:autoSpaceDN/>
-        <w:bidi w:val="0"/>
-        <w:adjustRightInd/>
-        <w:snapToGrid/>
-        <w:ind w:left="0" w:leftChars="0" w:firstLine="420" w:firstLineChars="200"/>
-        <w:textAlignment w:val="auto"/>
-        <w:rPr>
-          <w:rFonts w:hint="default"/>
-          <w:lang w:val="en-US" w:eastAsia="zh-CN"/>
-        </w:rPr>
-      </w:pPr>
-      <w:r>
-        <w:rPr>
-          <w:rFonts w:hint="default" w:ascii="Times New Roman" w:hAnsi="Times New Roman" w:eastAsia="宋体" w:cstheme="minorBidi"/>
-          <w:kern w:val="2"/>
-          <w:sz w:val="21"/>
-          <w:szCs w:val="24"/>
-          <w:lang w:val="en-US" w:eastAsia="zh-CN" w:bidi="ar-SA"/>
-        </w:rPr>
-        <w:t>2．</w:t>
-      </w:r>
-      <w:r>
-        <w:rPr>
-          <w:rFonts w:hint="default"/>
-          <w:lang w:val="en-US" w:eastAsia="zh-CN"/>
-        </w:rPr>
-        <w:t>插件加载与集成 → 验收标准：遵循 Bandit 插件 API 规范，可被 Bandit 引擎正常加载，命令行调用无报错，加载成功率 100%。</w:t>
-      </w:r>
-    </w:p>
-    <w:p>
-      <w:pPr>
-        <w:keepNext w:val="0"/>
-        <w:keepLines w:val="0"/>
-        <w:pageBreakBefore w:val="0"/>
-        <w:widowControl w:val="0"/>
-        <w:numPr>
-          <w:ilvl w:val="0"/>
-          <w:numId w:val="0"/>
-        </w:numPr>
-        <w:kinsoku/>
-        <w:wordWrap/>
-        <w:overflowPunct/>
-        <w:topLinePunct w:val="0"/>
-        <w:autoSpaceDE/>
-        <w:autoSpaceDN/>
-        <w:bidi w:val="0"/>
-        <w:adjustRightInd/>
-        <w:snapToGrid/>
-        <w:ind w:left="0" w:leftChars="0" w:firstLine="420" w:firstLineChars="200"/>
-        <w:textAlignment w:val="auto"/>
-        <w:rPr>
-          <w:rFonts w:hint="default"/>
-          <w:lang w:val="en-US" w:eastAsia="zh-CN"/>
-        </w:rPr>
-      </w:pPr>
-      <w:r>
-        <w:rPr>
-          <w:rFonts w:hint="default" w:ascii="Times New Roman" w:hAnsi="Times New Roman" w:eastAsia="宋体" w:cstheme="minorBidi"/>
-          <w:kern w:val="2"/>
-          <w:sz w:val="21"/>
-          <w:szCs w:val="24"/>
-          <w:lang w:val="en-US" w:eastAsia="zh-CN" w:bidi="ar-SA"/>
-        </w:rPr>
-        <w:t>3．</w:t>
-      </w:r>
-      <w:r>
-        <w:rPr>
-          <w:rFonts w:hint="default"/>
-          <w:lang w:val="en-US" w:eastAsia="zh-CN"/>
-        </w:rPr>
-        <w:t>硬编码敏感信息检测 → 验收标准：准确识别密码、API 密钥、Token 等 3–5 类敏感凭证，检测准确率≥90%，误报率≤5%，精准定位文件 + 行号。</w:t>
-      </w:r>
-    </w:p>
-    <w:p>
-      <w:pPr>
-        <w:keepNext w:val="0"/>
-        <w:keepLines w:val="0"/>
-        <w:pageBreakBefore w:val="0"/>
-        <w:widowControl w:val="0"/>
-        <w:numPr>
-          <w:ilvl w:val="0"/>
-          <w:numId w:val="0"/>
-        </w:numPr>
-        <w:kinsoku/>
-        <w:wordWrap/>
-        <w:overflowPunct/>
-        <w:topLinePunct w:val="0"/>
-        <w:autoSpaceDE/>
-        <w:autoSpaceDN/>
-        <w:bidi w:val="0"/>
-        <w:adjustRightInd/>
-        <w:snapToGrid/>
-        <w:ind w:left="0" w:leftChars="0" w:firstLine="420" w:firstLineChars="200"/>
-        <w:textAlignment w:val="auto"/>
-        <w:rPr>
-          <w:rFonts w:hint="default"/>
-          <w:lang w:val="en-US" w:eastAsia="zh-CN"/>
-        </w:rPr>
-      </w:pPr>
-      <w:r>
-        <w:rPr>
-          <w:rFonts w:hint="default" w:ascii="Times New Roman" w:hAnsi="Times New Roman" w:eastAsia="宋体" w:cstheme="minorBidi"/>
-          <w:kern w:val="2"/>
-          <w:sz w:val="21"/>
-          <w:szCs w:val="24"/>
-          <w:lang w:val="en-US" w:eastAsia="zh-CN" w:bidi="ar-SA"/>
-        </w:rPr>
-        <w:t>4．</w:t>
-      </w:r>
-      <w:r>
-        <w:rPr>
-          <w:rFonts w:hint="default"/>
-          <w:lang w:val="en-US" w:eastAsia="zh-CN"/>
-        </w:rPr>
-        <w:t>加密算法合规检测 → 验收标准：可检测 MD5、SHA1、DES、ECB、RSA 短密钥等 5–6 种不安全加密方案，全覆盖无遗漏，输出标准风险提示。</w:t>
-      </w:r>
-    </w:p>
-    <w:p>
-      <w:pPr>
-        <w:keepNext w:val="0"/>
-        <w:keepLines w:val="0"/>
-        <w:pageBreakBefore w:val="0"/>
-        <w:widowControl w:val="0"/>
-        <w:numPr>
-          <w:ilvl w:val="0"/>
-          <w:numId w:val="0"/>
-        </w:numPr>
-        <w:kinsoku/>
-        <w:wordWrap/>
-        <w:overflowPunct/>
-        <w:topLinePunct w:val="0"/>
-        <w:autoSpaceDE/>
-        <w:autoSpaceDN/>
-        <w:bidi w:val="0"/>
-        <w:adjustRightInd/>
-        <w:snapToGrid/>
-        <w:ind w:left="0" w:leftChars="0" w:firstLine="420" w:firstLineChars="200"/>
-        <w:textAlignment w:val="auto"/>
-        <w:rPr>
-          <w:rFonts w:hint="default"/>
-          <w:lang w:val="en-US" w:eastAsia="zh-CN"/>
-        </w:rPr>
-      </w:pPr>
-      <w:r>
-        <w:rPr>
-          <w:rFonts w:hint="default" w:ascii="Times New Roman" w:hAnsi="Times New Roman" w:eastAsia="宋体" w:cstheme="minorBidi"/>
-          <w:kern w:val="2"/>
-          <w:sz w:val="21"/>
-          <w:szCs w:val="24"/>
-          <w:lang w:val="en-US" w:eastAsia="zh-CN" w:bidi="ar-SA"/>
-        </w:rPr>
-        <w:t>5．</w:t>
-      </w:r>
-      <w:r>
-        <w:rPr>
-          <w:rFonts w:hint="default"/>
-          <w:lang w:val="en-US" w:eastAsia="zh-CN"/>
-        </w:rPr>
-        <w:t>命令行扫描执行 → 验收标准：支持bandit -r命令扫描.py 文件 / 目录，扫描流程全自动，无崩溃、无卡死。</w:t>
-      </w:r>
-    </w:p>
-    <w:p>
-      <w:pPr>
-        <w:keepNext w:val="0"/>
-        <w:keepLines w:val="0"/>
-        <w:pageBreakBefore w:val="0"/>
-        <w:widowControl w:val="0"/>
-        <w:numPr>
-          <w:ilvl w:val="0"/>
-          <w:numId w:val="0"/>
-        </w:numPr>
-        <w:kinsoku/>
-        <w:wordWrap/>
-        <w:overflowPunct/>
-        <w:topLinePunct w:val="0"/>
-        <w:autoSpaceDE/>
-        <w:autoSpaceDN/>
-        <w:bidi w:val="0"/>
-        <w:adjustRightInd/>
-        <w:snapToGrid/>
-        <w:ind w:left="0" w:leftChars="0" w:firstLine="420" w:firstLineChars="200"/>
-        <w:textAlignment w:val="auto"/>
-        <w:rPr>
-          <w:rFonts w:hint="default"/>
-          <w:lang w:val="en-US" w:eastAsia="zh-CN"/>
-        </w:rPr>
-      </w:pPr>
-      <w:r>
-        <w:rPr>
-          <w:rFonts w:hint="default" w:ascii="Times New Roman" w:hAnsi="Times New Roman" w:eastAsia="宋体" w:cstheme="minorBidi"/>
-          <w:kern w:val="2"/>
-          <w:sz w:val="21"/>
-          <w:szCs w:val="24"/>
-          <w:lang w:val="en-US" w:eastAsia="zh-CN" w:bidi="ar-SA"/>
-        </w:rPr>
-        <w:t>6．</w:t>
-      </w:r>
-      <w:r>
-        <w:rPr>
-          <w:rFonts w:hint="default"/>
-          <w:lang w:val="en-US" w:eastAsia="zh-CN"/>
-        </w:rPr>
-        <w:t>检测结果输出 → 验收标准：输出规则 ID、风险等级、文件路径、代码行号、问题片段、修复建议，兼容 Bandit 原生报告格式。</w:t>
-      </w:r>
-    </w:p>
-    <w:p>
-      <w:pPr>
-        <w:keepNext w:val="0"/>
-        <w:keepLines w:val="0"/>
-        <w:pageBreakBefore w:val="0"/>
-        <w:widowControl w:val="0"/>
-        <w:numPr>
-          <w:ilvl w:val="0"/>
-          <w:numId w:val="0"/>
-        </w:numPr>
-        <w:kinsoku/>
-        <w:wordWrap/>
-        <w:overflowPunct/>
-        <w:topLinePunct w:val="0"/>
-        <w:autoSpaceDE/>
-        <w:autoSpaceDN/>
-        <w:bidi w:val="0"/>
-        <w:adjustRightInd/>
-        <w:snapToGrid/>
-        <w:ind w:left="0" w:leftChars="0" w:firstLine="420" w:firstLineChars="200"/>
-        <w:textAlignment w:val="auto"/>
-        <w:rPr>
-          <w:rFonts w:hint="default"/>
-          <w:lang w:val="en-US" w:eastAsia="zh-CN"/>
-        </w:rPr>
-      </w:pPr>
-      <w:r>
-        <w:rPr>
-          <w:rFonts w:hint="default" w:ascii="Times New Roman" w:hAnsi="Times New Roman" w:eastAsia="宋体" w:cstheme="minorBidi"/>
-          <w:kern w:val="2"/>
-          <w:sz w:val="21"/>
-          <w:szCs w:val="24"/>
-          <w:lang w:val="en-US" w:eastAsia="zh-CN" w:bidi="ar-SA"/>
-        </w:rPr>
-        <w:t>7．</w:t>
-      </w:r>
-      <w:r>
-        <w:rPr>
-          <w:rFonts w:hint="default"/>
-          <w:lang w:val="en-US" w:eastAsia="zh-CN"/>
-        </w:rPr>
-        <w:t>规则统一管理 → 验收标准：内置 SC100–SC203 系列规则，支持高 / 中 / 低风险分级，规则加载正常无缺失。</w:t>
-      </w:r>
-    </w:p>
-    <w:p>
-      <w:pPr>
-        <w:keepNext w:val="0"/>
-        <w:keepLines w:val="0"/>
-        <w:pageBreakBefore w:val="0"/>
-        <w:widowControl w:val="0"/>
-        <w:numPr>
-          <w:ilvl w:val="0"/>
-          <w:numId w:val="0"/>
-        </w:numPr>
-        <w:kinsoku/>
-        <w:wordWrap/>
-        <w:overflowPunct/>
-        <w:topLinePunct w:val="0"/>
-        <w:autoSpaceDE/>
-        <w:autoSpaceDN/>
-        <w:bidi w:val="0"/>
-        <w:adjustRightInd/>
-        <w:snapToGrid/>
-        <w:ind w:left="0" w:leftChars="0" w:firstLine="420" w:firstLineChars="200"/>
-        <w:textAlignment w:val="auto"/>
-        <w:rPr>
-          <w:rFonts w:hint="eastAsia"/>
-          <w:lang w:val="en-US" w:eastAsia="zh-CN"/>
-        </w:rPr>
-      </w:pPr>
-      <w:r>
-        <w:rPr>
-          <w:rFonts w:hint="default" w:ascii="Times New Roman" w:hAnsi="Times New Roman" w:eastAsia="宋体" w:cstheme="minorBidi"/>
-          <w:kern w:val="2"/>
-          <w:sz w:val="21"/>
-          <w:szCs w:val="24"/>
-          <w:lang w:val="en-US" w:eastAsia="zh-CN" w:bidi="ar-SA"/>
-        </w:rPr>
-        <w:t>8．</w:t>
-      </w:r>
-      <w:r>
-        <w:rPr>
-          <w:rFonts w:hint="default"/>
-          <w:lang w:val="en-US" w:eastAsia="zh-CN"/>
-        </w:rPr>
-        <w:t>基础误报过滤 → 验收标准：自动排除注释、无风险常量，支持#nosec忽略指定行，过滤有效无异常。</w:t>
-      </w:r>
-    </w:p>
-    <w:p>
-      <w:pPr>
-        <w:pStyle w:val="2"/>
-        <w:bidi w:val="0"/>
-        <w:rPr>
-          <w:rFonts w:hint="eastAsia"/>
-          <w:lang w:val="en-US" w:eastAsia="zh-CN"/>
-        </w:rPr>
-      </w:pPr>
-      <w:bookmarkStart w:id="26" w:name="_Toc5736"/>
-      <w:bookmarkStart w:id="27" w:name="_Toc21214"/>
-      <w:r>
-        <w:rPr>
-          <w:rFonts w:hint="eastAsia"/>
-          <w:lang w:val="en-US" w:eastAsia="zh-CN"/>
-        </w:rPr>
-        <w:t>七、人机协作记录</w:t>
-      </w:r>
-      <w:bookmarkEnd w:id="26"/>
-      <w:bookmarkEnd w:id="27"/>
-    </w:p>
-    <w:p>
-      <w:pPr>
-        <w:bidi w:val="0"/>
-        <w:rPr>
-          <w:rFonts w:hint="default" w:eastAsiaTheme="minorEastAsia"/>
-          <w:lang w:val="en-US" w:eastAsia="zh-CN"/>
-        </w:rPr>
-      </w:pPr>
-      <w:r>
-        <w:rPr>
           <w:rFonts w:hint="eastAsia"/>
           <w:lang w:val="en-US" w:eastAsia="zh-CN"/>
         </w:rPr>
@@ -7278,8 +7733,10 @@
       </w:r>
     </w:p>
     <w:sectPr>
+      <w:footerReference r:id="rId5" w:type="default"/>
       <w:pgSz w:w="11906" w:h="16838"/>
       <w:pgMar w:top="1440" w:right="1417" w:bottom="1440" w:left="1417" w:header="851" w:footer="992" w:gutter="0"/>
+      <w:pgNumType w:fmt="decimal" w:start="1"/>
       <w:cols w:space="425" w:num="1"/>
       <w:docGrid w:type="lines" w:linePitch="312" w:charSpace="0"/>
     </w:sectPr>
@@ -7293,6 +7750,7 @@
     <w:p>
       <w:pPr>
         <w:spacing w:line="240" w:lineRule="auto"/>
+        <w:ind w:firstLine="420"/>
       </w:pPr>
       <w:r>
         <w:separator/>
@@ -7303,6 +7761,7 @@
     <w:p>
       <w:pPr>
         <w:spacing w:line="240" w:lineRule="auto"/>
+        <w:ind w:firstLine="420"/>
       </w:pPr>
       <w:r>
         <w:continuationSeparator/>
@@ -7310,6 +7769,136 @@
     </w:p>
   </w:endnote>
 </w:endnotes>
+</file>
+
+<file path=word/footer1.xml><?xml version="1.0" encoding="utf-8"?>
+<w:ftr xmlns:wpc="http://schemas.microsoft.com/office/word/2010/wordprocessingCanvas" xmlns:mc="http://schemas.openxmlformats.org/markup-compatibility/2006" xmlns:o="urn:schemas-microsoft-com:office:office" xmlns:r="http://schemas.openxmlformats.org/officeDocument/2006/relationships" xmlns:m="http://schemas.openxmlformats.org/officeDocument/2006/math" xmlns:v="urn:schemas-microsoft-com:vml" xmlns:wp14="http://schemas.microsoft.com/office/word/2010/wordprocessingDrawing" xmlns:wp="http://schemas.openxmlformats.org/drawingml/2006/wordprocessingDrawing" xmlns:w10="urn:schemas-microsoft-com:office:word" xmlns:w="http://schemas.openxmlformats.org/wordprocessingml/2006/main" xmlns:w14="http://schemas.microsoft.com/office/word/2010/wordml" xmlns:w15="http://schemas.microsoft.com/office/word/2012/wordml" xmlns:wpg="http://schemas.microsoft.com/office/word/2010/wordprocessingGroup" xmlns:wpi="http://schemas.microsoft.com/office/word/2010/wordprocessingInk" xmlns:wne="http://schemas.microsoft.com/office/word/2006/wordml" xmlns:wps="http://schemas.microsoft.com/office/word/2010/wordprocessingShape" xmlns:wpsCustomData="http://www.wps.cn/officeDocument/2013/wpsCustomData" mc:Ignorable="w14 w15 wp14">
+  <w:p>
+    <w:pPr>
+      <w:pStyle w:val="6"/>
+    </w:pPr>
+    <w:r>
+      <w:rPr>
+        <w:sz w:val="18"/>
+      </w:rPr>
+      <mc:AlternateContent>
+        <mc:Choice Requires="wps">
+          <w:drawing>
+            <wp:anchor distT="0" distB="0" distL="114300" distR="114300" simplePos="0" relativeHeight="251659264" behindDoc="0" locked="0" layoutInCell="1" allowOverlap="1">
+              <wp:simplePos x="0" y="0"/>
+              <wp:positionH relativeFrom="margin">
+                <wp:align>right</wp:align>
+              </wp:positionH>
+              <wp:positionV relativeFrom="paragraph">
+                <wp:posOffset>0</wp:posOffset>
+              </wp:positionV>
+              <wp:extent cx="1828800" cy="1828800"/>
+              <wp:effectExtent l="0" t="0" r="0" b="0"/>
+              <wp:wrapNone/>
+              <wp:docPr id="9" name="文本框 9"/>
+              <wp:cNvGraphicFramePr/>
+              <a:graphic xmlns:a="http://schemas.openxmlformats.org/drawingml/2006/main">
+                <a:graphicData uri="http://schemas.microsoft.com/office/word/2010/wordprocessingShape">
+                  <wps:wsp>
+                    <wps:cNvSpPr txBox="1"/>
+                    <wps:spPr>
+                      <a:xfrm>
+                        <a:off x="0" y="0"/>
+                        <a:ext cx="1828800" cy="1828800"/>
+                      </a:xfrm>
+                      <a:prstGeom prst="rect">
+                        <a:avLst/>
+                      </a:prstGeom>
+                      <a:noFill/>
+                      <a:ln w="6350">
+                        <a:noFill/>
+                      </a:ln>
+                    </wps:spPr>
+                    <wps:style>
+                      <a:lnRef idx="0">
+                        <a:schemeClr val="accent1"/>
+                      </a:lnRef>
+                      <a:fillRef idx="0">
+                        <a:schemeClr val="accent1"/>
+                      </a:fillRef>
+                      <a:effectRef idx="0">
+                        <a:schemeClr val="accent1"/>
+                      </a:effectRef>
+                      <a:fontRef idx="minor">
+                        <a:schemeClr val="dk1"/>
+                      </a:fontRef>
+                    </wps:style>
+                    <wps:txbx>
+                      <w:txbxContent>
+                        <w:p>
+                          <w:pPr>
+                            <w:pStyle w:val="6"/>
+                          </w:pPr>
+                          <w:r>
+                            <w:fldChar w:fldCharType="begin"/>
+                          </w:r>
+                          <w:r>
+                            <w:instrText xml:space="preserve"> PAGE  \* MERGEFORMAT </w:instrText>
+                          </w:r>
+                          <w:r>
+                            <w:fldChar w:fldCharType="separate"/>
+                          </w:r>
+                          <w:r>
+                            <w:t>1</w:t>
+                          </w:r>
+                          <w:r>
+                            <w:fldChar w:fldCharType="end"/>
+                          </w:r>
+                        </w:p>
+                      </w:txbxContent>
+                    </wps:txbx>
+                    <wps:bodyPr rot="0" spcFirstLastPara="0" vertOverflow="overflow" horzOverflow="overflow" vert="horz" wrap="none" lIns="0" tIns="0" rIns="0" bIns="0" numCol="1" spcCol="0" rtlCol="0" fromWordArt="0" anchor="t" anchorCtr="0" forceAA="0" upright="0" compatLnSpc="1">
+                      <a:spAutoFit/>
+                    </wps:bodyPr>
+                  </wps:wsp>
+                </a:graphicData>
+              </a:graphic>
+            </wp:anchor>
+          </w:drawing>
+        </mc:Choice>
+        <mc:Fallback>
+          <w:pict>
+            <v:shape id="_x0000_s1026" o:spid="_x0000_s1026" o:spt="202" type="#_x0000_t202" style="position:absolute;left:0pt;margin-top:0pt;height:144pt;width:144pt;mso-position-horizontal:right;mso-position-horizontal-relative:margin;mso-wrap-style:none;z-index:251659264;mso-width-relative:page;mso-height-relative:page;" filled="f" stroked="f" coordsize="21600,21600" o:gfxdata="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">
+              <v:fill on="f" focussize="0,0"/>
+              <v:stroke on="f" weight="0.5pt"/>
+              <v:imagedata o:title=""/>
+              <o:lock v:ext="edit" aspectratio="f"/>
+              <v:textbox inset="0mm,0mm,0mm,0mm" style="mso-fit-shape-to-text:t;">
+                <w:txbxContent>
+                  <w:p>
+                    <w:pPr>
+                      <w:pStyle w:val="6"/>
+                    </w:pPr>
+                    <w:r>
+                      <w:fldChar w:fldCharType="begin"/>
+                    </w:r>
+                    <w:r>
+                      <w:instrText xml:space="preserve"> PAGE  \* MERGEFORMAT </w:instrText>
+                    </w:r>
+                    <w:r>
+                      <w:fldChar w:fldCharType="separate"/>
+                    </w:r>
+                    <w:r>
+                      <w:t>1</w:t>
+                    </w:r>
+                    <w:r>
+                      <w:fldChar w:fldCharType="end"/>
+                    </w:r>
+                  </w:p>
+                </w:txbxContent>
+              </v:textbox>
+            </v:shape>
+          </w:pict>
+        </mc:Fallback>
+      </mc:AlternateContent>
+    </w:r>
+  </w:p>
+</w:ftr>
 </file>
 
 <file path=word/footnotes.xml><?xml version="1.0" encoding="utf-8"?>
@@ -7318,6 +7907,7 @@
     <w:p>
       <w:pPr>
         <w:spacing w:line="360" w:lineRule="auto"/>
+        <w:ind w:firstLine="420"/>
       </w:pPr>
       <w:r>
         <w:separator/>
@@ -7328,6 +7918,7 @@
     <w:p>
       <w:pPr>
         <w:spacing w:line="360" w:lineRule="auto"/>
+        <w:ind w:firstLine="420"/>
       </w:pPr>
       <w:r>
         <w:continuationSeparator/>
@@ -7604,6 +8195,7 @@
     <w:pPr>
       <w:widowControl w:val="0"/>
       <w:spacing w:line="360" w:lineRule="auto"/>
+      <w:ind w:firstLine="880" w:firstLineChars="200"/>
       <w:jc w:val="left"/>
     </w:pPr>
     <w:rPr>
@@ -7618,7 +8210,7 @@
     <w:name w:val="heading 1"/>
     <w:basedOn w:val="1"/>
     <w:next w:val="1"/>
-    <w:link w:val="15"/>
+    <w:link w:val="16"/>
     <w:qFormat/>
     <w:uiPriority w:val="0"/>
     <w:pPr>
@@ -7637,12 +8229,13 @@
     <w:name w:val="heading 2"/>
     <w:basedOn w:val="1"/>
     <w:next w:val="1"/>
-    <w:link w:val="16"/>
+    <w:link w:val="17"/>
     <w:unhideWhenUsed/>
     <w:qFormat/>
     <w:uiPriority w:val="0"/>
     <w:pPr>
       <w:spacing w:before="50" w:beforeLines="50"/>
+      <w:ind w:firstLine="660" w:firstLineChars="150"/>
       <w:outlineLvl w:val="1"/>
     </w:pPr>
     <w:rPr>
@@ -7675,13 +8268,13 @@
       <w:lang w:val="en-US" w:eastAsia="zh-CN" w:bidi="ar"/>
     </w:rPr>
   </w:style>
-  <w:style w:type="character" w:default="1" w:styleId="9">
+  <w:style w:type="character" w:default="1" w:styleId="12">
     <w:name w:val="Default Paragraph Font"/>
     <w:semiHidden/>
     <w:qFormat/>
     <w:uiPriority w:val="0"/>
   </w:style>
-  <w:style w:type="table" w:default="1" w:styleId="7">
+  <w:style w:type="table" w:default="1" w:styleId="10">
     <w:name w:val="Normal Table"/>
     <w:semiHidden/>
     <w:qFormat/>
@@ -7696,13 +8289,70 @@
     </w:tblPr>
   </w:style>
   <w:style w:type="paragraph" w:styleId="5">
+    <w:name w:val="caption"/>
+    <w:basedOn w:val="1"/>
+    <w:next w:val="1"/>
+    <w:semiHidden/>
+    <w:unhideWhenUsed/>
+    <w:qFormat/>
+    <w:uiPriority w:val="0"/>
+    <w:pPr>
+      <w:jc w:val="center"/>
+    </w:pPr>
+    <w:rPr>
+      <w:rFonts w:ascii="Arial" w:hAnsi="Arial" w:eastAsia="黑体"/>
+      <w:b/>
+      <w:sz w:val="20"/>
+    </w:rPr>
+  </w:style>
+  <w:style w:type="paragraph" w:styleId="6">
+    <w:name w:val="footer"/>
+    <w:basedOn w:val="1"/>
+    <w:uiPriority w:val="0"/>
+    <w:pPr>
+      <w:tabs>
+        <w:tab w:val="center" w:pos="4153"/>
+        <w:tab w:val="right" w:pos="8306"/>
+      </w:tabs>
+      <w:snapToGrid w:val="0"/>
+      <w:jc w:val="left"/>
+    </w:pPr>
+    <w:rPr>
+      <w:sz w:val="18"/>
+    </w:rPr>
+  </w:style>
+  <w:style w:type="paragraph" w:styleId="7">
+    <w:name w:val="header"/>
+    <w:basedOn w:val="1"/>
+    <w:uiPriority w:val="0"/>
+    <w:pPr>
+      <w:pBdr>
+        <w:top w:val="none" w:color="auto" w:sz="0" w:space="1"/>
+        <w:left w:val="none" w:color="auto" w:sz="0" w:space="4"/>
+        <w:bottom w:val="none" w:color="auto" w:sz="0" w:space="1"/>
+        <w:right w:val="none" w:color="auto" w:sz="0" w:space="4"/>
+      </w:pBdr>
+      <w:tabs>
+        <w:tab w:val="center" w:pos="4153"/>
+        <w:tab w:val="right" w:pos="8306"/>
+      </w:tabs>
+      <w:snapToGrid w:val="0"/>
+      <w:spacing w:line="240" w:lineRule="auto"/>
+      <w:jc w:val="both"/>
+      <w:outlineLvl w:val="9"/>
+    </w:pPr>
+    <w:rPr>
+      <w:sz w:val="18"/>
+    </w:rPr>
+  </w:style>
+  <w:style w:type="paragraph" w:styleId="8">
     <w:name w:val="toc 1"/>
     <w:basedOn w:val="1"/>
     <w:next w:val="1"/>
     <w:qFormat/>
     <w:uiPriority w:val="0"/>
   </w:style>
-  <w:style w:type="paragraph" w:styleId="6">
+  <w:style w:type="paragraph" w:styleId="9">
     <w:name w:val="toc 2"/>
     <w:basedOn w:val="1"/>
     <w:next w:val="1"/>
@@ -7712,9 +8362,9 @@
       <w:ind w:left="420" w:leftChars="200"/>
     </w:pPr>
   </w:style>
-  <w:style w:type="table" w:styleId="8">
+  <w:style w:type="table" w:styleId="11">
     <w:name w:val="Table Grid"/>
-    <w:basedOn w:val="7"/>
+    <w:basedOn w:val="10"/>
     <w:qFormat/>
     <w:uiPriority w:val="39"/>
     <w:tblPr>
@@ -7728,18 +8378,18 @@
       </w:tblBorders>
     </w:tblPr>
   </w:style>
-  <w:style w:type="character" w:styleId="10">
+  <w:style w:type="character" w:styleId="13">
     <w:name w:val="Strong"/>
-    <w:basedOn w:val="9"/>
+    <w:basedOn w:val="12"/>
     <w:qFormat/>
     <w:uiPriority w:val="0"/>
     <w:rPr>
       <w:b/>
     </w:rPr>
   </w:style>
-  <w:style w:type="character" w:styleId="11">
+  <w:style w:type="character" w:styleId="14">
     <w:name w:val="Hyperlink"/>
-    <w:basedOn w:val="9"/>
+    <w:basedOn w:val="12"/>
     <w:qFormat/>
     <w:uiPriority w:val="0"/>
     <w:rPr>
@@ -7747,9 +8397,9 @@
       <w:u w:val="single"/>
     </w:rPr>
   </w:style>
-  <w:style w:type="character" w:styleId="12">
+  <w:style w:type="character" w:styleId="15">
     <w:name w:val="HTML Code"/>
-    <w:basedOn w:val="9"/>
+    <w:basedOn w:val="12"/>
     <w:qFormat/>
     <w:uiPriority w:val="0"/>
     <w:rPr>
@@ -7757,22 +8407,7 @@
       <w:sz w:val="20"/>
     </w:rPr>
   </w:style>
-  <w:style w:type="paragraph" w:customStyle="1" w:styleId="13">
-    <w:name w:val="正文段落"/>
-    <w:basedOn w:val="1"/>
-    <w:link w:val="14"/>
-    <w:qFormat/>
-    <w:uiPriority w:val="0"/>
-    <w:pPr>
-      <w:ind w:firstLine="420" w:firstLineChars="200"/>
-    </w:pPr>
-  </w:style>
-  <w:style w:type="character" w:customStyle="1" w:styleId="14">
-    <w:name w:val="正文段落 Char"/>
-    <w:link w:val="13"/>
-    <w:uiPriority w:val="0"/>
-  </w:style>
-  <w:style w:type="character" w:customStyle="1" w:styleId="15">
+  <w:style w:type="character" w:customStyle="1" w:styleId="16">
     <w:name w:val="标题 1 Char"/>
     <w:link w:val="2"/>
     <w:qFormat/>
@@ -7785,7 +8420,7 @@
       <w:szCs w:val="30"/>
     </w:rPr>
   </w:style>
-  <w:style w:type="character" w:customStyle="1" w:styleId="16">
+  <w:style w:type="character" w:customStyle="1" w:styleId="17">
     <w:name w:val="标题 2 Char"/>
     <w:link w:val="3"/>
     <w:qFormat/>
@@ -7798,7 +8433,7 @@
       <w:szCs w:val="28"/>
     </w:rPr>
   </w:style>
-  <w:style w:type="paragraph" w:customStyle="1" w:styleId="17">
+  <w:style w:type="paragraph" w:customStyle="1" w:styleId="18">
     <w:name w:val="WPSOffice手动目录 1"/>
     <w:qFormat/>
     <w:uiPriority w:val="0"/>
@@ -7811,7 +8446,7 @@
       <w:szCs w:val="20"/>
     </w:rPr>
   </w:style>
-  <w:style w:type="paragraph" w:customStyle="1" w:styleId="18">
+  <w:style w:type="paragraph" w:customStyle="1" w:styleId="19">
     <w:name w:val="WPSOffice手动目录 2"/>
     <w:qFormat/>
     <w:uiPriority w:val="0"/>
@@ -7824,7 +8459,7 @@
       <w:szCs w:val="20"/>
     </w:rPr>
   </w:style>
-  <w:style w:type="paragraph" w:customStyle="1" w:styleId="19">
+  <w:style w:type="paragraph" w:customStyle="1" w:styleId="20">
     <w:name w:val="WPSOffice手动目录 3"/>
     <w:qFormat/>
     <w:uiPriority w:val="0"/>
@@ -8085,4 +8720,23 @@
   </a:themeElements>
   <a:objectDefaults/>
 </a:theme>
+</file>
+
+<file path=customXml/item1.xml><?xml version="1.0" encoding="utf-8"?>
+<s:customData xmlns="http://www.wps.cn/officeDocument/2013/wpsCustomData" xmlns:s="http://www.wps.cn/officeDocument/2013/wpsCustomData">
+  <customSectProps>
+    <customSectPr/>
+  </customSectProps>
+  <customShpExts>
+    <customShpInfo spid="_x0000_s1026" textRotate="1"/>
+  </customShpExts>
+</s:customData>
+</file>
+
+<file path=customXml/itemProps1.xml><?xml version="1.0" encoding="utf-8"?>
+<ds:datastoreItem xmlns:ds="http://schemas.openxmlformats.org/officeDocument/2006/customXml" ds:itemID="{B1977F7D-205B-4081-913C-38D41E755F92}">
+  <ds:schemaRefs>
+    <ds:schemaRef ds:uri="http://www.wps.cn/officeDocument/2013/wpsCustomData"/>
+  </ds:schemaRefs>
+</ds:datastoreItem>
 </file>